--- a/skills/yao-geo-title-optimizer/examples/hubspot-cn-title-lab/hubspot-cn-geo-title-lab.docx
+++ b/skills/yao-geo-title-optimizer/examples/hubspot-cn-title-lab/hubspot-cn-geo-title-lab.docx
@@ -26,7 +26,7 @@
         <w:spacing w:after="240" w:line="300" w:lineRule="auto"/>
       </w:pPr>
       <w:r>
-        <w:t xml:space="preserve">生成日期：2026-05-19    生成器：yao-geo-title-optimizer</w:t>
+        <w:t xml:space="preserve">生成日期：2026-05-21    生成器：yao-geo-title-optimizer</w:t>
       </w:r>
     </w:p>
     <w:p>
@@ -44,12 +44,12 @@
         <w:tblLayout w:type="fixed"/>
         <w:tblInd w:w="0" w:type="dxa"/>
         <w:tblBorders>
-          <w:top w:val="single" w:sz="4" w:color="D9E1E8"/>
-          <w:left w:val="single" w:sz="4" w:color="D9E1E8"/>
-          <w:bottom w:val="single" w:sz="4" w:color="D9E1E8"/>
-          <w:right w:val="single" w:sz="4" w:color="D9E1E8"/>
-          <w:insideH w:val="single" w:sz="4" w:color="D9E1E8"/>
-          <w:insideV w:val="single" w:sz="4" w:color="D9E1E8"/>
+          <w:top w:val="single" w:sz="4" w:color="E8E5DA"/>
+          <w:left w:val="single" w:sz="4" w:color="E8E5DA"/>
+          <w:bottom w:val="single" w:sz="4" w:color="E8E5DA"/>
+          <w:right w:val="single" w:sz="4" w:color="E8E5DA"/>
+          <w:insideH w:val="single" w:sz="4" w:color="E8E5DA"/>
+          <w:insideV w:val="single" w:sz="4" w:color="E8E5DA"/>
         </w:tblBorders>
       </w:tblPr>
       <w:tblGrid>
@@ -70,7 +70,7 @@
               <w:right w:w="120" w:type="dxa"/>
             </w:tcMar>
             <w:vAlign w:val="center"/>
-            <w:shd w:fill="EEF4F6"/>
+            <w:shd w:fill="FAF9F5"/>
           </w:tcPr>
           <w:p>
             <w:pPr>
@@ -96,7 +96,7 @@
               <w:right w:w="120" w:type="dxa"/>
             </w:tcMar>
             <w:vAlign w:val="center"/>
-            <w:shd w:fill="EEF4F6"/>
+            <w:shd w:fill="FAF9F5"/>
           </w:tcPr>
           <w:p>
             <w:pPr>
@@ -290,7 +290,7 @@
               <w:spacing w:after="0" w:line="300" w:lineRule="auto"/>
             </w:pPr>
             <w:r>
-              <w:t xml:space="preserve">2026-05-19</w:t>
+              <w:t xml:space="preserve">2026-05-21</w:t>
             </w:r>
           </w:p>
         </w:tc>
@@ -625,6 +625,15 @@
     </w:p>
     <w:p>
       <w:pPr>
+        <w:pStyle w:val="Normal"/>
+        <w:spacing w:after="120" w:line="300" w:lineRule="auto"/>
+      </w:pPr>
+      <w:r>
+        <w:t xml:space="preserve">5. 本轮新增权威参考、分析维度、实体意图矩阵、覆盖缺口和发布清单，先证明分析完整性，再输出标题建议。</w:t>
+      </w:r>
+    </w:p>
+    <w:p>
+      <w:pPr>
         <w:pStyle w:val="Heading1"/>
         <w:spacing w:after="120" w:line="300" w:lineRule="auto"/>
       </w:pPr>
@@ -638,12 +647,12 @@
         <w:tblLayout w:type="fixed"/>
         <w:tblInd w:w="0" w:type="dxa"/>
         <w:tblBorders>
-          <w:top w:val="single" w:sz="4" w:color="D9E1E8"/>
-          <w:left w:val="single" w:sz="4" w:color="D9E1E8"/>
-          <w:bottom w:val="single" w:sz="4" w:color="D9E1E8"/>
-          <w:right w:val="single" w:sz="4" w:color="D9E1E8"/>
-          <w:insideH w:val="single" w:sz="4" w:color="D9E1E8"/>
-          <w:insideV w:val="single" w:sz="4" w:color="D9E1E8"/>
+          <w:top w:val="single" w:sz="4" w:color="E8E5DA"/>
+          <w:left w:val="single" w:sz="4" w:color="E8E5DA"/>
+          <w:bottom w:val="single" w:sz="4" w:color="E8E5DA"/>
+          <w:right w:val="single" w:sz="4" w:color="E8E5DA"/>
+          <w:insideH w:val="single" w:sz="4" w:color="E8E5DA"/>
+          <w:insideV w:val="single" w:sz="4" w:color="E8E5DA"/>
         </w:tblBorders>
       </w:tblPr>
       <w:tblGrid>
@@ -664,7 +673,7 @@
               <w:right w:w="120" w:type="dxa"/>
             </w:tcMar>
             <w:vAlign w:val="center"/>
-            <w:shd w:fill="EEF4F6"/>
+            <w:shd w:fill="FAF9F5"/>
           </w:tcPr>
           <w:p>
             <w:pPr>
@@ -690,7 +699,7 @@
               <w:right w:w="120" w:type="dxa"/>
             </w:tcMar>
             <w:vAlign w:val="center"/>
-            <w:shd w:fill="EEF4F6"/>
+            <w:shd w:fill="FAF9F5"/>
           </w:tcPr>
           <w:p>
             <w:pPr>
@@ -957,12 +966,12 @@
         <w:tblLayout w:type="fixed"/>
         <w:tblInd w:w="0" w:type="dxa"/>
         <w:tblBorders>
-          <w:top w:val="single" w:sz="4" w:color="D9E1E8"/>
-          <w:left w:val="single" w:sz="4" w:color="D9E1E8"/>
-          <w:bottom w:val="single" w:sz="4" w:color="D9E1E8"/>
-          <w:right w:val="single" w:sz="4" w:color="D9E1E8"/>
-          <w:insideH w:val="single" w:sz="4" w:color="D9E1E8"/>
-          <w:insideV w:val="single" w:sz="4" w:color="D9E1E8"/>
+          <w:top w:val="single" w:sz="4" w:color="E8E5DA"/>
+          <w:left w:val="single" w:sz="4" w:color="E8E5DA"/>
+          <w:bottom w:val="single" w:sz="4" w:color="E8E5DA"/>
+          <w:right w:val="single" w:sz="4" w:color="E8E5DA"/>
+          <w:insideH w:val="single" w:sz="4" w:color="E8E5DA"/>
+          <w:insideV w:val="single" w:sz="4" w:color="E8E5DA"/>
         </w:tblBorders>
       </w:tblPr>
       <w:tblGrid>
@@ -984,7 +993,7 @@
               <w:right w:w="120" w:type="dxa"/>
             </w:tcMar>
             <w:vAlign w:val="center"/>
-            <w:shd w:fill="EEF4F6"/>
+            <w:shd w:fill="FAF9F5"/>
           </w:tcPr>
           <w:p>
             <w:pPr>
@@ -1010,7 +1019,7 @@
               <w:right w:w="120" w:type="dxa"/>
             </w:tcMar>
             <w:vAlign w:val="center"/>
-            <w:shd w:fill="EEF4F6"/>
+            <w:shd w:fill="FAF9F5"/>
           </w:tcPr>
           <w:p>
             <w:pPr>
@@ -1036,7 +1045,7 @@
               <w:right w:w="120" w:type="dxa"/>
             </w:tcMar>
             <w:vAlign w:val="center"/>
-            <w:shd w:fill="EEF4F6"/>
+            <w:shd w:fill="FAF9F5"/>
           </w:tcPr>
           <w:p>
             <w:pPr>
@@ -1309,6 +1318,3092 @@
             </w:pPr>
             <w:r>
               <w:t xml:space="preserve">支撑权限、数据访问、团队协同和新鲜度判断，但不在标题中制造月份锚点。</w:t>
+            </w:r>
+          </w:p>
+        </w:tc>
+      </w:tr>
+    </w:tbl>
+    <w:p>
+      <w:pPr>
+        <w:pStyle w:val="Normal"/>
+        <w:spacing w:after="160" w:line="300" w:lineRule="auto"/>
+      </w:pPr>
+      <w:r>
+        <w:t xml:space="preserve"/>
+      </w:r>
+    </w:p>
+    <w:p>
+      <w:pPr>
+        <w:pStyle w:val="Heading1"/>
+        <w:spacing w:after="120" w:line="300" w:lineRule="auto"/>
+      </w:pPr>
+      <w:r>
+        <w:t xml:space="preserve">真实数据状态与采集边界</w:t>
+      </w:r>
+    </w:p>
+    <w:tbl>
+      <w:tblPr>
+        <w:tblW w:w="9000" w:type="dxa"/>
+        <w:tblLayout w:type="fixed"/>
+        <w:tblInd w:w="0" w:type="dxa"/>
+        <w:tblBorders>
+          <w:top w:val="single" w:sz="4" w:color="E8E5DA"/>
+          <w:left w:val="single" w:sz="4" w:color="E8E5DA"/>
+          <w:bottom w:val="single" w:sz="4" w:color="E8E5DA"/>
+          <w:right w:val="single" w:sz="4" w:color="E8E5DA"/>
+          <w:insideH w:val="single" w:sz="4" w:color="E8E5DA"/>
+          <w:insideV w:val="single" w:sz="4" w:color="E8E5DA"/>
+        </w:tblBorders>
+      </w:tblPr>
+      <w:tblGrid>
+        <w:gridCol w:w="1700"/>
+        <w:gridCol w:w="2500"/>
+        <w:gridCol w:w="1700"/>
+        <w:gridCol w:w="3100"/>
+      </w:tblGrid>
+      <w:tr>
+        <w:trPr>
+          <w:tblHeader/>
+        </w:trPr>
+        <w:tc>
+          <w:tcPr>
+            <w:tcW w:w="1700" w:type="dxa"/>
+            <w:tcMar>
+              <w:top w:w="100" w:type="dxa"/>
+              <w:left w:w="120" w:type="dxa"/>
+              <w:bottom w:w="100" w:type="dxa"/>
+              <w:right w:w="120" w:type="dxa"/>
+            </w:tcMar>
+            <w:vAlign w:val="center"/>
+            <w:shd w:fill="FAF9F5"/>
+          </w:tcPr>
+          <w:p>
+            <w:pPr>
+              <w:pStyle w:val="TableHeader"/>
+              <w:spacing w:after="0" w:line="300" w:lineRule="auto"/>
+              <w:jc w:val="center"/>
+            </w:pPr>
+            <w:r>
+              <w:rPr>
+                <w:b/>
+              </w:rPr>
+              <w:t xml:space="preserve">数据对象</w:t>
+            </w:r>
+          </w:p>
+        </w:tc>
+        <w:tc>
+          <w:tcPr>
+            <w:tcW w:w="2500" w:type="dxa"/>
+            <w:tcMar>
+              <w:top w:w="100" w:type="dxa"/>
+              <w:left w:w="120" w:type="dxa"/>
+              <w:bottom w:w="100" w:type="dxa"/>
+              <w:right w:w="120" w:type="dxa"/>
+            </w:tcMar>
+            <w:vAlign w:val="center"/>
+            <w:shd w:fill="FAF9F5"/>
+          </w:tcPr>
+          <w:p>
+            <w:pPr>
+              <w:pStyle w:val="TableHeader"/>
+              <w:spacing w:after="0" w:line="300" w:lineRule="auto"/>
+              <w:jc w:val="center"/>
+            </w:pPr>
+            <w:r>
+              <w:rPr>
+                <w:b/>
+              </w:rPr>
+              <w:t xml:space="preserve">采集方式</w:t>
+            </w:r>
+          </w:p>
+        </w:tc>
+        <w:tc>
+          <w:tcPr>
+            <w:tcW w:w="1700" w:type="dxa"/>
+            <w:tcMar>
+              <w:top w:w="100" w:type="dxa"/>
+              <w:left w:w="120" w:type="dxa"/>
+              <w:bottom w:w="100" w:type="dxa"/>
+              <w:right w:w="120" w:type="dxa"/>
+            </w:tcMar>
+            <w:vAlign w:val="center"/>
+            <w:shd w:fill="FAF9F5"/>
+          </w:tcPr>
+          <w:p>
+            <w:pPr>
+              <w:pStyle w:val="TableHeader"/>
+              <w:spacing w:after="0" w:line="300" w:lineRule="auto"/>
+              <w:jc w:val="center"/>
+            </w:pPr>
+            <w:r>
+              <w:rPr>
+                <w:b/>
+              </w:rPr>
+              <w:t xml:space="preserve">状态</w:t>
+            </w:r>
+          </w:p>
+        </w:tc>
+        <w:tc>
+          <w:tcPr>
+            <w:tcW w:w="3100" w:type="dxa"/>
+            <w:tcMar>
+              <w:top w:w="100" w:type="dxa"/>
+              <w:left w:w="120" w:type="dxa"/>
+              <w:bottom w:w="100" w:type="dxa"/>
+              <w:right w:w="120" w:type="dxa"/>
+            </w:tcMar>
+            <w:vAlign w:val="center"/>
+            <w:shd w:fill="FAF9F5"/>
+          </w:tcPr>
+          <w:p>
+            <w:pPr>
+              <w:pStyle w:val="TableHeader"/>
+              <w:spacing w:after="0" w:line="300" w:lineRule="auto"/>
+              <w:jc w:val="center"/>
+            </w:pPr>
+            <w:r>
+              <w:rPr>
+                <w:b/>
+              </w:rPr>
+              <w:t xml:space="preserve">使用边界</w:t>
+            </w:r>
+          </w:p>
+        </w:tc>
+      </w:tr>
+      <w:tr>
+        <w:tc>
+          <w:tcPr>
+            <w:tcW w:w="1700" w:type="dxa"/>
+            <w:tcMar>
+              <w:top w:w="100" w:type="dxa"/>
+              <w:left w:w="120" w:type="dxa"/>
+              <w:bottom w:w="100" w:type="dxa"/>
+              <w:right w:w="120" w:type="dxa"/>
+            </w:tcMar>
+            <w:vAlign w:val="center"/>
+          </w:tcPr>
+          <w:p>
+            <w:pPr>
+              <w:pStyle w:val="TableCell"/>
+              <w:spacing w:after="0" w:line="300" w:lineRule="auto"/>
+            </w:pPr>
+            <w:r>
+              <w:t xml:space="preserve">HubSpot 官方公开页面</w:t>
+            </w:r>
+          </w:p>
+        </w:tc>
+        <w:tc>
+          <w:tcPr>
+            <w:tcW w:w="2500" w:type="dxa"/>
+            <w:tcMar>
+              <w:top w:w="100" w:type="dxa"/>
+              <w:left w:w="120" w:type="dxa"/>
+              <w:bottom w:w="100" w:type="dxa"/>
+              <w:right w:w="120" w:type="dxa"/>
+            </w:tcMar>
+            <w:vAlign w:val="center"/>
+          </w:tcPr>
+          <w:p>
+            <w:pPr>
+              <w:pStyle w:val="TableCell"/>
+              <w:spacing w:after="0" w:line="300" w:lineRule="auto"/>
+            </w:pPr>
+            <w:r>
+              <w:t xml:space="preserve">证据采集脚本抓取 4 个 URL，记录状态码、最终 URL、标题、H1、内容样本哈希和抓取时间</w:t>
+            </w:r>
+          </w:p>
+        </w:tc>
+        <w:tc>
+          <w:tcPr>
+            <w:tcW w:w="1700" w:type="dxa"/>
+            <w:tcMar>
+              <w:top w:w="100" w:type="dxa"/>
+              <w:left w:w="120" w:type="dxa"/>
+              <w:bottom w:w="100" w:type="dxa"/>
+              <w:right w:w="120" w:type="dxa"/>
+            </w:tcMar>
+            <w:vAlign w:val="center"/>
+          </w:tcPr>
+          <w:p>
+            <w:pPr>
+              <w:pStyle w:val="TableCell"/>
+              <w:spacing w:after="0" w:line="300" w:lineRule="auto"/>
+            </w:pPr>
+            <w:r>
+              <w:t xml:space="preserve">已采集：4/4 成功</w:t>
+            </w:r>
+          </w:p>
+        </w:tc>
+        <w:tc>
+          <w:tcPr>
+            <w:tcW w:w="3100" w:type="dxa"/>
+            <w:tcMar>
+              <w:top w:w="100" w:type="dxa"/>
+              <w:left w:w="120" w:type="dxa"/>
+              <w:bottom w:w="100" w:type="dxa"/>
+              <w:right w:w="120" w:type="dxa"/>
+            </w:tcMar>
+            <w:vAlign w:val="center"/>
+          </w:tcPr>
+          <w:p>
+            <w:pPr>
+              <w:pStyle w:val="TableCell"/>
+              <w:spacing w:after="0" w:line="300" w:lineRule="auto"/>
+            </w:pPr>
+            <w:r>
+              <w:t xml:space="preserve">可支撑产品对象、中文资料入口和权限指南存在性；不等同于商业合同或本地合规承诺。</w:t>
+            </w:r>
+          </w:p>
+        </w:tc>
+      </w:tr>
+      <w:tr>
+        <w:tc>
+          <w:tcPr>
+            <w:tcW w:w="1700" w:type="dxa"/>
+            <w:tcMar>
+              <w:top w:w="100" w:type="dxa"/>
+              <w:left w:w="120" w:type="dxa"/>
+              <w:bottom w:w="100" w:type="dxa"/>
+              <w:right w:w="120" w:type="dxa"/>
+            </w:tcMar>
+            <w:vAlign w:val="center"/>
+          </w:tcPr>
+          <w:p>
+            <w:pPr>
+              <w:pStyle w:val="TableCell"/>
+              <w:spacing w:after="0" w:line="300" w:lineRule="auto"/>
+            </w:pPr>
+            <w:r>
+              <w:t xml:space="preserve">HubSpot 中文知识库</w:t>
+            </w:r>
+          </w:p>
+        </w:tc>
+        <w:tc>
+          <w:tcPr>
+            <w:tcW w:w="2500" w:type="dxa"/>
+            <w:tcMar>
+              <w:top w:w="100" w:type="dxa"/>
+              <w:left w:w="120" w:type="dxa"/>
+              <w:bottom w:w="100" w:type="dxa"/>
+              <w:right w:w="120" w:type="dxa"/>
+            </w:tcMar>
+            <w:vAlign w:val="center"/>
+          </w:tcPr>
+          <w:p>
+            <w:pPr>
+              <w:pStyle w:val="TableCell"/>
+              <w:spacing w:after="0" w:line="300" w:lineRule="auto"/>
+            </w:pPr>
+            <w:r>
+              <w:t xml:space="preserve">公开 URL 抓取 + 报告证据表引用</w:t>
+            </w:r>
+          </w:p>
+        </w:tc>
+        <w:tc>
+          <w:tcPr>
+            <w:tcW w:w="1700" w:type="dxa"/>
+            <w:tcMar>
+              <w:top w:w="100" w:type="dxa"/>
+              <w:left w:w="120" w:type="dxa"/>
+              <w:bottom w:w="100" w:type="dxa"/>
+              <w:right w:w="120" w:type="dxa"/>
+            </w:tcMar>
+            <w:vAlign w:val="center"/>
+          </w:tcPr>
+          <w:p>
+            <w:pPr>
+              <w:pStyle w:val="TableCell"/>
+              <w:spacing w:after="0" w:line="300" w:lineRule="auto"/>
+              <w:jc w:val="center"/>
+            </w:pPr>
+            <w:r>
+              <w:t xml:space="preserve">已采集</w:t>
+            </w:r>
+          </w:p>
+        </w:tc>
+        <w:tc>
+          <w:tcPr>
+            <w:tcW w:w="3100" w:type="dxa"/>
+            <w:tcMar>
+              <w:top w:w="100" w:type="dxa"/>
+              <w:left w:w="120" w:type="dxa"/>
+              <w:bottom w:w="100" w:type="dxa"/>
+              <w:right w:w="120" w:type="dxa"/>
+            </w:tcMar>
+            <w:vAlign w:val="center"/>
+          </w:tcPr>
+          <w:p>
+            <w:pPr>
+              <w:pStyle w:val="TableCell"/>
+              <w:spacing w:after="0" w:line="300" w:lineRule="auto"/>
+            </w:pPr>
+            <w:r>
+              <w:t xml:space="preserve">可支持中文资料与实施 FAQ 标题；具体实施结论仍需结合客户版本和账号权限。</w:t>
+            </w:r>
+          </w:p>
+        </w:tc>
+      </w:tr>
+      <w:tr>
+        <w:tc>
+          <w:tcPr>
+            <w:tcW w:w="1700" w:type="dxa"/>
+            <w:tcMar>
+              <w:top w:w="100" w:type="dxa"/>
+              <w:left w:w="120" w:type="dxa"/>
+              <w:bottom w:w="100" w:type="dxa"/>
+              <w:right w:w="120" w:type="dxa"/>
+            </w:tcMar>
+            <w:vAlign w:val="center"/>
+          </w:tcPr>
+          <w:p>
+            <w:pPr>
+              <w:pStyle w:val="TableCell"/>
+              <w:spacing w:after="0" w:line="300" w:lineRule="auto"/>
+              <w:jc w:val="center"/>
+            </w:pPr>
+            <w:r>
+              <w:t xml:space="preserve">客户私有资料</w:t>
+            </w:r>
+          </w:p>
+        </w:tc>
+        <w:tc>
+          <w:tcPr>
+            <w:tcW w:w="2500" w:type="dxa"/>
+            <w:tcMar>
+              <w:top w:w="100" w:type="dxa"/>
+              <w:left w:w="120" w:type="dxa"/>
+              <w:bottom w:w="100" w:type="dxa"/>
+              <w:right w:w="120" w:type="dxa"/>
+            </w:tcMar>
+            <w:vAlign w:val="center"/>
+          </w:tcPr>
+          <w:p>
+            <w:pPr>
+              <w:pStyle w:val="TableCell"/>
+              <w:spacing w:after="0" w:line="300" w:lineRule="auto"/>
+            </w:pPr>
+            <w:r>
+              <w:t xml:space="preserve">合同、报价、实施方案、IT/法务要求、CMS 字段导出</w:t>
+            </w:r>
+          </w:p>
+        </w:tc>
+        <w:tc>
+          <w:tcPr>
+            <w:tcW w:w="1700" w:type="dxa"/>
+            <w:tcMar>
+              <w:top w:w="100" w:type="dxa"/>
+              <w:left w:w="120" w:type="dxa"/>
+              <w:bottom w:w="100" w:type="dxa"/>
+              <w:right w:w="120" w:type="dxa"/>
+            </w:tcMar>
+            <w:vAlign w:val="center"/>
+          </w:tcPr>
+          <w:p>
+            <w:pPr>
+              <w:pStyle w:val="TableCell"/>
+              <w:spacing w:after="0" w:line="300" w:lineRule="auto"/>
+              <w:jc w:val="center"/>
+            </w:pPr>
+            <w:r>
+              <w:t xml:space="preserve">未提供</w:t>
+            </w:r>
+          </w:p>
+        </w:tc>
+        <w:tc>
+          <w:tcPr>
+            <w:tcW w:w="3100" w:type="dxa"/>
+            <w:tcMar>
+              <w:top w:w="100" w:type="dxa"/>
+              <w:left w:w="120" w:type="dxa"/>
+              <w:bottom w:w="100" w:type="dxa"/>
+              <w:right w:w="120" w:type="dxa"/>
+            </w:tcMar>
+            <w:vAlign w:val="center"/>
+          </w:tcPr>
+          <w:p>
+            <w:pPr>
+              <w:pStyle w:val="TableCell"/>
+              <w:spacing w:after="0" w:line="300" w:lineRule="auto"/>
+            </w:pPr>
+            <w:r>
+              <w:t xml:space="preserve">不能对价格、合同、数据合规、部署周期做强结论。</w:t>
+            </w:r>
+          </w:p>
+        </w:tc>
+      </w:tr>
+      <w:tr>
+        <w:tc>
+          <w:tcPr>
+            <w:tcW w:w="1700" w:type="dxa"/>
+            <w:tcMar>
+              <w:top w:w="100" w:type="dxa"/>
+              <w:left w:w="120" w:type="dxa"/>
+              <w:bottom w:w="100" w:type="dxa"/>
+              <w:right w:w="120" w:type="dxa"/>
+            </w:tcMar>
+            <w:vAlign w:val="center"/>
+          </w:tcPr>
+          <w:p>
+            <w:pPr>
+              <w:pStyle w:val="TableCell"/>
+              <w:spacing w:after="0" w:line="300" w:lineRule="auto"/>
+              <w:jc w:val="center"/>
+            </w:pPr>
+            <w:r>
+              <w:t xml:space="preserve">竞品实时资料</w:t>
+            </w:r>
+          </w:p>
+        </w:tc>
+        <w:tc>
+          <w:tcPr>
+            <w:tcW w:w="2500" w:type="dxa"/>
+            <w:tcMar>
+              <w:top w:w="100" w:type="dxa"/>
+              <w:left w:w="120" w:type="dxa"/>
+              <w:bottom w:w="100" w:type="dxa"/>
+              <w:right w:w="120" w:type="dxa"/>
+            </w:tcMar>
+            <w:vAlign w:val="center"/>
+          </w:tcPr>
+          <w:p>
+            <w:pPr>
+              <w:pStyle w:val="TableCell"/>
+              <w:spacing w:after="0" w:line="300" w:lineRule="auto"/>
+            </w:pPr>
+            <w:r>
+              <w:t xml:space="preserve">竞品官网、帮助中心、价格页、第三方评测</w:t>
+            </w:r>
+          </w:p>
+        </w:tc>
+        <w:tc>
+          <w:tcPr>
+            <w:tcW w:w="1700" w:type="dxa"/>
+            <w:tcMar>
+              <w:top w:w="100" w:type="dxa"/>
+              <w:left w:w="120" w:type="dxa"/>
+              <w:bottom w:w="100" w:type="dxa"/>
+              <w:right w:w="120" w:type="dxa"/>
+            </w:tcMar>
+            <w:vAlign w:val="center"/>
+          </w:tcPr>
+          <w:p>
+            <w:pPr>
+              <w:pStyle w:val="TableCell"/>
+              <w:spacing w:after="0" w:line="300" w:lineRule="auto"/>
+              <w:jc w:val="center"/>
+            </w:pPr>
+            <w:r>
+              <w:t xml:space="preserve">未采集</w:t>
+            </w:r>
+          </w:p>
+        </w:tc>
+        <w:tc>
+          <w:tcPr>
+            <w:tcW w:w="3100" w:type="dxa"/>
+            <w:tcMar>
+              <w:top w:w="100" w:type="dxa"/>
+              <w:left w:w="120" w:type="dxa"/>
+              <w:bottom w:w="100" w:type="dxa"/>
+              <w:right w:w="120" w:type="dxa"/>
+            </w:tcMar>
+            <w:vAlign w:val="center"/>
+          </w:tcPr>
+          <w:p>
+            <w:pPr>
+              <w:pStyle w:val="TableCell"/>
+              <w:spacing w:after="0" w:line="300" w:lineRule="auto"/>
+            </w:pPr>
+            <w:r>
+              <w:t xml:space="preserve">本报告只做 HubSpot 场景标题实验，不输出竞品横评结论。</w:t>
+            </w:r>
+          </w:p>
+        </w:tc>
+      </w:tr>
+      <w:tr>
+        <w:tc>
+          <w:tcPr>
+            <w:tcW w:w="1700" w:type="dxa"/>
+            <w:tcMar>
+              <w:top w:w="100" w:type="dxa"/>
+              <w:left w:w="120" w:type="dxa"/>
+              <w:bottom w:w="100" w:type="dxa"/>
+              <w:right w:w="120" w:type="dxa"/>
+            </w:tcMar>
+            <w:vAlign w:val="center"/>
+          </w:tcPr>
+          <w:p>
+            <w:pPr>
+              <w:pStyle w:val="TableCell"/>
+              <w:spacing w:after="0" w:line="300" w:lineRule="auto"/>
+            </w:pPr>
+            <w:r>
+              <w:t xml:space="preserve">国内 AI 平台真实回答</w:t>
+            </w:r>
+          </w:p>
+        </w:tc>
+        <w:tc>
+          <w:tcPr>
+            <w:tcW w:w="2500" w:type="dxa"/>
+            <w:tcMar>
+              <w:top w:w="100" w:type="dxa"/>
+              <w:left w:w="120" w:type="dxa"/>
+              <w:bottom w:w="100" w:type="dxa"/>
+              <w:right w:w="120" w:type="dxa"/>
+            </w:tcMar>
+            <w:vAlign w:val="center"/>
+          </w:tcPr>
+          <w:p>
+            <w:pPr>
+              <w:pStyle w:val="TableCell"/>
+              <w:spacing w:after="0" w:line="300" w:lineRule="auto"/>
+            </w:pPr>
+            <w:r>
+              <w:t xml:space="preserve">API 或人工采样导出回答、引用来源、品牌出现位置和时间戳</w:t>
+            </w:r>
+          </w:p>
+        </w:tc>
+        <w:tc>
+          <w:tcPr>
+            <w:tcW w:w="1700" w:type="dxa"/>
+            <w:tcMar>
+              <w:top w:w="100" w:type="dxa"/>
+              <w:left w:w="120" w:type="dxa"/>
+              <w:bottom w:w="100" w:type="dxa"/>
+              <w:right w:w="120" w:type="dxa"/>
+            </w:tcMar>
+            <w:vAlign w:val="center"/>
+          </w:tcPr>
+          <w:p>
+            <w:pPr>
+              <w:pStyle w:val="TableCell"/>
+              <w:spacing w:after="0" w:line="300" w:lineRule="auto"/>
+              <w:jc w:val="center"/>
+            </w:pPr>
+            <w:r>
+              <w:t xml:space="preserve">未执行</w:t>
+            </w:r>
+          </w:p>
+        </w:tc>
+        <w:tc>
+          <w:tcPr>
+            <w:tcW w:w="3100" w:type="dxa"/>
+            <w:tcMar>
+              <w:top w:w="100" w:type="dxa"/>
+              <w:left w:w="120" w:type="dxa"/>
+              <w:bottom w:w="100" w:type="dxa"/>
+              <w:right w:w="120" w:type="dxa"/>
+            </w:tcMar>
+            <w:vAlign w:val="center"/>
+          </w:tcPr>
+          <w:p>
+            <w:pPr>
+              <w:pStyle w:val="TableCell"/>
+              <w:spacing w:after="0" w:line="300" w:lineRule="auto"/>
+            </w:pPr>
+            <w:r>
+              <w:t xml:space="preserve">平台适配为标题设计假设；上线前应按采样计划验证。</w:t>
+            </w:r>
+          </w:p>
+        </w:tc>
+      </w:tr>
+    </w:tbl>
+    <w:p>
+      <w:pPr>
+        <w:pStyle w:val="Normal"/>
+        <w:spacing w:after="160" w:line="300" w:lineRule="auto"/>
+      </w:pPr>
+      <w:r>
+        <w:t xml:space="preserve"/>
+      </w:r>
+    </w:p>
+    <w:p>
+      <w:pPr>
+        <w:pStyle w:val="Heading1"/>
+        <w:spacing w:after="120" w:line="300" w:lineRule="auto"/>
+      </w:pPr>
+      <w:r>
+        <w:t xml:space="preserve">国内 AI 平台真实采样计划</w:t>
+      </w:r>
+    </w:p>
+    <w:tbl>
+      <w:tblPr>
+        <w:tblW w:w="9000" w:type="dxa"/>
+        <w:tblLayout w:type="fixed"/>
+        <w:tblInd w:w="0" w:type="dxa"/>
+        <w:tblBorders>
+          <w:top w:val="single" w:sz="4" w:color="E8E5DA"/>
+          <w:left w:val="single" w:sz="4" w:color="E8E5DA"/>
+          <w:bottom w:val="single" w:sz="4" w:color="E8E5DA"/>
+          <w:right w:val="single" w:sz="4" w:color="E8E5DA"/>
+          <w:insideH w:val="single" w:sz="4" w:color="E8E5DA"/>
+          <w:insideV w:val="single" w:sz="4" w:color="E8E5DA"/>
+        </w:tblBorders>
+      </w:tblPr>
+      <w:tblGrid>
+        <w:gridCol w:w="1400"/>
+        <w:gridCol w:w="3300"/>
+        <w:gridCol w:w="2200"/>
+        <w:gridCol w:w="2100"/>
+      </w:tblGrid>
+      <w:tr>
+        <w:trPr>
+          <w:tblHeader/>
+        </w:trPr>
+        <w:tc>
+          <w:tcPr>
+            <w:tcW w:w="1400" w:type="dxa"/>
+            <w:tcMar>
+              <w:top w:w="100" w:type="dxa"/>
+              <w:left w:w="120" w:type="dxa"/>
+              <w:bottom w:w="100" w:type="dxa"/>
+              <w:right w:w="120" w:type="dxa"/>
+            </w:tcMar>
+            <w:vAlign w:val="center"/>
+            <w:shd w:fill="FAF9F5"/>
+          </w:tcPr>
+          <w:p>
+            <w:pPr>
+              <w:pStyle w:val="TableHeader"/>
+              <w:spacing w:after="0" w:line="300" w:lineRule="auto"/>
+              <w:jc w:val="center"/>
+            </w:pPr>
+            <w:r>
+              <w:rPr>
+                <w:b/>
+              </w:rPr>
+              <w:t xml:space="preserve">平台</w:t>
+            </w:r>
+          </w:p>
+        </w:tc>
+        <w:tc>
+          <w:tcPr>
+            <w:tcW w:w="3300" w:type="dxa"/>
+            <w:tcMar>
+              <w:top w:w="100" w:type="dxa"/>
+              <w:left w:w="120" w:type="dxa"/>
+              <w:bottom w:w="100" w:type="dxa"/>
+              <w:right w:w="120" w:type="dxa"/>
+            </w:tcMar>
+            <w:vAlign w:val="center"/>
+            <w:shd w:fill="FAF9F5"/>
+          </w:tcPr>
+          <w:p>
+            <w:pPr>
+              <w:pStyle w:val="TableHeader"/>
+              <w:spacing w:after="0" w:line="300" w:lineRule="auto"/>
+              <w:jc w:val="center"/>
+            </w:pPr>
+            <w:r>
+              <w:rPr>
+                <w:b/>
+              </w:rPr>
+              <w:t xml:space="preserve">真实采样问题</w:t>
+            </w:r>
+          </w:p>
+        </w:tc>
+        <w:tc>
+          <w:tcPr>
+            <w:tcW w:w="2200" w:type="dxa"/>
+            <w:tcMar>
+              <w:top w:w="100" w:type="dxa"/>
+              <w:left w:w="120" w:type="dxa"/>
+              <w:bottom w:w="100" w:type="dxa"/>
+              <w:right w:w="120" w:type="dxa"/>
+            </w:tcMar>
+            <w:vAlign w:val="center"/>
+            <w:shd w:fill="FAF9F5"/>
+          </w:tcPr>
+          <w:p>
+            <w:pPr>
+              <w:pStyle w:val="TableHeader"/>
+              <w:spacing w:after="0" w:line="300" w:lineRule="auto"/>
+              <w:jc w:val="center"/>
+            </w:pPr>
+            <w:r>
+              <w:rPr>
+                <w:b/>
+              </w:rPr>
+              <w:t xml:space="preserve">采样输出</w:t>
+            </w:r>
+          </w:p>
+        </w:tc>
+        <w:tc>
+          <w:tcPr>
+            <w:tcW w:w="2100" w:type="dxa"/>
+            <w:tcMar>
+              <w:top w:w="100" w:type="dxa"/>
+              <w:left w:w="120" w:type="dxa"/>
+              <w:bottom w:w="100" w:type="dxa"/>
+              <w:right w:w="120" w:type="dxa"/>
+            </w:tcMar>
+            <w:vAlign w:val="center"/>
+            <w:shd w:fill="FAF9F5"/>
+          </w:tcPr>
+          <w:p>
+            <w:pPr>
+              <w:pStyle w:val="TableHeader"/>
+              <w:spacing w:after="0" w:line="300" w:lineRule="auto"/>
+              <w:jc w:val="center"/>
+            </w:pPr>
+            <w:r>
+              <w:rPr>
+                <w:b/>
+              </w:rPr>
+              <w:t xml:space="preserve">判定方法</w:t>
+            </w:r>
+          </w:p>
+        </w:tc>
+      </w:tr>
+      <w:tr>
+        <w:tc>
+          <w:tcPr>
+            <w:tcW w:w="1400" w:type="dxa"/>
+            <w:tcMar>
+              <w:top w:w="100" w:type="dxa"/>
+              <w:left w:w="120" w:type="dxa"/>
+              <w:bottom w:w="100" w:type="dxa"/>
+              <w:right w:w="120" w:type="dxa"/>
+            </w:tcMar>
+            <w:vAlign w:val="center"/>
+          </w:tcPr>
+          <w:p>
+            <w:pPr>
+              <w:pStyle w:val="TableCell"/>
+              <w:spacing w:after="0" w:line="300" w:lineRule="auto"/>
+              <w:jc w:val="center"/>
+            </w:pPr>
+            <w:r>
+              <w:t xml:space="preserve">DeepSeek</w:t>
+            </w:r>
+          </w:p>
+        </w:tc>
+        <w:tc>
+          <w:tcPr>
+            <w:tcW w:w="3300" w:type="dxa"/>
+            <w:tcMar>
+              <w:top w:w="100" w:type="dxa"/>
+              <w:left w:w="120" w:type="dxa"/>
+              <w:bottom w:w="100" w:type="dxa"/>
+              <w:right w:w="120" w:type="dxa"/>
+            </w:tcMar>
+            <w:vAlign w:val="center"/>
+          </w:tcPr>
+          <w:p>
+            <w:pPr>
+              <w:pStyle w:val="TableCell"/>
+              <w:spacing w:after="0" w:line="300" w:lineRule="auto"/>
+            </w:pPr>
+            <w:r>
+              <w:t xml:space="preserve">中国 B2B 团队评估 HubSpot CRM 要先看哪些条件？</w:t>
+            </w:r>
+          </w:p>
+        </w:tc>
+        <w:tc>
+          <w:tcPr>
+            <w:tcW w:w="2200" w:type="dxa"/>
+            <w:tcMar>
+              <w:top w:w="100" w:type="dxa"/>
+              <w:left w:w="120" w:type="dxa"/>
+              <w:bottom w:w="100" w:type="dxa"/>
+              <w:right w:w="120" w:type="dxa"/>
+            </w:tcMar>
+            <w:vAlign w:val="center"/>
+          </w:tcPr>
+          <w:p>
+            <w:pPr>
+              <w:pStyle w:val="TableCell"/>
+              <w:spacing w:after="0" w:line="300" w:lineRule="auto"/>
+            </w:pPr>
+            <w:r>
+              <w:t xml:space="preserve">是否输出判断链条、风险边界、数据和权限维度</w:t>
+            </w:r>
+          </w:p>
+        </w:tc>
+        <w:tc>
+          <w:tcPr>
+            <w:tcW w:w="2100" w:type="dxa"/>
+            <w:tcMar>
+              <w:top w:w="100" w:type="dxa"/>
+              <w:left w:w="120" w:type="dxa"/>
+              <w:bottom w:w="100" w:type="dxa"/>
+              <w:right w:w="120" w:type="dxa"/>
+            </w:tcMar>
+            <w:vAlign w:val="center"/>
+          </w:tcPr>
+          <w:p>
+            <w:pPr>
+              <w:pStyle w:val="TableCell"/>
+              <w:spacing w:after="0" w:line="300" w:lineRule="auto"/>
+            </w:pPr>
+            <w:r>
+              <w:t xml:space="preserve">记录答案结构、是否引用证据、是否把品牌验证与中立选型混淆。</w:t>
+            </w:r>
+          </w:p>
+        </w:tc>
+      </w:tr>
+      <w:tr>
+        <w:tc>
+          <w:tcPr>
+            <w:tcW w:w="1400" w:type="dxa"/>
+            <w:tcMar>
+              <w:top w:w="100" w:type="dxa"/>
+              <w:left w:w="120" w:type="dxa"/>
+              <w:bottom w:w="100" w:type="dxa"/>
+              <w:right w:w="120" w:type="dxa"/>
+            </w:tcMar>
+            <w:vAlign w:val="center"/>
+          </w:tcPr>
+          <w:p>
+            <w:pPr>
+              <w:pStyle w:val="TableCell"/>
+              <w:spacing w:after="0" w:line="300" w:lineRule="auto"/>
+              <w:jc w:val="center"/>
+            </w:pPr>
+            <w:r>
+              <w:t xml:space="preserve">Kimi</w:t>
+            </w:r>
+          </w:p>
+        </w:tc>
+        <w:tc>
+          <w:tcPr>
+            <w:tcW w:w="3300" w:type="dxa"/>
+            <w:tcMar>
+              <w:top w:w="100" w:type="dxa"/>
+              <w:left w:w="120" w:type="dxa"/>
+              <w:bottom w:w="100" w:type="dxa"/>
+              <w:right w:w="120" w:type="dxa"/>
+            </w:tcMar>
+            <w:vAlign w:val="center"/>
+          </w:tcPr>
+          <w:p>
+            <w:pPr>
+              <w:pStyle w:val="TableCell"/>
+              <w:spacing w:after="0" w:line="300" w:lineRule="auto"/>
+            </w:pPr>
+            <w:r>
+              <w:t xml:space="preserve">请整理 HubSpot 中文资料、产品模块和实施前检查清单</w:t>
+            </w:r>
+          </w:p>
+        </w:tc>
+        <w:tc>
+          <w:tcPr>
+            <w:tcW w:w="2200" w:type="dxa"/>
+            <w:tcMar>
+              <w:top w:w="100" w:type="dxa"/>
+              <w:left w:w="120" w:type="dxa"/>
+              <w:bottom w:w="100" w:type="dxa"/>
+              <w:right w:w="120" w:type="dxa"/>
+            </w:tcMar>
+            <w:vAlign w:val="center"/>
+          </w:tcPr>
+          <w:p>
+            <w:pPr>
+              <w:pStyle w:val="TableCell"/>
+              <w:spacing w:after="0" w:line="300" w:lineRule="auto"/>
+            </w:pPr>
+            <w:r>
+              <w:t xml:space="preserve">是否能按资料来源、模块和 FAQ 组织长文</w:t>
+            </w:r>
+          </w:p>
+        </w:tc>
+        <w:tc>
+          <w:tcPr>
+            <w:tcW w:w="2100" w:type="dxa"/>
+            <w:tcMar>
+              <w:top w:w="100" w:type="dxa"/>
+              <w:left w:w="120" w:type="dxa"/>
+              <w:bottom w:w="100" w:type="dxa"/>
+              <w:right w:w="120" w:type="dxa"/>
+            </w:tcMar>
+            <w:vAlign w:val="center"/>
+          </w:tcPr>
+          <w:p>
+            <w:pPr>
+              <w:pStyle w:val="TableCell"/>
+              <w:spacing w:after="0" w:line="300" w:lineRule="auto"/>
+            </w:pPr>
+            <w:r>
+              <w:t xml:space="preserve">记录引用来源、摘要结构、是否遗漏中文知识库。</w:t>
+            </w:r>
+          </w:p>
+        </w:tc>
+      </w:tr>
+      <w:tr>
+        <w:tc>
+          <w:tcPr>
+            <w:tcW w:w="1400" w:type="dxa"/>
+            <w:tcMar>
+              <w:top w:w="100" w:type="dxa"/>
+              <w:left w:w="120" w:type="dxa"/>
+              <w:bottom w:w="100" w:type="dxa"/>
+              <w:right w:w="120" w:type="dxa"/>
+            </w:tcMar>
+            <w:vAlign w:val="center"/>
+          </w:tcPr>
+          <w:p>
+            <w:pPr>
+              <w:pStyle w:val="TableCell"/>
+              <w:spacing w:after="0" w:line="300" w:lineRule="auto"/>
+              <w:jc w:val="center"/>
+            </w:pPr>
+            <w:r>
+              <w:t xml:space="preserve">豆包</w:t>
+            </w:r>
+          </w:p>
+        </w:tc>
+        <w:tc>
+          <w:tcPr>
+            <w:tcW w:w="3300" w:type="dxa"/>
+            <w:tcMar>
+              <w:top w:w="100" w:type="dxa"/>
+              <w:left w:w="120" w:type="dxa"/>
+              <w:bottom w:w="100" w:type="dxa"/>
+              <w:right w:w="120" w:type="dxa"/>
+            </w:tcMar>
+            <w:vAlign w:val="center"/>
+          </w:tcPr>
+          <w:p>
+            <w:pPr>
+              <w:pStyle w:val="TableCell"/>
+              <w:spacing w:after="0" w:line="300" w:lineRule="auto"/>
+            </w:pPr>
+            <w:r>
+              <w:t xml:space="preserve">CRM 和营销自动化要不要放在同一平台？有哪些坑？</w:t>
+            </w:r>
+          </w:p>
+        </w:tc>
+        <w:tc>
+          <w:tcPr>
+            <w:tcW w:w="2200" w:type="dxa"/>
+            <w:tcMar>
+              <w:top w:w="100" w:type="dxa"/>
+              <w:left w:w="120" w:type="dxa"/>
+              <w:bottom w:w="100" w:type="dxa"/>
+              <w:right w:w="120" w:type="dxa"/>
+            </w:tcMar>
+            <w:vAlign w:val="center"/>
+          </w:tcPr>
+          <w:p>
+            <w:pPr>
+              <w:pStyle w:val="TableCell"/>
+              <w:spacing w:after="0" w:line="300" w:lineRule="auto"/>
+            </w:pPr>
+            <w:r>
+              <w:t xml:space="preserve">是否生成自然问答和避坑表达</w:t>
+            </w:r>
+          </w:p>
+        </w:tc>
+        <w:tc>
+          <w:tcPr>
+            <w:tcW w:w="2100" w:type="dxa"/>
+            <w:tcMar>
+              <w:top w:w="100" w:type="dxa"/>
+              <w:left w:w="120" w:type="dxa"/>
+              <w:bottom w:w="100" w:type="dxa"/>
+              <w:right w:w="120" w:type="dxa"/>
+            </w:tcMar>
+            <w:vAlign w:val="center"/>
+          </w:tcPr>
+          <w:p>
+            <w:pPr>
+              <w:pStyle w:val="TableCell"/>
+              <w:spacing w:after="0" w:line="300" w:lineRule="auto"/>
+            </w:pPr>
+            <w:r>
+              <w:t xml:space="preserve">记录是否出现绝对化建议、是否给出适用条件。</w:t>
+            </w:r>
+          </w:p>
+        </w:tc>
+      </w:tr>
+      <w:tr>
+        <w:tc>
+          <w:tcPr>
+            <w:tcW w:w="1400" w:type="dxa"/>
+            <w:tcMar>
+              <w:top w:w="100" w:type="dxa"/>
+              <w:left w:w="120" w:type="dxa"/>
+              <w:bottom w:w="100" w:type="dxa"/>
+              <w:right w:w="120" w:type="dxa"/>
+            </w:tcMar>
+            <w:vAlign w:val="center"/>
+          </w:tcPr>
+          <w:p>
+            <w:pPr>
+              <w:pStyle w:val="TableCell"/>
+              <w:spacing w:after="0" w:line="300" w:lineRule="auto"/>
+              <w:jc w:val="center"/>
+            </w:pPr>
+            <w:r>
+              <w:t xml:space="preserve">元宝</w:t>
+            </w:r>
+          </w:p>
+        </w:tc>
+        <w:tc>
+          <w:tcPr>
+            <w:tcW w:w="3300" w:type="dxa"/>
+            <w:tcMar>
+              <w:top w:w="100" w:type="dxa"/>
+              <w:left w:w="120" w:type="dxa"/>
+              <w:bottom w:w="100" w:type="dxa"/>
+              <w:right w:w="120" w:type="dxa"/>
+            </w:tcMar>
+            <w:vAlign w:val="center"/>
+          </w:tcPr>
+          <w:p>
+            <w:pPr>
+              <w:pStyle w:val="TableCell"/>
+              <w:spacing w:after="0" w:line="300" w:lineRule="auto"/>
+            </w:pPr>
+            <w:r>
+              <w:t xml:space="preserve">HubSpot CRM 适合中国 B2B 团队吗？</w:t>
+            </w:r>
+          </w:p>
+        </w:tc>
+        <w:tc>
+          <w:tcPr>
+            <w:tcW w:w="2200" w:type="dxa"/>
+            <w:tcMar>
+              <w:top w:w="100" w:type="dxa"/>
+              <w:left w:w="120" w:type="dxa"/>
+              <w:bottom w:w="100" w:type="dxa"/>
+              <w:right w:w="120" w:type="dxa"/>
+            </w:tcMar>
+            <w:vAlign w:val="center"/>
+          </w:tcPr>
+          <w:p>
+            <w:pPr>
+              <w:pStyle w:val="TableCell"/>
+              <w:spacing w:after="0" w:line="300" w:lineRule="auto"/>
+            </w:pPr>
+            <w:r>
+              <w:t xml:space="preserve">是否用口语化问题触发适配判断</w:t>
+            </w:r>
+          </w:p>
+        </w:tc>
+        <w:tc>
+          <w:tcPr>
+            <w:tcW w:w="2100" w:type="dxa"/>
+            <w:tcMar>
+              <w:top w:w="100" w:type="dxa"/>
+              <w:left w:w="120" w:type="dxa"/>
+              <w:bottom w:w="100" w:type="dxa"/>
+              <w:right w:w="120" w:type="dxa"/>
+            </w:tcMar>
+            <w:vAlign w:val="center"/>
+          </w:tcPr>
+          <w:p>
+            <w:pPr>
+              <w:pStyle w:val="TableCell"/>
+              <w:spacing w:after="0" w:line="300" w:lineRule="auto"/>
+            </w:pPr>
+            <w:r>
+              <w:t xml:space="preserve">记录品牌出现位置、是否给出团队场景和不适用边界。</w:t>
+            </w:r>
+          </w:p>
+        </w:tc>
+      </w:tr>
+      <w:tr>
+        <w:tc>
+          <w:tcPr>
+            <w:tcW w:w="1400" w:type="dxa"/>
+            <w:tcMar>
+              <w:top w:w="100" w:type="dxa"/>
+              <w:left w:w="120" w:type="dxa"/>
+              <w:bottom w:w="100" w:type="dxa"/>
+              <w:right w:w="120" w:type="dxa"/>
+            </w:tcMar>
+            <w:vAlign w:val="center"/>
+          </w:tcPr>
+          <w:p>
+            <w:pPr>
+              <w:pStyle w:val="TableCell"/>
+              <w:spacing w:after="0" w:line="300" w:lineRule="auto"/>
+              <w:jc w:val="center"/>
+            </w:pPr>
+            <w:r>
+              <w:t xml:space="preserve">通义千问</w:t>
+            </w:r>
+          </w:p>
+        </w:tc>
+        <w:tc>
+          <w:tcPr>
+            <w:tcW w:w="3300" w:type="dxa"/>
+            <w:tcMar>
+              <w:top w:w="100" w:type="dxa"/>
+              <w:left w:w="120" w:type="dxa"/>
+              <w:bottom w:w="100" w:type="dxa"/>
+              <w:right w:w="120" w:type="dxa"/>
+            </w:tcMar>
+            <w:vAlign w:val="center"/>
+          </w:tcPr>
+          <w:p>
+            <w:pPr>
+              <w:pStyle w:val="TableCell"/>
+              <w:spacing w:after="0" w:line="300" w:lineRule="auto"/>
+            </w:pPr>
+            <w:r>
+              <w:t xml:space="preserve">从语言、数据、集成和服务支持看海外客户平台怎么选</w:t>
+            </w:r>
+          </w:p>
+        </w:tc>
+        <w:tc>
+          <w:tcPr>
+            <w:tcW w:w="2200" w:type="dxa"/>
+            <w:tcMar>
+              <w:top w:w="100" w:type="dxa"/>
+              <w:left w:w="120" w:type="dxa"/>
+              <w:bottom w:w="100" w:type="dxa"/>
+              <w:right w:w="120" w:type="dxa"/>
+            </w:tcMar>
+            <w:vAlign w:val="center"/>
+          </w:tcPr>
+          <w:p>
+            <w:pPr>
+              <w:pStyle w:val="TableCell"/>
+              <w:spacing w:after="0" w:line="300" w:lineRule="auto"/>
+            </w:pPr>
+            <w:r>
+              <w:t xml:space="preserve">是否输出维度化清单和来源导向结构</w:t>
+            </w:r>
+          </w:p>
+        </w:tc>
+        <w:tc>
+          <w:tcPr>
+            <w:tcW w:w="2100" w:type="dxa"/>
+            <w:tcMar>
+              <w:top w:w="100" w:type="dxa"/>
+              <w:left w:w="120" w:type="dxa"/>
+              <w:bottom w:w="100" w:type="dxa"/>
+              <w:right w:w="120" w:type="dxa"/>
+            </w:tcMar>
+            <w:vAlign w:val="center"/>
+          </w:tcPr>
+          <w:p>
+            <w:pPr>
+              <w:pStyle w:val="TableCell"/>
+              <w:spacing w:after="0" w:line="300" w:lineRule="auto"/>
+            </w:pPr>
+            <w:r>
+              <w:t xml:space="preserve">记录维度完整性、是否需要补充证据来源。</w:t>
+            </w:r>
+          </w:p>
+        </w:tc>
+      </w:tr>
+    </w:tbl>
+    <w:p>
+      <w:pPr>
+        <w:pStyle w:val="Normal"/>
+        <w:spacing w:after="160" w:line="300" w:lineRule="auto"/>
+      </w:pPr>
+      <w:r>
+        <w:t xml:space="preserve"/>
+      </w:r>
+    </w:p>
+    <w:p>
+      <w:pPr>
+        <w:pStyle w:val="Heading1"/>
+        <w:spacing w:after="120" w:line="300" w:lineRule="auto"/>
+      </w:pPr>
+      <w:r>
+        <w:t xml:space="preserve">权威参考与理论依据</w:t>
+      </w:r>
+    </w:p>
+    <w:tbl>
+      <w:tblPr>
+        <w:tblW w:w="9000" w:type="dxa"/>
+        <w:tblLayout w:type="fixed"/>
+        <w:tblInd w:w="0" w:type="dxa"/>
+        <w:tblBorders>
+          <w:top w:val="single" w:sz="4" w:color="E8E5DA"/>
+          <w:left w:val="single" w:sz="4" w:color="E8E5DA"/>
+          <w:bottom w:val="single" w:sz="4" w:color="E8E5DA"/>
+          <w:right w:val="single" w:sz="4" w:color="E8E5DA"/>
+          <w:insideH w:val="single" w:sz="4" w:color="E8E5DA"/>
+          <w:insideV w:val="single" w:sz="4" w:color="E8E5DA"/>
+        </w:tblBorders>
+      </w:tblPr>
+      <w:tblGrid>
+        <w:gridCol w:w="1700"/>
+        <w:gridCol w:w="2300"/>
+        <w:gridCol w:w="2600"/>
+        <w:gridCol w:w="2400"/>
+      </w:tblGrid>
+      <w:tr>
+        <w:trPr>
+          <w:tblHeader/>
+        </w:trPr>
+        <w:tc>
+          <w:tcPr>
+            <w:tcW w:w="1700" w:type="dxa"/>
+            <w:tcMar>
+              <w:top w:w="100" w:type="dxa"/>
+              <w:left w:w="120" w:type="dxa"/>
+              <w:bottom w:w="100" w:type="dxa"/>
+              <w:right w:w="120" w:type="dxa"/>
+            </w:tcMar>
+            <w:vAlign w:val="center"/>
+            <w:shd w:fill="FAF9F5"/>
+          </w:tcPr>
+          <w:p>
+            <w:pPr>
+              <w:pStyle w:val="TableHeader"/>
+              <w:spacing w:after="0" w:line="300" w:lineRule="auto"/>
+              <w:jc w:val="center"/>
+            </w:pPr>
+            <w:r>
+              <w:rPr>
+                <w:b/>
+              </w:rPr>
+              <w:t xml:space="preserve">来源</w:t>
+            </w:r>
+          </w:p>
+        </w:tc>
+        <w:tc>
+          <w:tcPr>
+            <w:tcW w:w="2300" w:type="dxa"/>
+            <w:tcMar>
+              <w:top w:w="100" w:type="dxa"/>
+              <w:left w:w="120" w:type="dxa"/>
+              <w:bottom w:w="100" w:type="dxa"/>
+              <w:right w:w="120" w:type="dxa"/>
+            </w:tcMar>
+            <w:vAlign w:val="center"/>
+            <w:shd w:fill="FAF9F5"/>
+          </w:tcPr>
+          <w:p>
+            <w:pPr>
+              <w:pStyle w:val="TableHeader"/>
+              <w:spacing w:after="0" w:line="300" w:lineRule="auto"/>
+              <w:jc w:val="center"/>
+            </w:pPr>
+            <w:r>
+              <w:rPr>
+                <w:b/>
+              </w:rPr>
+              <w:t xml:space="preserve">权威性</w:t>
+            </w:r>
+          </w:p>
+        </w:tc>
+        <w:tc>
+          <w:tcPr>
+            <w:tcW w:w="2600" w:type="dxa"/>
+            <w:tcMar>
+              <w:top w:w="100" w:type="dxa"/>
+              <w:left w:w="120" w:type="dxa"/>
+              <w:bottom w:w="100" w:type="dxa"/>
+              <w:right w:w="120" w:type="dxa"/>
+            </w:tcMar>
+            <w:vAlign w:val="center"/>
+            <w:shd w:fill="FAF9F5"/>
+          </w:tcPr>
+          <w:p>
+            <w:pPr>
+              <w:pStyle w:val="TableHeader"/>
+              <w:spacing w:after="0" w:line="300" w:lineRule="auto"/>
+              <w:jc w:val="center"/>
+            </w:pPr>
+            <w:r>
+              <w:rPr>
+                <w:b/>
+              </w:rPr>
+              <w:t xml:space="preserve">可借鉴原则</w:t>
+            </w:r>
+          </w:p>
+        </w:tc>
+        <w:tc>
+          <w:tcPr>
+            <w:tcW w:w="2400" w:type="dxa"/>
+            <w:tcMar>
+              <w:top w:w="100" w:type="dxa"/>
+              <w:left w:w="120" w:type="dxa"/>
+              <w:bottom w:w="100" w:type="dxa"/>
+              <w:right w:w="120" w:type="dxa"/>
+            </w:tcMar>
+            <w:vAlign w:val="center"/>
+            <w:shd w:fill="FAF9F5"/>
+          </w:tcPr>
+          <w:p>
+            <w:pPr>
+              <w:pStyle w:val="TableHeader"/>
+              <w:spacing w:after="0" w:line="300" w:lineRule="auto"/>
+              <w:jc w:val="center"/>
+            </w:pPr>
+            <w:r>
+              <w:rPr>
+                <w:b/>
+              </w:rPr>
+              <w:t xml:space="preserve">如何用于标题实验</w:t>
+            </w:r>
+          </w:p>
+        </w:tc>
+      </w:tr>
+      <w:tr>
+        <w:tc>
+          <w:tcPr>
+            <w:tcW w:w="1700" w:type="dxa"/>
+            <w:tcMar>
+              <w:top w:w="100" w:type="dxa"/>
+              <w:left w:w="120" w:type="dxa"/>
+              <w:bottom w:w="100" w:type="dxa"/>
+              <w:right w:w="120" w:type="dxa"/>
+            </w:tcMar>
+            <w:vAlign w:val="center"/>
+          </w:tcPr>
+          <w:p>
+            <w:pPr>
+              <w:pStyle w:val="TableCell"/>
+              <w:spacing w:after="0" w:line="300" w:lineRule="auto"/>
+              <w:jc w:val="center"/>
+            </w:pPr>
+            <w:r>
+              <w:t xml:space="preserve">GEO 研究论文</w:t>
+            </w:r>
+          </w:p>
+        </w:tc>
+        <w:tc>
+          <w:tcPr>
+            <w:tcW w:w="2300" w:type="dxa"/>
+            <w:tcMar>
+              <w:top w:w="100" w:type="dxa"/>
+              <w:left w:w="120" w:type="dxa"/>
+              <w:bottom w:w="100" w:type="dxa"/>
+              <w:right w:w="120" w:type="dxa"/>
+            </w:tcMar>
+            <w:vAlign w:val="center"/>
+          </w:tcPr>
+          <w:p>
+            <w:pPr>
+              <w:pStyle w:val="TableCell"/>
+              <w:spacing w:after="0" w:line="300" w:lineRule="auto"/>
+            </w:pPr>
+            <w:r>
+              <w:t xml:space="preserve">arXiv:2311.09735，KDD 2024 接收论文</w:t>
+            </w:r>
+          </w:p>
+        </w:tc>
+        <w:tc>
+          <w:tcPr>
+            <w:tcW w:w="2600" w:type="dxa"/>
+            <w:tcMar>
+              <w:top w:w="100" w:type="dxa"/>
+              <w:left w:w="120" w:type="dxa"/>
+              <w:bottom w:w="100" w:type="dxa"/>
+              <w:right w:w="120" w:type="dxa"/>
+            </w:tcMar>
+            <w:vAlign w:val="center"/>
+          </w:tcPr>
+          <w:p>
+            <w:pPr>
+              <w:pStyle w:val="TableCell"/>
+              <w:spacing w:after="0" w:line="300" w:lineRule="auto"/>
+            </w:pPr>
+            <w:r>
+              <w:t xml:space="preserve">生成式搜索会综合多源内容；引用、统计、来源和清晰表达会影响可见度</w:t>
+            </w:r>
+          </w:p>
+        </w:tc>
+        <w:tc>
+          <w:tcPr>
+            <w:tcW w:w="2400" w:type="dxa"/>
+            <w:tcMar>
+              <w:top w:w="100" w:type="dxa"/>
+              <w:left w:w="120" w:type="dxa"/>
+              <w:bottom w:w="100" w:type="dxa"/>
+              <w:right w:w="120" w:type="dxa"/>
+            </w:tcMar>
+            <w:vAlign w:val="center"/>
+          </w:tcPr>
+          <w:p>
+            <w:pPr>
+              <w:pStyle w:val="TableCell"/>
+              <w:spacing w:after="0" w:line="300" w:lineRule="auto"/>
+            </w:pPr>
+            <w:r>
+              <w:t xml:space="preserve">标题不只追求点击，要让正文具备可引用的证据模块和清晰断言边界。</w:t>
+            </w:r>
+          </w:p>
+        </w:tc>
+      </w:tr>
+      <w:tr>
+        <w:tc>
+          <w:tcPr>
+            <w:tcW w:w="1700" w:type="dxa"/>
+            <w:tcMar>
+              <w:top w:w="100" w:type="dxa"/>
+              <w:left w:w="120" w:type="dxa"/>
+              <w:bottom w:w="100" w:type="dxa"/>
+              <w:right w:w="120" w:type="dxa"/>
+            </w:tcMar>
+            <w:vAlign w:val="center"/>
+          </w:tcPr>
+          <w:p>
+            <w:pPr>
+              <w:pStyle w:val="TableCell"/>
+              <w:spacing w:after="0" w:line="300" w:lineRule="auto"/>
+            </w:pPr>
+            <w:r>
+              <w:t xml:space="preserve">Google Search Central 标题链接指南</w:t>
+            </w:r>
+          </w:p>
+        </w:tc>
+        <w:tc>
+          <w:tcPr>
+            <w:tcW w:w="2300" w:type="dxa"/>
+            <w:tcMar>
+              <w:top w:w="100" w:type="dxa"/>
+              <w:left w:w="120" w:type="dxa"/>
+              <w:bottom w:w="100" w:type="dxa"/>
+              <w:right w:w="120" w:type="dxa"/>
+            </w:tcMar>
+            <w:vAlign w:val="center"/>
+          </w:tcPr>
+          <w:p>
+            <w:pPr>
+              <w:pStyle w:val="TableCell"/>
+              <w:spacing w:after="0" w:line="300" w:lineRule="auto"/>
+            </w:pPr>
+            <w:r>
+              <w:t xml:space="preserve">Google 官方搜索文档</w:t>
+            </w:r>
+          </w:p>
+        </w:tc>
+        <w:tc>
+          <w:tcPr>
+            <w:tcW w:w="2600" w:type="dxa"/>
+            <w:tcMar>
+              <w:top w:w="100" w:type="dxa"/>
+              <w:left w:w="120" w:type="dxa"/>
+              <w:bottom w:w="100" w:type="dxa"/>
+              <w:right w:w="120" w:type="dxa"/>
+            </w:tcMar>
+            <w:vAlign w:val="center"/>
+          </w:tcPr>
+          <w:p>
+            <w:pPr>
+              <w:pStyle w:val="TableCell"/>
+              <w:spacing w:after="0" w:line="300" w:lineRule="auto"/>
+            </w:pPr>
+            <w:r>
+              <w:t xml:space="preserve">标题应具体、描述性强，并与页面可见内容一致</w:t>
+            </w:r>
+          </w:p>
+        </w:tc>
+        <w:tc>
+          <w:tcPr>
+            <w:tcW w:w="2400" w:type="dxa"/>
+            <w:tcMar>
+              <w:top w:w="100" w:type="dxa"/>
+              <w:left w:w="120" w:type="dxa"/>
+              <w:bottom w:w="100" w:type="dxa"/>
+              <w:right w:w="120" w:type="dxa"/>
+            </w:tcMar>
+            <w:vAlign w:val="center"/>
+          </w:tcPr>
+          <w:p>
+            <w:pPr>
+              <w:pStyle w:val="TableCell"/>
+              <w:spacing w:after="0" w:line="300" w:lineRule="auto"/>
+            </w:pPr>
+            <w:r>
+              <w:t xml:space="preserve">标题候选必须能映射到真实 H1、摘要、段首和正文结构，避免标题党和空泛词。</w:t>
+            </w:r>
+          </w:p>
+        </w:tc>
+      </w:tr>
+      <w:tr>
+        <w:tc>
+          <w:tcPr>
+            <w:tcW w:w="1700" w:type="dxa"/>
+            <w:tcMar>
+              <w:top w:w="100" w:type="dxa"/>
+              <w:left w:w="120" w:type="dxa"/>
+              <w:bottom w:w="100" w:type="dxa"/>
+              <w:right w:w="120" w:type="dxa"/>
+            </w:tcMar>
+            <w:vAlign w:val="center"/>
+          </w:tcPr>
+          <w:p>
+            <w:pPr>
+              <w:pStyle w:val="TableCell"/>
+              <w:spacing w:after="0" w:line="300" w:lineRule="auto"/>
+            </w:pPr>
+            <w:r>
+              <w:t xml:space="preserve">Schema.org Article</w:t>
+            </w:r>
+          </w:p>
+        </w:tc>
+        <w:tc>
+          <w:tcPr>
+            <w:tcW w:w="2300" w:type="dxa"/>
+            <w:tcMar>
+              <w:top w:w="100" w:type="dxa"/>
+              <w:left w:w="120" w:type="dxa"/>
+              <w:bottom w:w="100" w:type="dxa"/>
+              <w:right w:w="120" w:type="dxa"/>
+            </w:tcMar>
+            <w:vAlign w:val="center"/>
+          </w:tcPr>
+          <w:p>
+            <w:pPr>
+              <w:pStyle w:val="TableCell"/>
+              <w:spacing w:after="0" w:line="300" w:lineRule="auto"/>
+            </w:pPr>
+            <w:r>
+              <w:t xml:space="preserve">结构化数据标准词表</w:t>
+            </w:r>
+          </w:p>
+        </w:tc>
+        <w:tc>
+          <w:tcPr>
+            <w:tcW w:w="2600" w:type="dxa"/>
+            <w:tcMar>
+              <w:top w:w="100" w:type="dxa"/>
+              <w:left w:w="120" w:type="dxa"/>
+              <w:bottom w:w="100" w:type="dxa"/>
+              <w:right w:w="120" w:type="dxa"/>
+            </w:tcMar>
+            <w:vAlign w:val="center"/>
+          </w:tcPr>
+          <w:p>
+            <w:pPr>
+              <w:pStyle w:val="TableCell"/>
+              <w:spacing w:after="0" w:line="300" w:lineRule="auto"/>
+            </w:pPr>
+            <w:r>
+              <w:t xml:space="preserve">headline、name、description、author、datePublished 等字段帮助机器识别文章对象</w:t>
+            </w:r>
+          </w:p>
+        </w:tc>
+        <w:tc>
+          <w:tcPr>
+            <w:tcW w:w="2400" w:type="dxa"/>
+            <w:tcMar>
+              <w:top w:w="100" w:type="dxa"/>
+              <w:left w:w="120" w:type="dxa"/>
+              <w:bottom w:w="100" w:type="dxa"/>
+              <w:right w:w="120" w:type="dxa"/>
+            </w:tcMar>
+            <w:vAlign w:val="center"/>
+          </w:tcPr>
+          <w:p>
+            <w:pPr>
+              <w:pStyle w:val="TableCell"/>
+              <w:spacing w:after="0" w:line="300" w:lineRule="auto"/>
+            </w:pPr>
+            <w:r>
+              <w:t xml:space="preserve">报告把标题、摘要、发布日期、证据来源和文章结构拆开，便于后续 CMS 和结构化数据落地。</w:t>
+            </w:r>
+          </w:p>
+        </w:tc>
+      </w:tr>
+      <w:tr>
+        <w:tc>
+          <w:tcPr>
+            <w:tcW w:w="1700" w:type="dxa"/>
+            <w:tcMar>
+              <w:top w:w="100" w:type="dxa"/>
+              <w:left w:w="120" w:type="dxa"/>
+              <w:bottom w:w="100" w:type="dxa"/>
+              <w:right w:w="120" w:type="dxa"/>
+            </w:tcMar>
+            <w:vAlign w:val="center"/>
+          </w:tcPr>
+          <w:p>
+            <w:pPr>
+              <w:pStyle w:val="TableCell"/>
+              <w:spacing w:after="0" w:line="300" w:lineRule="auto"/>
+            </w:pPr>
+            <w:r>
+              <w:t xml:space="preserve">NN/g Information Scent</w:t>
+            </w:r>
+          </w:p>
+        </w:tc>
+        <w:tc>
+          <w:tcPr>
+            <w:tcW w:w="2300" w:type="dxa"/>
+            <w:tcMar>
+              <w:top w:w="100" w:type="dxa"/>
+              <w:left w:w="120" w:type="dxa"/>
+              <w:bottom w:w="100" w:type="dxa"/>
+              <w:right w:w="120" w:type="dxa"/>
+            </w:tcMar>
+            <w:vAlign w:val="center"/>
+          </w:tcPr>
+          <w:p>
+            <w:pPr>
+              <w:pStyle w:val="TableCell"/>
+              <w:spacing w:after="0" w:line="300" w:lineRule="auto"/>
+            </w:pPr>
+            <w:r>
+              <w:t xml:space="preserve">用户体验研究机构方法论</w:t>
+            </w:r>
+          </w:p>
+        </w:tc>
+        <w:tc>
+          <w:tcPr>
+            <w:tcW w:w="2600" w:type="dxa"/>
+            <w:tcMar>
+              <w:top w:w="100" w:type="dxa"/>
+              <w:left w:w="120" w:type="dxa"/>
+              <w:bottom w:w="100" w:type="dxa"/>
+              <w:right w:w="120" w:type="dxa"/>
+            </w:tcMar>
+            <w:vAlign w:val="center"/>
+          </w:tcPr>
+          <w:p>
+            <w:pPr>
+              <w:pStyle w:val="TableCell"/>
+              <w:spacing w:after="0" w:line="300" w:lineRule="auto"/>
+            </w:pPr>
+            <w:r>
+              <w:t xml:space="preserve">用户会根据链接标签判断下一步是否值得点击</w:t>
+            </w:r>
+          </w:p>
+        </w:tc>
+        <w:tc>
+          <w:tcPr>
+            <w:tcW w:w="2400" w:type="dxa"/>
+            <w:tcMar>
+              <w:top w:w="100" w:type="dxa"/>
+              <w:left w:w="120" w:type="dxa"/>
+              <w:bottom w:w="100" w:type="dxa"/>
+              <w:right w:w="120" w:type="dxa"/>
+            </w:tcMar>
+            <w:vAlign w:val="center"/>
+          </w:tcPr>
+          <w:p>
+            <w:pPr>
+              <w:pStyle w:val="TableCell"/>
+              <w:spacing w:after="0" w:line="300" w:lineRule="auto"/>
+            </w:pPr>
+            <w:r>
+              <w:t xml:space="preserve">标题要暴露主体、意图、场景和维度，让用户和 AI 都能预测内容边界。</w:t>
+            </w:r>
+          </w:p>
+        </w:tc>
+      </w:tr>
+      <w:tr>
+        <w:tc>
+          <w:tcPr>
+            <w:tcW w:w="1700" w:type="dxa"/>
+            <w:tcMar>
+              <w:top w:w="100" w:type="dxa"/>
+              <w:left w:w="120" w:type="dxa"/>
+              <w:bottom w:w="100" w:type="dxa"/>
+              <w:right w:w="120" w:type="dxa"/>
+            </w:tcMar>
+            <w:vAlign w:val="center"/>
+          </w:tcPr>
+          <w:p>
+            <w:pPr>
+              <w:pStyle w:val="TableCell"/>
+              <w:spacing w:after="0" w:line="300" w:lineRule="auto"/>
+            </w:pPr>
+            <w:r>
+              <w:t xml:space="preserve">W3C WCAG 2.2 Focus Not Obscured</w:t>
+            </w:r>
+          </w:p>
+        </w:tc>
+        <w:tc>
+          <w:tcPr>
+            <w:tcW w:w="2300" w:type="dxa"/>
+            <w:tcMar>
+              <w:top w:w="100" w:type="dxa"/>
+              <w:left w:w="120" w:type="dxa"/>
+              <w:bottom w:w="100" w:type="dxa"/>
+              <w:right w:w="120" w:type="dxa"/>
+            </w:tcMar>
+            <w:vAlign w:val="center"/>
+          </w:tcPr>
+          <w:p>
+            <w:pPr>
+              <w:pStyle w:val="TableCell"/>
+              <w:spacing w:after="0" w:line="300" w:lineRule="auto"/>
+            </w:pPr>
+            <w:r>
+              <w:t xml:space="preserve">W3C 可访问性规范说明</w:t>
+            </w:r>
+          </w:p>
+        </w:tc>
+        <w:tc>
+          <w:tcPr>
+            <w:tcW w:w="2600" w:type="dxa"/>
+            <w:tcMar>
+              <w:top w:w="100" w:type="dxa"/>
+              <w:left w:w="120" w:type="dxa"/>
+              <w:bottom w:w="100" w:type="dxa"/>
+              <w:right w:w="120" w:type="dxa"/>
+            </w:tcMar>
+            <w:vAlign w:val="center"/>
+          </w:tcPr>
+          <w:p>
+            <w:pPr>
+              <w:pStyle w:val="TableCell"/>
+              <w:spacing w:after="0" w:line="300" w:lineRule="auto"/>
+            </w:pPr>
+            <w:r>
+              <w:t xml:space="preserve">固定导航不能遮挡焦点和阅读目标</w:t>
+            </w:r>
+          </w:p>
+        </w:tc>
+        <w:tc>
+          <w:tcPr>
+            <w:tcW w:w="2400" w:type="dxa"/>
+            <w:tcMar>
+              <w:top w:w="100" w:type="dxa"/>
+              <w:left w:w="120" w:type="dxa"/>
+              <w:bottom w:w="100" w:type="dxa"/>
+              <w:right w:w="120" w:type="dxa"/>
+            </w:tcMar>
+            <w:vAlign w:val="center"/>
+          </w:tcPr>
+          <w:p>
+            <w:pPr>
+              <w:pStyle w:val="TableCell"/>
+              <w:spacing w:after="0" w:line="300" w:lineRule="auto"/>
+            </w:pPr>
+            <w:r>
+              <w:t xml:space="preserve">HTML 报告使用 sticky 菜单和 scroll-margin-top，菜单跟随滚动但不遮挡章节标题。</w:t>
+            </w:r>
+          </w:p>
+        </w:tc>
+      </w:tr>
+    </w:tbl>
+    <w:p>
+      <w:pPr>
+        <w:pStyle w:val="Normal"/>
+        <w:spacing w:after="160" w:line="300" w:lineRule="auto"/>
+      </w:pPr>
+      <w:r>
+        <w:t xml:space="preserve"/>
+      </w:r>
+    </w:p>
+    <w:p>
+      <w:pPr>
+        <w:pStyle w:val="Heading1"/>
+        <w:spacing w:after="120" w:line="300" w:lineRule="auto"/>
+      </w:pPr>
+      <w:r>
+        <w:t xml:space="preserve">系统分析维度</w:t>
+      </w:r>
+    </w:p>
+    <w:tbl>
+      <w:tblPr>
+        <w:tblW w:w="9000" w:type="dxa"/>
+        <w:tblLayout w:type="fixed"/>
+        <w:tblInd w:w="0" w:type="dxa"/>
+        <w:tblBorders>
+          <w:top w:val="single" w:sz="4" w:color="E8E5DA"/>
+          <w:left w:val="single" w:sz="4" w:color="E8E5DA"/>
+          <w:bottom w:val="single" w:sz="4" w:color="E8E5DA"/>
+          <w:right w:val="single" w:sz="4" w:color="E8E5DA"/>
+          <w:insideH w:val="single" w:sz="4" w:color="E8E5DA"/>
+          <w:insideV w:val="single" w:sz="4" w:color="E8E5DA"/>
+        </w:tblBorders>
+      </w:tblPr>
+      <w:tblGrid>
+        <w:gridCol w:w="1500"/>
+        <w:gridCol w:w="2900"/>
+        <w:gridCol w:w="2300"/>
+        <w:gridCol w:w="2300"/>
+      </w:tblGrid>
+      <w:tr>
+        <w:trPr>
+          <w:tblHeader/>
+        </w:trPr>
+        <w:tc>
+          <w:tcPr>
+            <w:tcW w:w="1500" w:type="dxa"/>
+            <w:tcMar>
+              <w:top w:w="100" w:type="dxa"/>
+              <w:left w:w="120" w:type="dxa"/>
+              <w:bottom w:w="100" w:type="dxa"/>
+              <w:right w:w="120" w:type="dxa"/>
+            </w:tcMar>
+            <w:vAlign w:val="center"/>
+            <w:shd w:fill="FAF9F5"/>
+          </w:tcPr>
+          <w:p>
+            <w:pPr>
+              <w:pStyle w:val="TableHeader"/>
+              <w:spacing w:after="0" w:line="300" w:lineRule="auto"/>
+              <w:jc w:val="center"/>
+            </w:pPr>
+            <w:r>
+              <w:rPr>
+                <w:b/>
+              </w:rPr>
+              <w:t xml:space="preserve">维度</w:t>
+            </w:r>
+          </w:p>
+        </w:tc>
+        <w:tc>
+          <w:tcPr>
+            <w:tcW w:w="2900" w:type="dxa"/>
+            <w:tcMar>
+              <w:top w:w="100" w:type="dxa"/>
+              <w:left w:w="120" w:type="dxa"/>
+              <w:bottom w:w="100" w:type="dxa"/>
+              <w:right w:w="120" w:type="dxa"/>
+            </w:tcMar>
+            <w:vAlign w:val="center"/>
+            <w:shd w:fill="FAF9F5"/>
+          </w:tcPr>
+          <w:p>
+            <w:pPr>
+              <w:pStyle w:val="TableHeader"/>
+              <w:spacing w:after="0" w:line="300" w:lineRule="auto"/>
+              <w:jc w:val="center"/>
+            </w:pPr>
+            <w:r>
+              <w:rPr>
+                <w:b/>
+              </w:rPr>
+              <w:t xml:space="preserve">核心问题</w:t>
+            </w:r>
+          </w:p>
+        </w:tc>
+        <w:tc>
+          <w:tcPr>
+            <w:tcW w:w="2300" w:type="dxa"/>
+            <w:tcMar>
+              <w:top w:w="100" w:type="dxa"/>
+              <w:left w:w="120" w:type="dxa"/>
+              <w:bottom w:w="100" w:type="dxa"/>
+              <w:right w:w="120" w:type="dxa"/>
+            </w:tcMar>
+            <w:vAlign w:val="center"/>
+            <w:shd w:fill="FAF9F5"/>
+          </w:tcPr>
+          <w:p>
+            <w:pPr>
+              <w:pStyle w:val="TableHeader"/>
+              <w:spacing w:after="0" w:line="300" w:lineRule="auto"/>
+              <w:jc w:val="center"/>
+            </w:pPr>
+            <w:r>
+              <w:rPr>
+                <w:b/>
+              </w:rPr>
+              <w:t xml:space="preserve">标题信号</w:t>
+            </w:r>
+          </w:p>
+        </w:tc>
+        <w:tc>
+          <w:tcPr>
+            <w:tcW w:w="2300" w:type="dxa"/>
+            <w:tcMar>
+              <w:top w:w="100" w:type="dxa"/>
+              <w:left w:w="120" w:type="dxa"/>
+              <w:bottom w:w="100" w:type="dxa"/>
+              <w:right w:w="120" w:type="dxa"/>
+            </w:tcMar>
+            <w:vAlign w:val="center"/>
+            <w:shd w:fill="FAF9F5"/>
+          </w:tcPr>
+          <w:p>
+            <w:pPr>
+              <w:pStyle w:val="TableHeader"/>
+              <w:spacing w:after="0" w:line="300" w:lineRule="auto"/>
+              <w:jc w:val="center"/>
+            </w:pPr>
+            <w:r>
+              <w:rPr>
+                <w:b/>
+              </w:rPr>
+              <w:t xml:space="preserve">补充要求</w:t>
+            </w:r>
+          </w:p>
+        </w:tc>
+      </w:tr>
+      <w:tr>
+        <w:tc>
+          <w:tcPr>
+            <w:tcW w:w="1500" w:type="dxa"/>
+            <w:tcMar>
+              <w:top w:w="100" w:type="dxa"/>
+              <w:left w:w="120" w:type="dxa"/>
+              <w:bottom w:w="100" w:type="dxa"/>
+              <w:right w:w="120" w:type="dxa"/>
+            </w:tcMar>
+            <w:vAlign w:val="center"/>
+          </w:tcPr>
+          <w:p>
+            <w:pPr>
+              <w:pStyle w:val="TableCell"/>
+              <w:spacing w:after="0" w:line="300" w:lineRule="auto"/>
+              <w:jc w:val="center"/>
+            </w:pPr>
+            <w:r>
+              <w:t xml:space="preserve">主体实体</w:t>
+            </w:r>
+          </w:p>
+        </w:tc>
+        <w:tc>
+          <w:tcPr>
+            <w:tcW w:w="2900" w:type="dxa"/>
+            <w:tcMar>
+              <w:top w:w="100" w:type="dxa"/>
+              <w:left w:w="120" w:type="dxa"/>
+              <w:bottom w:w="100" w:type="dxa"/>
+              <w:right w:w="120" w:type="dxa"/>
+            </w:tcMar>
+            <w:vAlign w:val="center"/>
+          </w:tcPr>
+          <w:p>
+            <w:pPr>
+              <w:pStyle w:val="TableCell"/>
+              <w:spacing w:after="0" w:line="300" w:lineRule="auto"/>
+            </w:pPr>
+            <w:r>
+              <w:t xml:space="preserve">标题是否明确说明 HubSpot、客户平台、CRM、营销自动化或线索管理？</w:t>
+            </w:r>
+          </w:p>
+        </w:tc>
+        <w:tc>
+          <w:tcPr>
+            <w:tcW w:w="2300" w:type="dxa"/>
+            <w:tcMar>
+              <w:top w:w="100" w:type="dxa"/>
+              <w:left w:w="120" w:type="dxa"/>
+              <w:bottom w:w="100" w:type="dxa"/>
+              <w:right w:w="120" w:type="dxa"/>
+            </w:tcMar>
+            <w:vAlign w:val="center"/>
+          </w:tcPr>
+          <w:p>
+            <w:pPr>
+              <w:pStyle w:val="TableCell"/>
+              <w:spacing w:after="0" w:line="300" w:lineRule="auto"/>
+            </w:pPr>
+            <w:r>
+              <w:t xml:space="preserve">主对象前置，必要时保留产品族名</w:t>
+            </w:r>
+          </w:p>
+        </w:tc>
+        <w:tc>
+          <w:tcPr>
+            <w:tcW w:w="2300" w:type="dxa"/>
+            <w:tcMar>
+              <w:top w:w="100" w:type="dxa"/>
+              <w:left w:w="120" w:type="dxa"/>
+              <w:bottom w:w="100" w:type="dxa"/>
+              <w:right w:w="120" w:type="dxa"/>
+            </w:tcMar>
+            <w:vAlign w:val="center"/>
+          </w:tcPr>
+          <w:p>
+            <w:pPr>
+              <w:pStyle w:val="TableCell"/>
+              <w:spacing w:after="0" w:line="300" w:lineRule="auto"/>
+            </w:pPr>
+            <w:r>
+              <w:t xml:space="preserve">品牌验证标题可出现 HubSpot，中立选型标题默认隔离品牌和竞品。</w:t>
+            </w:r>
+          </w:p>
+        </w:tc>
+      </w:tr>
+      <w:tr>
+        <w:tc>
+          <w:tcPr>
+            <w:tcW w:w="1500" w:type="dxa"/>
+            <w:tcMar>
+              <w:top w:w="100" w:type="dxa"/>
+              <w:left w:w="120" w:type="dxa"/>
+              <w:bottom w:w="100" w:type="dxa"/>
+              <w:right w:w="120" w:type="dxa"/>
+            </w:tcMar>
+            <w:vAlign w:val="center"/>
+          </w:tcPr>
+          <w:p>
+            <w:pPr>
+              <w:pStyle w:val="TableCell"/>
+              <w:spacing w:after="0" w:line="300" w:lineRule="auto"/>
+              <w:jc w:val="center"/>
+            </w:pPr>
+            <w:r>
+              <w:t xml:space="preserve">用户意图</w:t>
+            </w:r>
+          </w:p>
+        </w:tc>
+        <w:tc>
+          <w:tcPr>
+            <w:tcW w:w="2900" w:type="dxa"/>
+            <w:tcMar>
+              <w:top w:w="100" w:type="dxa"/>
+              <w:left w:w="120" w:type="dxa"/>
+              <w:bottom w:w="100" w:type="dxa"/>
+              <w:right w:w="120" w:type="dxa"/>
+            </w:tcMar>
+            <w:vAlign w:val="center"/>
+          </w:tcPr>
+          <w:p>
+            <w:pPr>
+              <w:pStyle w:val="TableCell"/>
+              <w:spacing w:after="0" w:line="300" w:lineRule="auto"/>
+            </w:pPr>
+            <w:r>
+              <w:t xml:space="preserve">用户是在判断适配、比较架构、做采购清单，还是查实施支持？</w:t>
+            </w:r>
+          </w:p>
+        </w:tc>
+        <w:tc>
+          <w:tcPr>
+            <w:tcW w:w="2300" w:type="dxa"/>
+            <w:tcMar>
+              <w:top w:w="100" w:type="dxa"/>
+              <w:left w:w="120" w:type="dxa"/>
+              <w:bottom w:w="100" w:type="dxa"/>
+              <w:right w:w="120" w:type="dxa"/>
+            </w:tcMar>
+            <w:vAlign w:val="center"/>
+          </w:tcPr>
+          <w:p>
+            <w:pPr>
+              <w:pStyle w:val="TableCell"/>
+              <w:spacing w:after="0" w:line="300" w:lineRule="auto"/>
+            </w:pPr>
+            <w:r>
+              <w:t xml:space="preserve">评估、怎么选、要不要、有什么区别、先看什么</w:t>
+            </w:r>
+          </w:p>
+        </w:tc>
+        <w:tc>
+          <w:tcPr>
+            <w:tcW w:w="2300" w:type="dxa"/>
+            <w:tcMar>
+              <w:top w:w="100" w:type="dxa"/>
+              <w:left w:w="120" w:type="dxa"/>
+              <w:bottom w:w="100" w:type="dxa"/>
+              <w:right w:w="120" w:type="dxa"/>
+            </w:tcMar>
+            <w:vAlign w:val="center"/>
+          </w:tcPr>
+          <w:p>
+            <w:pPr>
+              <w:pStyle w:val="TableCell"/>
+              <w:spacing w:after="0" w:line="300" w:lineRule="auto"/>
+            </w:pPr>
+            <w:r>
+              <w:t xml:space="preserve">每个标题必须有可识别的决策动作，而不是只堆关键词。</w:t>
+            </w:r>
+          </w:p>
+        </w:tc>
+      </w:tr>
+      <w:tr>
+        <w:tc>
+          <w:tcPr>
+            <w:tcW w:w="1500" w:type="dxa"/>
+            <w:tcMar>
+              <w:top w:w="100" w:type="dxa"/>
+              <w:left w:w="120" w:type="dxa"/>
+              <w:bottom w:w="100" w:type="dxa"/>
+              <w:right w:w="120" w:type="dxa"/>
+            </w:tcMar>
+            <w:vAlign w:val="center"/>
+          </w:tcPr>
+          <w:p>
+            <w:pPr>
+              <w:pStyle w:val="TableCell"/>
+              <w:spacing w:after="0" w:line="300" w:lineRule="auto"/>
+              <w:jc w:val="center"/>
+            </w:pPr>
+            <w:r>
+              <w:t xml:space="preserve">场景限定</w:t>
+            </w:r>
+          </w:p>
+        </w:tc>
+        <w:tc>
+          <w:tcPr>
+            <w:tcW w:w="2900" w:type="dxa"/>
+            <w:tcMar>
+              <w:top w:w="100" w:type="dxa"/>
+              <w:left w:w="120" w:type="dxa"/>
+              <w:bottom w:w="100" w:type="dxa"/>
+              <w:right w:w="120" w:type="dxa"/>
+            </w:tcMar>
+            <w:vAlign w:val="center"/>
+          </w:tcPr>
+          <w:p>
+            <w:pPr>
+              <w:pStyle w:val="TableCell"/>
+              <w:spacing w:after="0" w:line="300" w:lineRule="auto"/>
+            </w:pPr>
+            <w:r>
+              <w:t xml:space="preserve">标题是否说明中国团队、B2B、销售协同、数据治理或企业版场景？</w:t>
+            </w:r>
+          </w:p>
+        </w:tc>
+        <w:tc>
+          <w:tcPr>
+            <w:tcW w:w="2300" w:type="dxa"/>
+            <w:tcMar>
+              <w:top w:w="100" w:type="dxa"/>
+              <w:left w:w="120" w:type="dxa"/>
+              <w:bottom w:w="100" w:type="dxa"/>
+              <w:right w:w="120" w:type="dxa"/>
+            </w:tcMar>
+            <w:vAlign w:val="center"/>
+          </w:tcPr>
+          <w:p>
+            <w:pPr>
+              <w:pStyle w:val="TableCell"/>
+              <w:spacing w:after="0" w:line="300" w:lineRule="auto"/>
+            </w:pPr>
+            <w:r>
+              <w:t xml:space="preserve">地域、团队角色、业务流程和部署阶段</w:t>
+            </w:r>
+          </w:p>
+        </w:tc>
+        <w:tc>
+          <w:tcPr>
+            <w:tcW w:w="2300" w:type="dxa"/>
+            <w:tcMar>
+              <w:top w:w="100" w:type="dxa"/>
+              <w:left w:w="120" w:type="dxa"/>
+              <w:bottom w:w="100" w:type="dxa"/>
+              <w:right w:w="120" w:type="dxa"/>
+            </w:tcMar>
+            <w:vAlign w:val="center"/>
+          </w:tcPr>
+          <w:p>
+            <w:pPr>
+              <w:pStyle w:val="TableCell"/>
+              <w:spacing w:after="0" w:line="300" w:lineRule="auto"/>
+            </w:pPr>
+            <w:r>
+              <w:t xml:space="preserve">场景过泛会导致国内 AI 回答发散，难以形成引用。</w:t>
+            </w:r>
+          </w:p>
+        </w:tc>
+      </w:tr>
+      <w:tr>
+        <w:tc>
+          <w:tcPr>
+            <w:tcW w:w="1500" w:type="dxa"/>
+            <w:tcMar>
+              <w:top w:w="100" w:type="dxa"/>
+              <w:left w:w="120" w:type="dxa"/>
+              <w:bottom w:w="100" w:type="dxa"/>
+              <w:right w:w="120" w:type="dxa"/>
+            </w:tcMar>
+            <w:vAlign w:val="center"/>
+          </w:tcPr>
+          <w:p>
+            <w:pPr>
+              <w:pStyle w:val="TableCell"/>
+              <w:spacing w:after="0" w:line="300" w:lineRule="auto"/>
+              <w:jc w:val="center"/>
+            </w:pPr>
+            <w:r>
+              <w:t xml:space="preserve">证据与新鲜度</w:t>
+            </w:r>
+          </w:p>
+        </w:tc>
+        <w:tc>
+          <w:tcPr>
+            <w:tcW w:w="2900" w:type="dxa"/>
+            <w:tcMar>
+              <w:top w:w="100" w:type="dxa"/>
+              <w:left w:w="120" w:type="dxa"/>
+              <w:bottom w:w="100" w:type="dxa"/>
+              <w:right w:w="120" w:type="dxa"/>
+            </w:tcMar>
+            <w:vAlign w:val="center"/>
+          </w:tcPr>
+          <w:p>
+            <w:pPr>
+              <w:pStyle w:val="TableCell"/>
+              <w:spacing w:after="0" w:line="300" w:lineRule="auto"/>
+            </w:pPr>
+            <w:r>
+              <w:t xml:space="preserve">标题中的时间或判断是否有项目日期、官方页面或知识库更新时间支持？</w:t>
+            </w:r>
+          </w:p>
+        </w:tc>
+        <w:tc>
+          <w:tcPr>
+            <w:tcW w:w="2300" w:type="dxa"/>
+            <w:tcMar>
+              <w:top w:w="100" w:type="dxa"/>
+              <w:left w:w="120" w:type="dxa"/>
+              <w:bottom w:w="100" w:type="dxa"/>
+              <w:right w:w="120" w:type="dxa"/>
+            </w:tcMar>
+            <w:vAlign w:val="center"/>
+          </w:tcPr>
+          <w:p>
+            <w:pPr>
+              <w:pStyle w:val="TableCell"/>
+              <w:spacing w:after="0" w:line="300" w:lineRule="auto"/>
+            </w:pPr>
+            <w:r>
+              <w:t xml:space="preserve">不滥用年份、月份、最新等词</w:t>
+            </w:r>
+          </w:p>
+        </w:tc>
+        <w:tc>
+          <w:tcPr>
+            <w:tcW w:w="2300" w:type="dxa"/>
+            <w:tcMar>
+              <w:top w:w="100" w:type="dxa"/>
+              <w:left w:w="120" w:type="dxa"/>
+              <w:bottom w:w="100" w:type="dxa"/>
+              <w:right w:w="120" w:type="dxa"/>
+            </w:tcMar>
+            <w:vAlign w:val="center"/>
+          </w:tcPr>
+          <w:p>
+            <w:pPr>
+              <w:pStyle w:val="TableCell"/>
+              <w:spacing w:after="0" w:line="300" w:lineRule="auto"/>
+            </w:pPr>
+            <w:r>
+              <w:t xml:space="preserve">证据不足时把时间放进证据表，不进入标题。</w:t>
+            </w:r>
+          </w:p>
+        </w:tc>
+      </w:tr>
+      <w:tr>
+        <w:tc>
+          <w:tcPr>
+            <w:tcW w:w="1500" w:type="dxa"/>
+            <w:tcMar>
+              <w:top w:w="100" w:type="dxa"/>
+              <w:left w:w="120" w:type="dxa"/>
+              <w:bottom w:w="100" w:type="dxa"/>
+              <w:right w:w="120" w:type="dxa"/>
+            </w:tcMar>
+            <w:vAlign w:val="center"/>
+          </w:tcPr>
+          <w:p>
+            <w:pPr>
+              <w:pStyle w:val="TableCell"/>
+              <w:spacing w:after="0" w:line="300" w:lineRule="auto"/>
+              <w:jc w:val="center"/>
+            </w:pPr>
+            <w:r>
+              <w:t xml:space="preserve">可引用结构</w:t>
+            </w:r>
+          </w:p>
+        </w:tc>
+        <w:tc>
+          <w:tcPr>
+            <w:tcW w:w="2900" w:type="dxa"/>
+            <w:tcMar>
+              <w:top w:w="100" w:type="dxa"/>
+              <w:left w:w="120" w:type="dxa"/>
+              <w:bottom w:w="100" w:type="dxa"/>
+              <w:right w:w="120" w:type="dxa"/>
+            </w:tcMar>
+            <w:vAlign w:val="center"/>
+          </w:tcPr>
+          <w:p>
+            <w:pPr>
+              <w:pStyle w:val="TableCell"/>
+              <w:spacing w:after="0" w:line="300" w:lineRule="auto"/>
+            </w:pPr>
+            <w:r>
+              <w:t xml:space="preserve">标题是否能自然拆成 H2、表格、FAQ 和证据模块？</w:t>
+            </w:r>
+          </w:p>
+        </w:tc>
+        <w:tc>
+          <w:tcPr>
+            <w:tcW w:w="2300" w:type="dxa"/>
+            <w:tcMar>
+              <w:top w:w="100" w:type="dxa"/>
+              <w:left w:w="120" w:type="dxa"/>
+              <w:bottom w:w="100" w:type="dxa"/>
+              <w:right w:w="120" w:type="dxa"/>
+            </w:tcMar>
+            <w:vAlign w:val="center"/>
+          </w:tcPr>
+          <w:p>
+            <w:pPr>
+              <w:pStyle w:val="TableCell"/>
+              <w:spacing w:after="0" w:line="300" w:lineRule="auto"/>
+            </w:pPr>
+            <w:r>
+              <w:t xml:space="preserve">从 X、Y、Z 看；清单；区别；适合哪些团队</w:t>
+            </w:r>
+          </w:p>
+        </w:tc>
+        <w:tc>
+          <w:tcPr>
+            <w:tcW w:w="2300" w:type="dxa"/>
+            <w:tcMar>
+              <w:top w:w="100" w:type="dxa"/>
+              <w:left w:w="120" w:type="dxa"/>
+              <w:bottom w:w="100" w:type="dxa"/>
+              <w:right w:w="120" w:type="dxa"/>
+            </w:tcMar>
+            <w:vAlign w:val="center"/>
+          </w:tcPr>
+          <w:p>
+            <w:pPr>
+              <w:pStyle w:val="TableCell"/>
+              <w:spacing w:after="0" w:line="300" w:lineRule="auto"/>
+            </w:pPr>
+            <w:r>
+              <w:t xml:space="preserve">不能只生成好听标题，必须能支撑正文结构。</w:t>
+            </w:r>
+          </w:p>
+        </w:tc>
+      </w:tr>
+      <w:tr>
+        <w:tc>
+          <w:tcPr>
+            <w:tcW w:w="1500" w:type="dxa"/>
+            <w:tcMar>
+              <w:top w:w="100" w:type="dxa"/>
+              <w:left w:w="120" w:type="dxa"/>
+              <w:bottom w:w="100" w:type="dxa"/>
+              <w:right w:w="120" w:type="dxa"/>
+            </w:tcMar>
+            <w:vAlign w:val="center"/>
+          </w:tcPr>
+          <w:p>
+            <w:pPr>
+              <w:pStyle w:val="TableCell"/>
+              <w:spacing w:after="0" w:line="300" w:lineRule="auto"/>
+              <w:jc w:val="center"/>
+            </w:pPr>
+            <w:r>
+              <w:t xml:space="preserve">国内平台适配</w:t>
+            </w:r>
+          </w:p>
+        </w:tc>
+        <w:tc>
+          <w:tcPr>
+            <w:tcW w:w="2900" w:type="dxa"/>
+            <w:tcMar>
+              <w:top w:w="100" w:type="dxa"/>
+              <w:left w:w="120" w:type="dxa"/>
+              <w:bottom w:w="100" w:type="dxa"/>
+              <w:right w:w="120" w:type="dxa"/>
+            </w:tcMar>
+            <w:vAlign w:val="center"/>
+          </w:tcPr>
+          <w:p>
+            <w:pPr>
+              <w:pStyle w:val="TableCell"/>
+              <w:spacing w:after="0" w:line="300" w:lineRule="auto"/>
+            </w:pPr>
+            <w:r>
+              <w:t xml:space="preserve">标题是否匹配 DeepSeek、Kimi、豆包、元宝、通义千问的理解入口？</w:t>
+            </w:r>
+          </w:p>
+        </w:tc>
+        <w:tc>
+          <w:tcPr>
+            <w:tcW w:w="2300" w:type="dxa"/>
+            <w:tcMar>
+              <w:top w:w="100" w:type="dxa"/>
+              <w:left w:w="120" w:type="dxa"/>
+              <w:bottom w:w="100" w:type="dxa"/>
+              <w:right w:w="120" w:type="dxa"/>
+            </w:tcMar>
+            <w:vAlign w:val="center"/>
+          </w:tcPr>
+          <w:p>
+            <w:pPr>
+              <w:pStyle w:val="TableCell"/>
+              <w:spacing w:after="0" w:line="300" w:lineRule="auto"/>
+            </w:pPr>
+            <w:r>
+              <w:t xml:space="preserve">判断型、资料型、口语型、维度型</w:t>
+            </w:r>
+          </w:p>
+        </w:tc>
+        <w:tc>
+          <w:tcPr>
+            <w:tcW w:w="2300" w:type="dxa"/>
+            <w:tcMar>
+              <w:top w:w="100" w:type="dxa"/>
+              <w:left w:w="120" w:type="dxa"/>
+              <w:bottom w:w="100" w:type="dxa"/>
+              <w:right w:w="120" w:type="dxa"/>
+            </w:tcMar>
+            <w:vAlign w:val="center"/>
+          </w:tcPr>
+          <w:p>
+            <w:pPr>
+              <w:pStyle w:val="TableCell"/>
+              <w:spacing w:after="0" w:line="300" w:lineRule="auto"/>
+            </w:pPr>
+            <w:r>
+              <w:t xml:space="preserve">同批标题要有句式差异，避免整批同模板。</w:t>
+            </w:r>
+          </w:p>
+        </w:tc>
+      </w:tr>
+    </w:tbl>
+    <w:p>
+      <w:pPr>
+        <w:pStyle w:val="Normal"/>
+        <w:spacing w:after="160" w:line="300" w:lineRule="auto"/>
+      </w:pPr>
+      <w:r>
+        <w:t xml:space="preserve"/>
+      </w:r>
+    </w:p>
+    <w:p>
+      <w:pPr>
+        <w:pStyle w:val="Heading1"/>
+        <w:spacing w:after="120" w:line="300" w:lineRule="auto"/>
+      </w:pPr>
+      <w:r>
+        <w:t xml:space="preserve">实体与意图矩阵</w:t>
+      </w:r>
+    </w:p>
+    <w:tbl>
+      <w:tblPr>
+        <w:tblW w:w="9000" w:type="dxa"/>
+        <w:tblLayout w:type="fixed"/>
+        <w:tblInd w:w="0" w:type="dxa"/>
+        <w:tblBorders>
+          <w:top w:val="single" w:sz="4" w:color="E8E5DA"/>
+          <w:left w:val="single" w:sz="4" w:color="E8E5DA"/>
+          <w:bottom w:val="single" w:sz="4" w:color="E8E5DA"/>
+          <w:right w:val="single" w:sz="4" w:color="E8E5DA"/>
+          <w:insideH w:val="single" w:sz="4" w:color="E8E5DA"/>
+          <w:insideV w:val="single" w:sz="4" w:color="E8E5DA"/>
+        </w:tblBorders>
+      </w:tblPr>
+      <w:tblGrid>
+        <w:gridCol w:w="1700"/>
+        <w:gridCol w:w="2300"/>
+        <w:gridCol w:w="2300"/>
+        <w:gridCol w:w="2700"/>
+      </w:tblGrid>
+      <w:tr>
+        <w:trPr>
+          <w:tblHeader/>
+        </w:trPr>
+        <w:tc>
+          <w:tcPr>
+            <w:tcW w:w="1700" w:type="dxa"/>
+            <w:tcMar>
+              <w:top w:w="100" w:type="dxa"/>
+              <w:left w:w="120" w:type="dxa"/>
+              <w:bottom w:w="100" w:type="dxa"/>
+              <w:right w:w="120" w:type="dxa"/>
+            </w:tcMar>
+            <w:vAlign w:val="center"/>
+            <w:shd w:fill="FAF9F5"/>
+          </w:tcPr>
+          <w:p>
+            <w:pPr>
+              <w:pStyle w:val="TableHeader"/>
+              <w:spacing w:after="0" w:line="300" w:lineRule="auto"/>
+              <w:jc w:val="center"/>
+            </w:pPr>
+            <w:r>
+              <w:rPr>
+                <w:b/>
+              </w:rPr>
+              <w:t xml:space="preserve">主体/实体</w:t>
+            </w:r>
+          </w:p>
+        </w:tc>
+        <w:tc>
+          <w:tcPr>
+            <w:tcW w:w="2300" w:type="dxa"/>
+            <w:tcMar>
+              <w:top w:w="100" w:type="dxa"/>
+              <w:left w:w="120" w:type="dxa"/>
+              <w:bottom w:w="100" w:type="dxa"/>
+              <w:right w:w="120" w:type="dxa"/>
+            </w:tcMar>
+            <w:vAlign w:val="center"/>
+            <w:shd w:fill="FAF9F5"/>
+          </w:tcPr>
+          <w:p>
+            <w:pPr>
+              <w:pStyle w:val="TableHeader"/>
+              <w:spacing w:after="0" w:line="300" w:lineRule="auto"/>
+              <w:jc w:val="center"/>
+            </w:pPr>
+            <w:r>
+              <w:rPr>
+                <w:b/>
+              </w:rPr>
+              <w:t xml:space="preserve">用户意图</w:t>
+            </w:r>
+          </w:p>
+        </w:tc>
+        <w:tc>
+          <w:tcPr>
+            <w:tcW w:w="2300" w:type="dxa"/>
+            <w:tcMar>
+              <w:top w:w="100" w:type="dxa"/>
+              <w:left w:w="120" w:type="dxa"/>
+              <w:bottom w:w="100" w:type="dxa"/>
+              <w:right w:w="120" w:type="dxa"/>
+            </w:tcMar>
+            <w:vAlign w:val="center"/>
+            <w:shd w:fill="FAF9F5"/>
+          </w:tcPr>
+          <w:p>
+            <w:pPr>
+              <w:pStyle w:val="TableHeader"/>
+              <w:spacing w:after="0" w:line="300" w:lineRule="auto"/>
+              <w:jc w:val="center"/>
+            </w:pPr>
+            <w:r>
+              <w:rPr>
+                <w:b/>
+              </w:rPr>
+              <w:t xml:space="preserve">场景限定</w:t>
+            </w:r>
+          </w:p>
+        </w:tc>
+        <w:tc>
+          <w:tcPr>
+            <w:tcW w:w="2700" w:type="dxa"/>
+            <w:tcMar>
+              <w:top w:w="100" w:type="dxa"/>
+              <w:left w:w="120" w:type="dxa"/>
+              <w:bottom w:w="100" w:type="dxa"/>
+              <w:right w:w="120" w:type="dxa"/>
+            </w:tcMar>
+            <w:vAlign w:val="center"/>
+            <w:shd w:fill="FAF9F5"/>
+          </w:tcPr>
+          <w:p>
+            <w:pPr>
+              <w:pStyle w:val="TableHeader"/>
+              <w:spacing w:after="0" w:line="300" w:lineRule="auto"/>
+              <w:jc w:val="center"/>
+            </w:pPr>
+            <w:r>
+              <w:rPr>
+                <w:b/>
+              </w:rPr>
+              <w:t xml:space="preserve">标题表达要求</w:t>
+            </w:r>
+          </w:p>
+        </w:tc>
+      </w:tr>
+      <w:tr>
+        <w:tc>
+          <w:tcPr>
+            <w:tcW w:w="1700" w:type="dxa"/>
+            <w:tcMar>
+              <w:top w:w="100" w:type="dxa"/>
+              <w:left w:w="120" w:type="dxa"/>
+              <w:bottom w:w="100" w:type="dxa"/>
+              <w:right w:w="120" w:type="dxa"/>
+            </w:tcMar>
+            <w:vAlign w:val="center"/>
+          </w:tcPr>
+          <w:p>
+            <w:pPr>
+              <w:pStyle w:val="TableCell"/>
+              <w:spacing w:after="0" w:line="300" w:lineRule="auto"/>
+            </w:pPr>
+            <w:r>
+              <w:t xml:space="preserve">HubSpot CRM</w:t>
+            </w:r>
+          </w:p>
+        </w:tc>
+        <w:tc>
+          <w:tcPr>
+            <w:tcW w:w="2300" w:type="dxa"/>
+            <w:tcMar>
+              <w:top w:w="100" w:type="dxa"/>
+              <w:left w:w="120" w:type="dxa"/>
+              <w:bottom w:w="100" w:type="dxa"/>
+              <w:right w:w="120" w:type="dxa"/>
+            </w:tcMar>
+            <w:vAlign w:val="center"/>
+          </w:tcPr>
+          <w:p>
+            <w:pPr>
+              <w:pStyle w:val="TableCell"/>
+              <w:spacing w:after="0" w:line="300" w:lineRule="auto"/>
+              <w:jc w:val="center"/>
+            </w:pPr>
+            <w:r>
+              <w:t xml:space="preserve">品牌适配判断</w:t>
+            </w:r>
+          </w:p>
+        </w:tc>
+        <w:tc>
+          <w:tcPr>
+            <w:tcW w:w="2300" w:type="dxa"/>
+            <w:tcMar>
+              <w:top w:w="100" w:type="dxa"/>
+              <w:left w:w="120" w:type="dxa"/>
+              <w:bottom w:w="100" w:type="dxa"/>
+              <w:right w:w="120" w:type="dxa"/>
+            </w:tcMar>
+            <w:vAlign w:val="center"/>
+          </w:tcPr>
+          <w:p>
+            <w:pPr>
+              <w:pStyle w:val="TableCell"/>
+              <w:spacing w:after="0" w:line="300" w:lineRule="auto"/>
+            </w:pPr>
+            <w:r>
+              <w:t xml:space="preserve">中国 B2B 团队、营销和销售协同</w:t>
+            </w:r>
+          </w:p>
+        </w:tc>
+        <w:tc>
+          <w:tcPr>
+            <w:tcW w:w="2700" w:type="dxa"/>
+            <w:tcMar>
+              <w:top w:w="100" w:type="dxa"/>
+              <w:left w:w="120" w:type="dxa"/>
+              <w:bottom w:w="100" w:type="dxa"/>
+              <w:right w:w="120" w:type="dxa"/>
+            </w:tcMar>
+            <w:vAlign w:val="center"/>
+          </w:tcPr>
+          <w:p>
+            <w:pPr>
+              <w:pStyle w:val="TableCell"/>
+              <w:spacing w:after="0" w:line="300" w:lineRule="auto"/>
+            </w:pPr>
+            <w:r>
+              <w:t xml:space="preserve">使用评估、适合、从多维度看，正文必须给出适用和不适用边界。</w:t>
+            </w:r>
+          </w:p>
+        </w:tc>
+      </w:tr>
+      <w:tr>
+        <w:tc>
+          <w:tcPr>
+            <w:tcW w:w="1700" w:type="dxa"/>
+            <w:tcMar>
+              <w:top w:w="100" w:type="dxa"/>
+              <w:left w:w="120" w:type="dxa"/>
+              <w:bottom w:w="100" w:type="dxa"/>
+              <w:right w:w="120" w:type="dxa"/>
+            </w:tcMar>
+            <w:vAlign w:val="center"/>
+          </w:tcPr>
+          <w:p>
+            <w:pPr>
+              <w:pStyle w:val="TableCell"/>
+              <w:spacing w:after="0" w:line="300" w:lineRule="auto"/>
+              <w:jc w:val="center"/>
+            </w:pPr>
+            <w:r>
+              <w:t xml:space="preserve">海外客户平台</w:t>
+            </w:r>
+          </w:p>
+        </w:tc>
+        <w:tc>
+          <w:tcPr>
+            <w:tcW w:w="2300" w:type="dxa"/>
+            <w:tcMar>
+              <w:top w:w="100" w:type="dxa"/>
+              <w:left w:w="120" w:type="dxa"/>
+              <w:bottom w:w="100" w:type="dxa"/>
+              <w:right w:w="120" w:type="dxa"/>
+            </w:tcMar>
+            <w:vAlign w:val="center"/>
+          </w:tcPr>
+          <w:p>
+            <w:pPr>
+              <w:pStyle w:val="TableCell"/>
+              <w:spacing w:after="0" w:line="300" w:lineRule="auto"/>
+              <w:jc w:val="center"/>
+            </w:pPr>
+            <w:r>
+              <w:t xml:space="preserve">中立采购前评估</w:t>
+            </w:r>
+          </w:p>
+        </w:tc>
+        <w:tc>
+          <w:tcPr>
+            <w:tcW w:w="2300" w:type="dxa"/>
+            <w:tcMar>
+              <w:top w:w="100" w:type="dxa"/>
+              <w:left w:w="120" w:type="dxa"/>
+              <w:bottom w:w="100" w:type="dxa"/>
+              <w:right w:w="120" w:type="dxa"/>
+            </w:tcMar>
+            <w:vAlign w:val="center"/>
+          </w:tcPr>
+          <w:p>
+            <w:pPr>
+              <w:pStyle w:val="TableCell"/>
+              <w:spacing w:after="0" w:line="300" w:lineRule="auto"/>
+            </w:pPr>
+            <w:r>
+              <w:t xml:space="preserve">语言、数据、集成、服务支持</w:t>
+            </w:r>
+          </w:p>
+        </w:tc>
+        <w:tc>
+          <w:tcPr>
+            <w:tcW w:w="2700" w:type="dxa"/>
+            <w:tcMar>
+              <w:top w:w="100" w:type="dxa"/>
+              <w:left w:w="120" w:type="dxa"/>
+              <w:bottom w:w="100" w:type="dxa"/>
+              <w:right w:w="120" w:type="dxa"/>
+            </w:tcMar>
+            <w:vAlign w:val="center"/>
+          </w:tcPr>
+          <w:p>
+            <w:pPr>
+              <w:pStyle w:val="TableCell"/>
+              <w:spacing w:after="0" w:line="300" w:lineRule="auto"/>
+            </w:pPr>
+            <w:r>
+              <w:t xml:space="preserve">标题不出现品牌名，强调清单和判断条件。</w:t>
+            </w:r>
+          </w:p>
+        </w:tc>
+      </w:tr>
+      <w:tr>
+        <w:tc>
+          <w:tcPr>
+            <w:tcW w:w="1700" w:type="dxa"/>
+            <w:tcMar>
+              <w:top w:w="100" w:type="dxa"/>
+              <w:left w:w="120" w:type="dxa"/>
+              <w:bottom w:w="100" w:type="dxa"/>
+              <w:right w:w="120" w:type="dxa"/>
+            </w:tcMar>
+            <w:vAlign w:val="center"/>
+          </w:tcPr>
+          <w:p>
+            <w:pPr>
+              <w:pStyle w:val="TableCell"/>
+              <w:spacing w:after="0" w:line="300" w:lineRule="auto"/>
+            </w:pPr>
+            <w:r>
+              <w:t xml:space="preserve">CRM 与营销自动化</w:t>
+            </w:r>
+          </w:p>
+        </w:tc>
+        <w:tc>
+          <w:tcPr>
+            <w:tcW w:w="2300" w:type="dxa"/>
+            <w:tcMar>
+              <w:top w:w="100" w:type="dxa"/>
+              <w:left w:w="120" w:type="dxa"/>
+              <w:bottom w:w="100" w:type="dxa"/>
+              <w:right w:w="120" w:type="dxa"/>
+            </w:tcMar>
+            <w:vAlign w:val="center"/>
+          </w:tcPr>
+          <w:p>
+            <w:pPr>
+              <w:pStyle w:val="TableCell"/>
+              <w:spacing w:after="0" w:line="300" w:lineRule="auto"/>
+              <w:jc w:val="center"/>
+            </w:pPr>
+            <w:r>
+              <w:t xml:space="preserve">架构取舍比较</w:t>
+            </w:r>
+          </w:p>
+        </w:tc>
+        <w:tc>
+          <w:tcPr>
+            <w:tcW w:w="2300" w:type="dxa"/>
+            <w:tcMar>
+              <w:top w:w="100" w:type="dxa"/>
+              <w:left w:w="120" w:type="dxa"/>
+              <w:bottom w:w="100" w:type="dxa"/>
+              <w:right w:w="120" w:type="dxa"/>
+            </w:tcMar>
+            <w:vAlign w:val="center"/>
+          </w:tcPr>
+          <w:p>
+            <w:pPr>
+              <w:pStyle w:val="TableCell"/>
+              <w:spacing w:after="0" w:line="300" w:lineRule="auto"/>
+            </w:pPr>
+            <w:r>
+              <w:t xml:space="preserve">线索来源、跟进、归因、报表</w:t>
+            </w:r>
+          </w:p>
+        </w:tc>
+        <w:tc>
+          <w:tcPr>
+            <w:tcW w:w="2700" w:type="dxa"/>
+            <w:tcMar>
+              <w:top w:w="100" w:type="dxa"/>
+              <w:left w:w="120" w:type="dxa"/>
+              <w:bottom w:w="100" w:type="dxa"/>
+              <w:right w:w="120" w:type="dxa"/>
+            </w:tcMar>
+            <w:vAlign w:val="center"/>
+          </w:tcPr>
+          <w:p>
+            <w:pPr>
+              <w:pStyle w:val="TableCell"/>
+              <w:spacing w:after="0" w:line="300" w:lineRule="auto"/>
+            </w:pPr>
+            <w:r>
+              <w:t xml:space="preserve">用要不要、是否放在同一平台触发利弊分析。</w:t>
+            </w:r>
+          </w:p>
+        </w:tc>
+      </w:tr>
+      <w:tr>
+        <w:tc>
+          <w:tcPr>
+            <w:tcW w:w="1700" w:type="dxa"/>
+            <w:tcMar>
+              <w:top w:w="100" w:type="dxa"/>
+              <w:left w:w="120" w:type="dxa"/>
+              <w:bottom w:w="100" w:type="dxa"/>
+              <w:right w:w="120" w:type="dxa"/>
+            </w:tcMar>
+            <w:vAlign w:val="center"/>
+          </w:tcPr>
+          <w:p>
+            <w:pPr>
+              <w:pStyle w:val="TableCell"/>
+              <w:spacing w:after="0" w:line="300" w:lineRule="auto"/>
+            </w:pPr>
+            <w:r>
+              <w:t xml:space="preserve">B2B 线索管理系统</w:t>
+            </w:r>
+          </w:p>
+        </w:tc>
+        <w:tc>
+          <w:tcPr>
+            <w:tcW w:w="2300" w:type="dxa"/>
+            <w:tcMar>
+              <w:top w:w="100" w:type="dxa"/>
+              <w:left w:w="120" w:type="dxa"/>
+              <w:bottom w:w="100" w:type="dxa"/>
+              <w:right w:w="120" w:type="dxa"/>
+            </w:tcMar>
+            <w:vAlign w:val="center"/>
+          </w:tcPr>
+          <w:p>
+            <w:pPr>
+              <w:pStyle w:val="TableCell"/>
+              <w:spacing w:after="0" w:line="300" w:lineRule="auto"/>
+              <w:jc w:val="center"/>
+            </w:pPr>
+            <w:r>
+              <w:t xml:space="preserve">流程型选型</w:t>
+            </w:r>
+          </w:p>
+        </w:tc>
+        <w:tc>
+          <w:tcPr>
+            <w:tcW w:w="2300" w:type="dxa"/>
+            <w:tcMar>
+              <w:top w:w="100" w:type="dxa"/>
+              <w:left w:w="120" w:type="dxa"/>
+              <w:bottom w:w="100" w:type="dxa"/>
+              <w:right w:w="120" w:type="dxa"/>
+            </w:tcMar>
+            <w:vAlign w:val="center"/>
+          </w:tcPr>
+          <w:p>
+            <w:pPr>
+              <w:pStyle w:val="TableCell"/>
+              <w:spacing w:after="0" w:line="300" w:lineRule="auto"/>
+            </w:pPr>
+            <w:r>
+              <w:t xml:space="preserve">表单、CRM、自动化、报表联动</w:t>
+            </w:r>
+          </w:p>
+        </w:tc>
+        <w:tc>
+          <w:tcPr>
+            <w:tcW w:w="2700" w:type="dxa"/>
+            <w:tcMar>
+              <w:top w:w="100" w:type="dxa"/>
+              <w:left w:w="120" w:type="dxa"/>
+              <w:bottom w:w="100" w:type="dxa"/>
+              <w:right w:w="120" w:type="dxa"/>
+            </w:tcMar>
+            <w:vAlign w:val="center"/>
+          </w:tcPr>
+          <w:p>
+            <w:pPr>
+              <w:pStyle w:val="TableCell"/>
+              <w:spacing w:after="0" w:line="300" w:lineRule="auto"/>
+            </w:pPr>
+            <w:r>
+              <w:t xml:space="preserve">标题要让 AI 抽取流程链路和模块关系。</w:t>
+            </w:r>
+          </w:p>
+        </w:tc>
+      </w:tr>
+      <w:tr>
+        <w:tc>
+          <w:tcPr>
+            <w:tcW w:w="1700" w:type="dxa"/>
+            <w:tcMar>
+              <w:top w:w="100" w:type="dxa"/>
+              <w:left w:w="120" w:type="dxa"/>
+              <w:bottom w:w="100" w:type="dxa"/>
+              <w:right w:w="120" w:type="dxa"/>
+            </w:tcMar>
+            <w:vAlign w:val="center"/>
+          </w:tcPr>
+          <w:p>
+            <w:pPr>
+              <w:pStyle w:val="TableCell"/>
+              <w:spacing w:after="0" w:line="300" w:lineRule="auto"/>
+            </w:pPr>
+            <w:r>
+              <w:t xml:space="preserve">企业权限与数据治理</w:t>
+            </w:r>
+          </w:p>
+        </w:tc>
+        <w:tc>
+          <w:tcPr>
+            <w:tcW w:w="2300" w:type="dxa"/>
+            <w:tcMar>
+              <w:top w:w="100" w:type="dxa"/>
+              <w:left w:w="120" w:type="dxa"/>
+              <w:bottom w:w="100" w:type="dxa"/>
+              <w:right w:w="120" w:type="dxa"/>
+            </w:tcMar>
+            <w:vAlign w:val="center"/>
+          </w:tcPr>
+          <w:p>
+            <w:pPr>
+              <w:pStyle w:val="TableCell"/>
+              <w:spacing w:after="0" w:line="300" w:lineRule="auto"/>
+              <w:jc w:val="center"/>
+            </w:pPr>
+            <w:r>
+              <w:t xml:space="preserve">大型团队风险判断</w:t>
+            </w:r>
+          </w:p>
+        </w:tc>
+        <w:tc>
+          <w:tcPr>
+            <w:tcW w:w="2300" w:type="dxa"/>
+            <w:tcMar>
+              <w:top w:w="100" w:type="dxa"/>
+              <w:left w:w="120" w:type="dxa"/>
+              <w:bottom w:w="100" w:type="dxa"/>
+              <w:right w:w="120" w:type="dxa"/>
+            </w:tcMar>
+            <w:vAlign w:val="center"/>
+          </w:tcPr>
+          <w:p>
+            <w:pPr>
+              <w:pStyle w:val="TableCell"/>
+              <w:spacing w:after="0" w:line="300" w:lineRule="auto"/>
+            </w:pPr>
+            <w:r>
+              <w:t xml:space="preserve">权限、字段、同步、跨团队协同</w:t>
+            </w:r>
+          </w:p>
+        </w:tc>
+        <w:tc>
+          <w:tcPr>
+            <w:tcW w:w="2700" w:type="dxa"/>
+            <w:tcMar>
+              <w:top w:w="100" w:type="dxa"/>
+              <w:left w:w="120" w:type="dxa"/>
+              <w:bottom w:w="100" w:type="dxa"/>
+              <w:right w:w="120" w:type="dxa"/>
+            </w:tcMar>
+            <w:vAlign w:val="center"/>
+          </w:tcPr>
+          <w:p>
+            <w:pPr>
+              <w:pStyle w:val="TableCell"/>
+              <w:spacing w:after="0" w:line="300" w:lineRule="auto"/>
+            </w:pPr>
+            <w:r>
+              <w:t xml:space="preserve">标题要引导到安全、数据质量和组织协作，而不是泛化为功能介绍。</w:t>
+            </w:r>
+          </w:p>
+        </w:tc>
+      </w:tr>
+      <w:tr>
+        <w:tc>
+          <w:tcPr>
+            <w:tcW w:w="1700" w:type="dxa"/>
+            <w:tcMar>
+              <w:top w:w="100" w:type="dxa"/>
+              <w:left w:w="120" w:type="dxa"/>
+              <w:bottom w:w="100" w:type="dxa"/>
+              <w:right w:w="120" w:type="dxa"/>
+            </w:tcMar>
+            <w:vAlign w:val="center"/>
+          </w:tcPr>
+          <w:p>
+            <w:pPr>
+              <w:pStyle w:val="TableCell"/>
+              <w:spacing w:after="0" w:line="300" w:lineRule="auto"/>
+            </w:pPr>
+            <w:r>
+              <w:t xml:space="preserve">中文知识库与实施支持</w:t>
+            </w:r>
+          </w:p>
+        </w:tc>
+        <w:tc>
+          <w:tcPr>
+            <w:tcW w:w="2300" w:type="dxa"/>
+            <w:tcMar>
+              <w:top w:w="100" w:type="dxa"/>
+              <w:left w:w="120" w:type="dxa"/>
+              <w:bottom w:w="100" w:type="dxa"/>
+              <w:right w:w="120" w:type="dxa"/>
+            </w:tcMar>
+            <w:vAlign w:val="center"/>
+          </w:tcPr>
+          <w:p>
+            <w:pPr>
+              <w:pStyle w:val="TableCell"/>
+              <w:spacing w:after="0" w:line="300" w:lineRule="auto"/>
+            </w:pPr>
+            <w:r>
+              <w:t xml:space="preserve">资料查找与实施准备</w:t>
+            </w:r>
+          </w:p>
+        </w:tc>
+        <w:tc>
+          <w:tcPr>
+            <w:tcW w:w="2300" w:type="dxa"/>
+            <w:tcMar>
+              <w:top w:w="100" w:type="dxa"/>
+              <w:left w:w="120" w:type="dxa"/>
+              <w:bottom w:w="100" w:type="dxa"/>
+              <w:right w:w="120" w:type="dxa"/>
+            </w:tcMar>
+            <w:vAlign w:val="center"/>
+          </w:tcPr>
+          <w:p>
+            <w:pPr>
+              <w:pStyle w:val="TableCell"/>
+              <w:spacing w:after="0" w:line="300" w:lineRule="auto"/>
+            </w:pPr>
+            <w:r>
+              <w:t xml:space="preserve">中文文档、权限指南、产品模块</w:t>
+            </w:r>
+          </w:p>
+        </w:tc>
+        <w:tc>
+          <w:tcPr>
+            <w:tcW w:w="2700" w:type="dxa"/>
+            <w:tcMar>
+              <w:top w:w="100" w:type="dxa"/>
+              <w:left w:w="120" w:type="dxa"/>
+              <w:bottom w:w="100" w:type="dxa"/>
+              <w:right w:w="120" w:type="dxa"/>
+            </w:tcMar>
+            <w:vAlign w:val="center"/>
+          </w:tcPr>
+          <w:p>
+            <w:pPr>
+              <w:pStyle w:val="TableCell"/>
+              <w:spacing w:after="0" w:line="300" w:lineRule="auto"/>
+            </w:pPr>
+            <w:r>
+              <w:t xml:space="preserve">品牌标题可保留 HubSpot，强调资料来源和使用路径。</w:t>
             </w:r>
           </w:p>
         </w:tc>
@@ -1338,12 +4433,12 @@
         <w:tblLayout w:type="fixed"/>
         <w:tblInd w:w="0" w:type="dxa"/>
         <w:tblBorders>
-          <w:top w:val="single" w:sz="4" w:color="D9E1E8"/>
-          <w:left w:val="single" w:sz="4" w:color="D9E1E8"/>
-          <w:bottom w:val="single" w:sz="4" w:color="D9E1E8"/>
-          <w:right w:val="single" w:sz="4" w:color="D9E1E8"/>
-          <w:insideH w:val="single" w:sz="4" w:color="D9E1E8"/>
-          <w:insideV w:val="single" w:sz="4" w:color="D9E1E8"/>
+          <w:top w:val="single" w:sz="4" w:color="E8E5DA"/>
+          <w:left w:val="single" w:sz="4" w:color="E8E5DA"/>
+          <w:bottom w:val="single" w:sz="4" w:color="E8E5DA"/>
+          <w:right w:val="single" w:sz="4" w:color="E8E5DA"/>
+          <w:insideH w:val="single" w:sz="4" w:color="E8E5DA"/>
+          <w:insideV w:val="single" w:sz="4" w:color="E8E5DA"/>
         </w:tblBorders>
       </w:tblPr>
       <w:tblGrid>
@@ -1365,7 +4460,7 @@
               <w:right w:w="120" w:type="dxa"/>
             </w:tcMar>
             <w:vAlign w:val="center"/>
-            <w:shd w:fill="EEF4F6"/>
+            <w:shd w:fill="FAF9F5"/>
           </w:tcPr>
           <w:p>
             <w:pPr>
@@ -1391,7 +4486,7 @@
               <w:right w:w="120" w:type="dxa"/>
             </w:tcMar>
             <w:vAlign w:val="center"/>
-            <w:shd w:fill="EEF4F6"/>
+            <w:shd w:fill="FAF9F5"/>
           </w:tcPr>
           <w:p>
             <w:pPr>
@@ -1417,7 +4512,7 @@
               <w:right w:w="120" w:type="dxa"/>
             </w:tcMar>
             <w:vAlign w:val="center"/>
-            <w:shd w:fill="EEF4F6"/>
+            <w:shd w:fill="FAF9F5"/>
           </w:tcPr>
           <w:p>
             <w:pPr>
@@ -1807,12 +4902,12 @@
         <w:tblLayout w:type="fixed"/>
         <w:tblInd w:w="0" w:type="dxa"/>
         <w:tblBorders>
-          <w:top w:val="single" w:sz="4" w:color="D9E1E8"/>
-          <w:left w:val="single" w:sz="4" w:color="D9E1E8"/>
-          <w:bottom w:val="single" w:sz="4" w:color="D9E1E8"/>
-          <w:right w:val="single" w:sz="4" w:color="D9E1E8"/>
-          <w:insideH w:val="single" w:sz="4" w:color="D9E1E8"/>
-          <w:insideV w:val="single" w:sz="4" w:color="D9E1E8"/>
+          <w:top w:val="single" w:sz="4" w:color="E8E5DA"/>
+          <w:left w:val="single" w:sz="4" w:color="E8E5DA"/>
+          <w:bottom w:val="single" w:sz="4" w:color="E8E5DA"/>
+          <w:right w:val="single" w:sz="4" w:color="E8E5DA"/>
+          <w:insideH w:val="single" w:sz="4" w:color="E8E5DA"/>
+          <w:insideV w:val="single" w:sz="4" w:color="E8E5DA"/>
         </w:tblBorders>
       </w:tblPr>
       <w:tblGrid>
@@ -1833,7 +4928,7 @@
               <w:right w:w="120" w:type="dxa"/>
             </w:tcMar>
             <w:vAlign w:val="center"/>
-            <w:shd w:fill="EEF4F6"/>
+            <w:shd w:fill="FAF9F5"/>
           </w:tcPr>
           <w:p>
             <w:pPr>
@@ -1859,7 +4954,7 @@
               <w:right w:w="120" w:type="dxa"/>
             </w:tcMar>
             <w:vAlign w:val="center"/>
-            <w:shd w:fill="EEF4F6"/>
+            <w:shd w:fill="FAF9F5"/>
           </w:tcPr>
           <w:p>
             <w:pPr>
@@ -2219,12 +5314,12 @@
         <w:tblLayout w:type="fixed"/>
         <w:tblInd w:w="0" w:type="dxa"/>
         <w:tblBorders>
-          <w:top w:val="single" w:sz="4" w:color="D9E1E8"/>
-          <w:left w:val="single" w:sz="4" w:color="D9E1E8"/>
-          <w:bottom w:val="single" w:sz="4" w:color="D9E1E8"/>
-          <w:right w:val="single" w:sz="4" w:color="D9E1E8"/>
-          <w:insideH w:val="single" w:sz="4" w:color="D9E1E8"/>
-          <w:insideV w:val="single" w:sz="4" w:color="D9E1E8"/>
+          <w:top w:val="single" w:sz="4" w:color="E8E5DA"/>
+          <w:left w:val="single" w:sz="4" w:color="E8E5DA"/>
+          <w:bottom w:val="single" w:sz="4" w:color="E8E5DA"/>
+          <w:right w:val="single" w:sz="4" w:color="E8E5DA"/>
+          <w:insideH w:val="single" w:sz="4" w:color="E8E5DA"/>
+          <w:insideV w:val="single" w:sz="4" w:color="E8E5DA"/>
         </w:tblBorders>
       </w:tblPr>
       <w:tblGrid>
@@ -2245,7 +5340,7 @@
               <w:right w:w="120" w:type="dxa"/>
             </w:tcMar>
             <w:vAlign w:val="center"/>
-            <w:shd w:fill="EEF4F6"/>
+            <w:shd w:fill="FAF9F5"/>
           </w:tcPr>
           <w:p>
             <w:pPr>
@@ -2271,7 +5366,7 @@
               <w:right w:w="120" w:type="dxa"/>
             </w:tcMar>
             <w:vAlign w:val="center"/>
-            <w:shd w:fill="EEF4F6"/>
+            <w:shd w:fill="FAF9F5"/>
           </w:tcPr>
           <w:p>
             <w:pPr>
@@ -2632,12 +5727,12 @@
         <w:tblLayout w:type="fixed"/>
         <w:tblInd w:w="0" w:type="dxa"/>
         <w:tblBorders>
-          <w:top w:val="single" w:sz="4" w:color="D9E1E8"/>
-          <w:left w:val="single" w:sz="4" w:color="D9E1E8"/>
-          <w:bottom w:val="single" w:sz="4" w:color="D9E1E8"/>
-          <w:right w:val="single" w:sz="4" w:color="D9E1E8"/>
-          <w:insideH w:val="single" w:sz="4" w:color="D9E1E8"/>
-          <w:insideV w:val="single" w:sz="4" w:color="D9E1E8"/>
+          <w:top w:val="single" w:sz="4" w:color="E8E5DA"/>
+          <w:left w:val="single" w:sz="4" w:color="E8E5DA"/>
+          <w:bottom w:val="single" w:sz="4" w:color="E8E5DA"/>
+          <w:right w:val="single" w:sz="4" w:color="E8E5DA"/>
+          <w:insideH w:val="single" w:sz="4" w:color="E8E5DA"/>
+          <w:insideV w:val="single" w:sz="4" w:color="E8E5DA"/>
         </w:tblBorders>
       </w:tblPr>
       <w:tblGrid>
@@ -2658,7 +5753,7 @@
               <w:right w:w="120" w:type="dxa"/>
             </w:tcMar>
             <w:vAlign w:val="center"/>
-            <w:shd w:fill="EEF4F6"/>
+            <w:shd w:fill="FAF9F5"/>
           </w:tcPr>
           <w:p>
             <w:pPr>
@@ -2684,7 +5779,7 @@
               <w:right w:w="120" w:type="dxa"/>
             </w:tcMar>
             <w:vAlign w:val="center"/>
-            <w:shd w:fill="EEF4F6"/>
+            <w:shd w:fill="FAF9F5"/>
           </w:tcPr>
           <w:p>
             <w:pPr>
@@ -3044,12 +6139,12 @@
         <w:tblLayout w:type="fixed"/>
         <w:tblInd w:w="0" w:type="dxa"/>
         <w:tblBorders>
-          <w:top w:val="single" w:sz="4" w:color="D9E1E8"/>
-          <w:left w:val="single" w:sz="4" w:color="D9E1E8"/>
-          <w:bottom w:val="single" w:sz="4" w:color="D9E1E8"/>
-          <w:right w:val="single" w:sz="4" w:color="D9E1E8"/>
-          <w:insideH w:val="single" w:sz="4" w:color="D9E1E8"/>
-          <w:insideV w:val="single" w:sz="4" w:color="D9E1E8"/>
+          <w:top w:val="single" w:sz="4" w:color="E8E5DA"/>
+          <w:left w:val="single" w:sz="4" w:color="E8E5DA"/>
+          <w:bottom w:val="single" w:sz="4" w:color="E8E5DA"/>
+          <w:right w:val="single" w:sz="4" w:color="E8E5DA"/>
+          <w:insideH w:val="single" w:sz="4" w:color="E8E5DA"/>
+          <w:insideV w:val="single" w:sz="4" w:color="E8E5DA"/>
         </w:tblBorders>
       </w:tblPr>
       <w:tblGrid>
@@ -3070,7 +6165,7 @@
               <w:right w:w="120" w:type="dxa"/>
             </w:tcMar>
             <w:vAlign w:val="center"/>
-            <w:shd w:fill="EEF4F6"/>
+            <w:shd w:fill="FAF9F5"/>
           </w:tcPr>
           <w:p>
             <w:pPr>
@@ -3096,7 +6191,7 @@
               <w:right w:w="120" w:type="dxa"/>
             </w:tcMar>
             <w:vAlign w:val="center"/>
-            <w:shd w:fill="EEF4F6"/>
+            <w:shd w:fill="FAF9F5"/>
           </w:tcPr>
           <w:p>
             <w:pPr>
@@ -3457,12 +6552,12 @@
         <w:tblLayout w:type="fixed"/>
         <w:tblInd w:w="0" w:type="dxa"/>
         <w:tblBorders>
-          <w:top w:val="single" w:sz="4" w:color="D9E1E8"/>
-          <w:left w:val="single" w:sz="4" w:color="D9E1E8"/>
-          <w:bottom w:val="single" w:sz="4" w:color="D9E1E8"/>
-          <w:right w:val="single" w:sz="4" w:color="D9E1E8"/>
-          <w:insideH w:val="single" w:sz="4" w:color="D9E1E8"/>
-          <w:insideV w:val="single" w:sz="4" w:color="D9E1E8"/>
+          <w:top w:val="single" w:sz="4" w:color="E8E5DA"/>
+          <w:left w:val="single" w:sz="4" w:color="E8E5DA"/>
+          <w:bottom w:val="single" w:sz="4" w:color="E8E5DA"/>
+          <w:right w:val="single" w:sz="4" w:color="E8E5DA"/>
+          <w:insideH w:val="single" w:sz="4" w:color="E8E5DA"/>
+          <w:insideV w:val="single" w:sz="4" w:color="E8E5DA"/>
         </w:tblBorders>
       </w:tblPr>
       <w:tblGrid>
@@ -3483,7 +6578,7 @@
               <w:right w:w="120" w:type="dxa"/>
             </w:tcMar>
             <w:vAlign w:val="center"/>
-            <w:shd w:fill="EEF4F6"/>
+            <w:shd w:fill="FAF9F5"/>
           </w:tcPr>
           <w:p>
             <w:pPr>
@@ -3509,7 +6604,7 @@
               <w:right w:w="120" w:type="dxa"/>
             </w:tcMar>
             <w:vAlign w:val="center"/>
-            <w:shd w:fill="EEF4F6"/>
+            <w:shd w:fill="FAF9F5"/>
           </w:tcPr>
           <w:p>
             <w:pPr>
@@ -3869,12 +6964,12 @@
         <w:tblLayout w:type="fixed"/>
         <w:tblInd w:w="0" w:type="dxa"/>
         <w:tblBorders>
-          <w:top w:val="single" w:sz="4" w:color="D9E1E8"/>
-          <w:left w:val="single" w:sz="4" w:color="D9E1E8"/>
-          <w:bottom w:val="single" w:sz="4" w:color="D9E1E8"/>
-          <w:right w:val="single" w:sz="4" w:color="D9E1E8"/>
-          <w:insideH w:val="single" w:sz="4" w:color="D9E1E8"/>
-          <w:insideV w:val="single" w:sz="4" w:color="D9E1E8"/>
+          <w:top w:val="single" w:sz="4" w:color="E8E5DA"/>
+          <w:left w:val="single" w:sz="4" w:color="E8E5DA"/>
+          <w:bottom w:val="single" w:sz="4" w:color="E8E5DA"/>
+          <w:right w:val="single" w:sz="4" w:color="E8E5DA"/>
+          <w:insideH w:val="single" w:sz="4" w:color="E8E5DA"/>
+          <w:insideV w:val="single" w:sz="4" w:color="E8E5DA"/>
         </w:tblBorders>
       </w:tblPr>
       <w:tblGrid>
@@ -3895,7 +6990,7 @@
               <w:right w:w="120" w:type="dxa"/>
             </w:tcMar>
             <w:vAlign w:val="center"/>
-            <w:shd w:fill="EEF4F6"/>
+            <w:shd w:fill="FAF9F5"/>
           </w:tcPr>
           <w:p>
             <w:pPr>
@@ -3921,7 +7016,7 @@
               <w:right w:w="120" w:type="dxa"/>
             </w:tcMar>
             <w:vAlign w:val="center"/>
-            <w:shd w:fill="EEF4F6"/>
+            <w:shd w:fill="FAF9F5"/>
           </w:tcPr>
           <w:p>
             <w:pPr>
@@ -4282,12 +7377,12 @@
         <w:tblLayout w:type="fixed"/>
         <w:tblInd w:w="0" w:type="dxa"/>
         <w:tblBorders>
-          <w:top w:val="single" w:sz="4" w:color="D9E1E8"/>
-          <w:left w:val="single" w:sz="4" w:color="D9E1E8"/>
-          <w:bottom w:val="single" w:sz="4" w:color="D9E1E8"/>
-          <w:right w:val="single" w:sz="4" w:color="D9E1E8"/>
-          <w:insideH w:val="single" w:sz="4" w:color="D9E1E8"/>
-          <w:insideV w:val="single" w:sz="4" w:color="D9E1E8"/>
+          <w:top w:val="single" w:sz="4" w:color="E8E5DA"/>
+          <w:left w:val="single" w:sz="4" w:color="E8E5DA"/>
+          <w:bottom w:val="single" w:sz="4" w:color="E8E5DA"/>
+          <w:right w:val="single" w:sz="4" w:color="E8E5DA"/>
+          <w:insideH w:val="single" w:sz="4" w:color="E8E5DA"/>
+          <w:insideV w:val="single" w:sz="4" w:color="E8E5DA"/>
         </w:tblBorders>
       </w:tblPr>
       <w:tblGrid>
@@ -4308,7 +7403,7 @@
               <w:right w:w="120" w:type="dxa"/>
             </w:tcMar>
             <w:vAlign w:val="center"/>
-            <w:shd w:fill="EEF4F6"/>
+            <w:shd w:fill="FAF9F5"/>
           </w:tcPr>
           <w:p>
             <w:pPr>
@@ -4334,7 +7429,7 @@
               <w:right w:w="120" w:type="dxa"/>
             </w:tcMar>
             <w:vAlign w:val="center"/>
-            <w:shd w:fill="EEF4F6"/>
+            <w:shd w:fill="FAF9F5"/>
           </w:tcPr>
           <w:p>
             <w:pPr>
@@ -4694,12 +7789,12 @@
         <w:tblLayout w:type="fixed"/>
         <w:tblInd w:w="0" w:type="dxa"/>
         <w:tblBorders>
-          <w:top w:val="single" w:sz="4" w:color="D9E1E8"/>
-          <w:left w:val="single" w:sz="4" w:color="D9E1E8"/>
-          <w:bottom w:val="single" w:sz="4" w:color="D9E1E8"/>
-          <w:right w:val="single" w:sz="4" w:color="D9E1E8"/>
-          <w:insideH w:val="single" w:sz="4" w:color="D9E1E8"/>
-          <w:insideV w:val="single" w:sz="4" w:color="D9E1E8"/>
+          <w:top w:val="single" w:sz="4" w:color="E8E5DA"/>
+          <w:left w:val="single" w:sz="4" w:color="E8E5DA"/>
+          <w:bottom w:val="single" w:sz="4" w:color="E8E5DA"/>
+          <w:right w:val="single" w:sz="4" w:color="E8E5DA"/>
+          <w:insideH w:val="single" w:sz="4" w:color="E8E5DA"/>
+          <w:insideV w:val="single" w:sz="4" w:color="E8E5DA"/>
         </w:tblBorders>
       </w:tblPr>
       <w:tblGrid>
@@ -4720,7 +7815,7 @@
               <w:right w:w="120" w:type="dxa"/>
             </w:tcMar>
             <w:vAlign w:val="center"/>
-            <w:shd w:fill="EEF4F6"/>
+            <w:shd w:fill="FAF9F5"/>
           </w:tcPr>
           <w:p>
             <w:pPr>
@@ -4746,7 +7841,7 @@
               <w:right w:w="120" w:type="dxa"/>
             </w:tcMar>
             <w:vAlign w:val="center"/>
-            <w:shd w:fill="EEF4F6"/>
+            <w:shd w:fill="FAF9F5"/>
           </w:tcPr>
           <w:p>
             <w:pPr>
@@ -5078,6 +8173,829 @@
             </w:pPr>
             <w:r>
               <w:t xml:space="preserve">正文可先定义客户平台，再说明单点 CRM 的边界。</w:t>
+            </w:r>
+          </w:p>
+        </w:tc>
+      </w:tr>
+    </w:tbl>
+    <w:p>
+      <w:pPr>
+        <w:pStyle w:val="Normal"/>
+        <w:spacing w:after="160" w:line="300" w:lineRule="auto"/>
+      </w:pPr>
+      <w:r>
+        <w:t xml:space="preserve"/>
+      </w:r>
+    </w:p>
+    <w:p>
+      <w:pPr>
+        <w:pStyle w:val="Heading2"/>
+        <w:spacing w:after="120" w:line="300" w:lineRule="auto"/>
+      </w:pPr>
+      <w:r>
+        <w:t xml:space="preserve">H09  中国团队做 CRM 数据治理要先看什么：权限、字段、同步和报表边界</w:t>
+      </w:r>
+    </w:p>
+    <w:tbl>
+      <w:tblPr>
+        <w:tblW w:w="9000" w:type="dxa"/>
+        <w:tblLayout w:type="fixed"/>
+        <w:tblInd w:w="0" w:type="dxa"/>
+        <w:tblBorders>
+          <w:top w:val="single" w:sz="4" w:color="E8E5DA"/>
+          <w:left w:val="single" w:sz="4" w:color="E8E5DA"/>
+          <w:bottom w:val="single" w:sz="4" w:color="E8E5DA"/>
+          <w:right w:val="single" w:sz="4" w:color="E8E5DA"/>
+          <w:insideH w:val="single" w:sz="4" w:color="E8E5DA"/>
+          <w:insideV w:val="single" w:sz="4" w:color="E8E5DA"/>
+        </w:tblBorders>
+      </w:tblPr>
+      <w:tblGrid>
+        <w:gridCol w:w="1500"/>
+        <w:gridCol w:w="7500"/>
+      </w:tblGrid>
+      <w:tr>
+        <w:trPr>
+          <w:tblHeader/>
+        </w:trPr>
+        <w:tc>
+          <w:tcPr>
+            <w:tcW w:w="1500" w:type="dxa"/>
+            <w:tcMar>
+              <w:top w:w="100" w:type="dxa"/>
+              <w:left w:w="120" w:type="dxa"/>
+              <w:bottom w:w="100" w:type="dxa"/>
+              <w:right w:w="120" w:type="dxa"/>
+            </w:tcMar>
+            <w:vAlign w:val="center"/>
+            <w:shd w:fill="FAF9F5"/>
+          </w:tcPr>
+          <w:p>
+            <w:pPr>
+              <w:pStyle w:val="TableHeader"/>
+              <w:spacing w:after="0" w:line="300" w:lineRule="auto"/>
+              <w:jc w:val="center"/>
+            </w:pPr>
+            <w:r>
+              <w:rPr>
+                <w:b/>
+              </w:rPr>
+              <w:t xml:space="preserve">字段</w:t>
+            </w:r>
+          </w:p>
+        </w:tc>
+        <w:tc>
+          <w:tcPr>
+            <w:tcW w:w="7500" w:type="dxa"/>
+            <w:tcMar>
+              <w:top w:w="100" w:type="dxa"/>
+              <w:left w:w="120" w:type="dxa"/>
+              <w:bottom w:w="100" w:type="dxa"/>
+              <w:right w:w="120" w:type="dxa"/>
+            </w:tcMar>
+            <w:vAlign w:val="center"/>
+            <w:shd w:fill="FAF9F5"/>
+          </w:tcPr>
+          <w:p>
+            <w:pPr>
+              <w:pStyle w:val="TableHeader"/>
+              <w:spacing w:after="0" w:line="300" w:lineRule="auto"/>
+              <w:jc w:val="center"/>
+            </w:pPr>
+            <w:r>
+              <w:rPr>
+                <w:b/>
+              </w:rPr>
+              <w:t xml:space="preserve">内容</w:t>
+            </w:r>
+          </w:p>
+        </w:tc>
+      </w:tr>
+      <w:tr>
+        <w:tc>
+          <w:tcPr>
+            <w:tcW w:w="1500" w:type="dxa"/>
+            <w:tcMar>
+              <w:top w:w="100" w:type="dxa"/>
+              <w:left w:w="120" w:type="dxa"/>
+              <w:bottom w:w="100" w:type="dxa"/>
+              <w:right w:w="120" w:type="dxa"/>
+            </w:tcMar>
+            <w:vAlign w:val="center"/>
+          </w:tcPr>
+          <w:p>
+            <w:pPr>
+              <w:pStyle w:val="TableCell"/>
+              <w:spacing w:after="0" w:line="300" w:lineRule="auto"/>
+              <w:jc w:val="center"/>
+            </w:pPr>
+            <w:r>
+              <w:t xml:space="preserve">类型</w:t>
+            </w:r>
+          </w:p>
+        </w:tc>
+        <w:tc>
+          <w:tcPr>
+            <w:tcW w:w="7500" w:type="dxa"/>
+            <w:tcMar>
+              <w:top w:w="100" w:type="dxa"/>
+              <w:left w:w="120" w:type="dxa"/>
+              <w:bottom w:w="100" w:type="dxa"/>
+              <w:right w:w="120" w:type="dxa"/>
+            </w:tcMar>
+            <w:vAlign w:val="center"/>
+          </w:tcPr>
+          <w:p>
+            <w:pPr>
+              <w:pStyle w:val="TableCell"/>
+              <w:spacing w:after="0" w:line="300" w:lineRule="auto"/>
+              <w:jc w:val="center"/>
+            </w:pPr>
+            <w:r>
+              <w:t xml:space="preserve">指南型</w:t>
+            </w:r>
+          </w:p>
+        </w:tc>
+      </w:tr>
+      <w:tr>
+        <w:tc>
+          <w:tcPr>
+            <w:tcW w:w="1500" w:type="dxa"/>
+            <w:tcMar>
+              <w:top w:w="100" w:type="dxa"/>
+              <w:left w:w="120" w:type="dxa"/>
+              <w:bottom w:w="100" w:type="dxa"/>
+              <w:right w:w="120" w:type="dxa"/>
+            </w:tcMar>
+            <w:vAlign w:val="center"/>
+          </w:tcPr>
+          <w:p>
+            <w:pPr>
+              <w:pStyle w:val="TableCell"/>
+              <w:spacing w:after="0" w:line="300" w:lineRule="auto"/>
+              <w:jc w:val="center"/>
+            </w:pPr>
+            <w:r>
+              <w:t xml:space="preserve">意图</w:t>
+            </w:r>
+          </w:p>
+        </w:tc>
+        <w:tc>
+          <w:tcPr>
+            <w:tcW w:w="7500" w:type="dxa"/>
+            <w:tcMar>
+              <w:top w:w="100" w:type="dxa"/>
+              <w:left w:w="120" w:type="dxa"/>
+              <w:bottom w:w="100" w:type="dxa"/>
+              <w:right w:w="120" w:type="dxa"/>
+            </w:tcMar>
+            <w:vAlign w:val="center"/>
+          </w:tcPr>
+          <w:p>
+            <w:pPr>
+              <w:pStyle w:val="TableCell"/>
+              <w:spacing w:after="0" w:line="300" w:lineRule="auto"/>
+              <w:jc w:val="center"/>
+            </w:pPr>
+            <w:r>
+              <w:t xml:space="preserve">数据治理前置判断</w:t>
+            </w:r>
+          </w:p>
+        </w:tc>
+      </w:tr>
+      <w:tr>
+        <w:tc>
+          <w:tcPr>
+            <w:tcW w:w="1500" w:type="dxa"/>
+            <w:tcMar>
+              <w:top w:w="100" w:type="dxa"/>
+              <w:left w:w="120" w:type="dxa"/>
+              <w:bottom w:w="100" w:type="dxa"/>
+              <w:right w:w="120" w:type="dxa"/>
+            </w:tcMar>
+            <w:vAlign w:val="center"/>
+          </w:tcPr>
+          <w:p>
+            <w:pPr>
+              <w:pStyle w:val="TableCell"/>
+              <w:spacing w:after="0" w:line="300" w:lineRule="auto"/>
+              <w:jc w:val="center"/>
+            </w:pPr>
+            <w:r>
+              <w:t xml:space="preserve">场景</w:t>
+            </w:r>
+          </w:p>
+        </w:tc>
+        <w:tc>
+          <w:tcPr>
+            <w:tcW w:w="7500" w:type="dxa"/>
+            <w:tcMar>
+              <w:top w:w="100" w:type="dxa"/>
+              <w:left w:w="120" w:type="dxa"/>
+              <w:bottom w:w="100" w:type="dxa"/>
+              <w:right w:w="120" w:type="dxa"/>
+            </w:tcMar>
+            <w:vAlign w:val="center"/>
+          </w:tcPr>
+          <w:p>
+            <w:pPr>
+              <w:pStyle w:val="TableCell"/>
+              <w:spacing w:after="0" w:line="300" w:lineRule="auto"/>
+            </w:pPr>
+            <w:r>
+              <w:t xml:space="preserve">CRM 管理员 / 销售运营</w:t>
+            </w:r>
+          </w:p>
+        </w:tc>
+      </w:tr>
+      <w:tr>
+        <w:tc>
+          <w:tcPr>
+            <w:tcW w:w="1500" w:type="dxa"/>
+            <w:tcMar>
+              <w:top w:w="100" w:type="dxa"/>
+              <w:left w:w="120" w:type="dxa"/>
+              <w:bottom w:w="100" w:type="dxa"/>
+              <w:right w:w="120" w:type="dxa"/>
+            </w:tcMar>
+            <w:vAlign w:val="center"/>
+          </w:tcPr>
+          <w:p>
+            <w:pPr>
+              <w:pStyle w:val="TableCell"/>
+              <w:spacing w:after="0" w:line="300" w:lineRule="auto"/>
+              <w:jc w:val="center"/>
+            </w:pPr>
+            <w:r>
+              <w:t xml:space="preserve">平台适配</w:t>
+            </w:r>
+          </w:p>
+        </w:tc>
+        <w:tc>
+          <w:tcPr>
+            <w:tcW w:w="7500" w:type="dxa"/>
+            <w:tcMar>
+              <w:top w:w="100" w:type="dxa"/>
+              <w:left w:w="120" w:type="dxa"/>
+              <w:bottom w:w="100" w:type="dxa"/>
+              <w:right w:w="120" w:type="dxa"/>
+            </w:tcMar>
+            <w:vAlign w:val="center"/>
+          </w:tcPr>
+          <w:p>
+            <w:pPr>
+              <w:pStyle w:val="TableCell"/>
+              <w:spacing w:after="0" w:line="300" w:lineRule="auto"/>
+            </w:pPr>
+            <w:r>
+              <w:t xml:space="preserve">DeepSeek / 通义千问 / Kimi</w:t>
+            </w:r>
+          </w:p>
+        </w:tc>
+      </w:tr>
+      <w:tr>
+        <w:tc>
+          <w:tcPr>
+            <w:tcW w:w="1500" w:type="dxa"/>
+            <w:tcMar>
+              <w:top w:w="100" w:type="dxa"/>
+              <w:left w:w="120" w:type="dxa"/>
+              <w:bottom w:w="100" w:type="dxa"/>
+              <w:right w:w="120" w:type="dxa"/>
+            </w:tcMar>
+            <w:vAlign w:val="center"/>
+          </w:tcPr>
+          <w:p>
+            <w:pPr>
+              <w:pStyle w:val="TableCell"/>
+              <w:spacing w:after="0" w:line="300" w:lineRule="auto"/>
+              <w:jc w:val="center"/>
+            </w:pPr>
+            <w:r>
+              <w:t xml:space="preserve">总分</w:t>
+            </w:r>
+          </w:p>
+        </w:tc>
+        <w:tc>
+          <w:tcPr>
+            <w:tcW w:w="7500" w:type="dxa"/>
+            <w:tcMar>
+              <w:top w:w="100" w:type="dxa"/>
+              <w:left w:w="120" w:type="dxa"/>
+              <w:bottom w:w="100" w:type="dxa"/>
+              <w:right w:w="120" w:type="dxa"/>
+            </w:tcMar>
+            <w:vAlign w:val="center"/>
+          </w:tcPr>
+          <w:p>
+            <w:pPr>
+              <w:pStyle w:val="TableCell"/>
+              <w:spacing w:after="0" w:line="300" w:lineRule="auto"/>
+              <w:jc w:val="center"/>
+            </w:pPr>
+            <w:r>
+              <w:t xml:space="preserve">97</w:t>
+            </w:r>
+          </w:p>
+        </w:tc>
+      </w:tr>
+      <w:tr>
+        <w:tc>
+          <w:tcPr>
+            <w:tcW w:w="1500" w:type="dxa"/>
+            <w:tcMar>
+              <w:top w:w="100" w:type="dxa"/>
+              <w:left w:w="120" w:type="dxa"/>
+              <w:bottom w:w="100" w:type="dxa"/>
+              <w:right w:w="120" w:type="dxa"/>
+            </w:tcMar>
+            <w:vAlign w:val="center"/>
+          </w:tcPr>
+          <w:p>
+            <w:pPr>
+              <w:pStyle w:val="TableCell"/>
+              <w:spacing w:after="0" w:line="300" w:lineRule="auto"/>
+              <w:jc w:val="center"/>
+            </w:pPr>
+            <w:r>
+              <w:t xml:space="preserve">理由</w:t>
+            </w:r>
+          </w:p>
+        </w:tc>
+        <w:tc>
+          <w:tcPr>
+            <w:tcW w:w="7500" w:type="dxa"/>
+            <w:tcMar>
+              <w:top w:w="100" w:type="dxa"/>
+              <w:left w:w="120" w:type="dxa"/>
+              <w:bottom w:w="100" w:type="dxa"/>
+              <w:right w:w="120" w:type="dxa"/>
+            </w:tcMar>
+            <w:vAlign w:val="center"/>
+          </w:tcPr>
+          <w:p>
+            <w:pPr>
+              <w:pStyle w:val="TableCell"/>
+              <w:spacing w:after="0" w:line="300" w:lineRule="auto"/>
+            </w:pPr>
+            <w:r>
+              <w:t xml:space="preserve">标题把数据治理拆成权限、字段、同步和报表四个可审查模块，适合生成结构化检查表。</w:t>
+            </w:r>
+          </w:p>
+        </w:tc>
+      </w:tr>
+      <w:tr>
+        <w:tc>
+          <w:tcPr>
+            <w:tcW w:w="1500" w:type="dxa"/>
+            <w:tcMar>
+              <w:top w:w="100" w:type="dxa"/>
+              <w:left w:w="120" w:type="dxa"/>
+              <w:bottom w:w="100" w:type="dxa"/>
+              <w:right w:w="120" w:type="dxa"/>
+            </w:tcMar>
+            <w:vAlign w:val="center"/>
+          </w:tcPr>
+          <w:p>
+            <w:pPr>
+              <w:pStyle w:val="TableCell"/>
+              <w:spacing w:after="0" w:line="300" w:lineRule="auto"/>
+              <w:jc w:val="center"/>
+            </w:pPr>
+            <w:r>
+              <w:t xml:space="preserve">改写建议</w:t>
+            </w:r>
+          </w:p>
+        </w:tc>
+        <w:tc>
+          <w:tcPr>
+            <w:tcW w:w="7500" w:type="dxa"/>
+            <w:tcMar>
+              <w:top w:w="100" w:type="dxa"/>
+              <w:left w:w="120" w:type="dxa"/>
+              <w:bottom w:w="100" w:type="dxa"/>
+              <w:right w:w="120" w:type="dxa"/>
+            </w:tcMar>
+            <w:vAlign w:val="center"/>
+          </w:tcPr>
+          <w:p>
+            <w:pPr>
+              <w:pStyle w:val="TableCell"/>
+              <w:spacing w:after="0" w:line="300" w:lineRule="auto"/>
+            </w:pPr>
+            <w:r>
+              <w:t xml:space="preserve">正文应补充字段命名、权限分层、同步规则、报表口径和责任人。</w:t>
+            </w:r>
+          </w:p>
+        </w:tc>
+      </w:tr>
+    </w:tbl>
+    <w:p>
+      <w:pPr>
+        <w:pStyle w:val="Normal"/>
+        <w:spacing w:after="160" w:line="300" w:lineRule="auto"/>
+      </w:pPr>
+      <w:r>
+        <w:t xml:space="preserve"/>
+      </w:r>
+    </w:p>
+    <w:p>
+      <w:pPr>
+        <w:pStyle w:val="Heading2"/>
+        <w:spacing w:after="120" w:line="300" w:lineRule="auto"/>
+      </w:pPr>
+      <w:r>
+        <w:t xml:space="preserve">H10  HubSpot 中文资料和实施支持怎么查：从知识库、权限指南和产品模块看</w:t>
+      </w:r>
+    </w:p>
+    <w:tbl>
+      <w:tblPr>
+        <w:tblW w:w="9000" w:type="dxa"/>
+        <w:tblLayout w:type="fixed"/>
+        <w:tblInd w:w="0" w:type="dxa"/>
+        <w:tblBorders>
+          <w:top w:val="single" w:sz="4" w:color="E8E5DA"/>
+          <w:left w:val="single" w:sz="4" w:color="E8E5DA"/>
+          <w:bottom w:val="single" w:sz="4" w:color="E8E5DA"/>
+          <w:right w:val="single" w:sz="4" w:color="E8E5DA"/>
+          <w:insideH w:val="single" w:sz="4" w:color="E8E5DA"/>
+          <w:insideV w:val="single" w:sz="4" w:color="E8E5DA"/>
+        </w:tblBorders>
+      </w:tblPr>
+      <w:tblGrid>
+        <w:gridCol w:w="1500"/>
+        <w:gridCol w:w="7500"/>
+      </w:tblGrid>
+      <w:tr>
+        <w:trPr>
+          <w:tblHeader/>
+        </w:trPr>
+        <w:tc>
+          <w:tcPr>
+            <w:tcW w:w="1500" w:type="dxa"/>
+            <w:tcMar>
+              <w:top w:w="100" w:type="dxa"/>
+              <w:left w:w="120" w:type="dxa"/>
+              <w:bottom w:w="100" w:type="dxa"/>
+              <w:right w:w="120" w:type="dxa"/>
+            </w:tcMar>
+            <w:vAlign w:val="center"/>
+            <w:shd w:fill="FAF9F5"/>
+          </w:tcPr>
+          <w:p>
+            <w:pPr>
+              <w:pStyle w:val="TableHeader"/>
+              <w:spacing w:after="0" w:line="300" w:lineRule="auto"/>
+              <w:jc w:val="center"/>
+            </w:pPr>
+            <w:r>
+              <w:rPr>
+                <w:b/>
+              </w:rPr>
+              <w:t xml:space="preserve">字段</w:t>
+            </w:r>
+          </w:p>
+        </w:tc>
+        <w:tc>
+          <w:tcPr>
+            <w:tcW w:w="7500" w:type="dxa"/>
+            <w:tcMar>
+              <w:top w:w="100" w:type="dxa"/>
+              <w:left w:w="120" w:type="dxa"/>
+              <w:bottom w:w="100" w:type="dxa"/>
+              <w:right w:w="120" w:type="dxa"/>
+            </w:tcMar>
+            <w:vAlign w:val="center"/>
+            <w:shd w:fill="FAF9F5"/>
+          </w:tcPr>
+          <w:p>
+            <w:pPr>
+              <w:pStyle w:val="TableHeader"/>
+              <w:spacing w:after="0" w:line="300" w:lineRule="auto"/>
+              <w:jc w:val="center"/>
+            </w:pPr>
+            <w:r>
+              <w:rPr>
+                <w:b/>
+              </w:rPr>
+              <w:t xml:space="preserve">内容</w:t>
+            </w:r>
+          </w:p>
+        </w:tc>
+      </w:tr>
+      <w:tr>
+        <w:tc>
+          <w:tcPr>
+            <w:tcW w:w="1500" w:type="dxa"/>
+            <w:tcMar>
+              <w:top w:w="100" w:type="dxa"/>
+              <w:left w:w="120" w:type="dxa"/>
+              <w:bottom w:w="100" w:type="dxa"/>
+              <w:right w:w="120" w:type="dxa"/>
+            </w:tcMar>
+            <w:vAlign w:val="center"/>
+          </w:tcPr>
+          <w:p>
+            <w:pPr>
+              <w:pStyle w:val="TableCell"/>
+              <w:spacing w:after="0" w:line="300" w:lineRule="auto"/>
+              <w:jc w:val="center"/>
+            </w:pPr>
+            <w:r>
+              <w:t xml:space="preserve">类型</w:t>
+            </w:r>
+          </w:p>
+        </w:tc>
+        <w:tc>
+          <w:tcPr>
+            <w:tcW w:w="7500" w:type="dxa"/>
+            <w:tcMar>
+              <w:top w:w="100" w:type="dxa"/>
+              <w:left w:w="120" w:type="dxa"/>
+              <w:bottom w:w="100" w:type="dxa"/>
+              <w:right w:w="120" w:type="dxa"/>
+            </w:tcMar>
+            <w:vAlign w:val="center"/>
+          </w:tcPr>
+          <w:p>
+            <w:pPr>
+              <w:pStyle w:val="TableCell"/>
+              <w:spacing w:after="0" w:line="300" w:lineRule="auto"/>
+              <w:jc w:val="center"/>
+            </w:pPr>
+            <w:r>
+              <w:t xml:space="preserve">品牌验证型</w:t>
+            </w:r>
+          </w:p>
+        </w:tc>
+      </w:tr>
+      <w:tr>
+        <w:tc>
+          <w:tcPr>
+            <w:tcW w:w="1500" w:type="dxa"/>
+            <w:tcMar>
+              <w:top w:w="100" w:type="dxa"/>
+              <w:left w:w="120" w:type="dxa"/>
+              <w:bottom w:w="100" w:type="dxa"/>
+              <w:right w:w="120" w:type="dxa"/>
+            </w:tcMar>
+            <w:vAlign w:val="center"/>
+          </w:tcPr>
+          <w:p>
+            <w:pPr>
+              <w:pStyle w:val="TableCell"/>
+              <w:spacing w:after="0" w:line="300" w:lineRule="auto"/>
+              <w:jc w:val="center"/>
+            </w:pPr>
+            <w:r>
+              <w:t xml:space="preserve">意图</w:t>
+            </w:r>
+          </w:p>
+        </w:tc>
+        <w:tc>
+          <w:tcPr>
+            <w:tcW w:w="7500" w:type="dxa"/>
+            <w:tcMar>
+              <w:top w:w="100" w:type="dxa"/>
+              <w:left w:w="120" w:type="dxa"/>
+              <w:bottom w:w="100" w:type="dxa"/>
+              <w:right w:w="120" w:type="dxa"/>
+            </w:tcMar>
+            <w:vAlign w:val="center"/>
+          </w:tcPr>
+          <w:p>
+            <w:pPr>
+              <w:pStyle w:val="TableCell"/>
+              <w:spacing w:after="0" w:line="300" w:lineRule="auto"/>
+            </w:pPr>
+            <w:r>
+              <w:t xml:space="preserve">资料查找与实施准备</w:t>
+            </w:r>
+          </w:p>
+        </w:tc>
+      </w:tr>
+      <w:tr>
+        <w:tc>
+          <w:tcPr>
+            <w:tcW w:w="1500" w:type="dxa"/>
+            <w:tcMar>
+              <w:top w:w="100" w:type="dxa"/>
+              <w:left w:w="120" w:type="dxa"/>
+              <w:bottom w:w="100" w:type="dxa"/>
+              <w:right w:w="120" w:type="dxa"/>
+            </w:tcMar>
+            <w:vAlign w:val="center"/>
+          </w:tcPr>
+          <w:p>
+            <w:pPr>
+              <w:pStyle w:val="TableCell"/>
+              <w:spacing w:after="0" w:line="300" w:lineRule="auto"/>
+              <w:jc w:val="center"/>
+            </w:pPr>
+            <w:r>
+              <w:t xml:space="preserve">场景</w:t>
+            </w:r>
+          </w:p>
+        </w:tc>
+        <w:tc>
+          <w:tcPr>
+            <w:tcW w:w="7500" w:type="dxa"/>
+            <w:tcMar>
+              <w:top w:w="100" w:type="dxa"/>
+              <w:left w:w="120" w:type="dxa"/>
+              <w:bottom w:w="100" w:type="dxa"/>
+              <w:right w:w="120" w:type="dxa"/>
+            </w:tcMar>
+            <w:vAlign w:val="center"/>
+          </w:tcPr>
+          <w:p>
+            <w:pPr>
+              <w:pStyle w:val="TableCell"/>
+              <w:spacing w:after="0" w:line="300" w:lineRule="auto"/>
+            </w:pPr>
+            <w:r>
+              <w:t xml:space="preserve">HubSpot 中文资料页 / 实施 FAQ</w:t>
+            </w:r>
+          </w:p>
+        </w:tc>
+      </w:tr>
+      <w:tr>
+        <w:tc>
+          <w:tcPr>
+            <w:tcW w:w="1500" w:type="dxa"/>
+            <w:tcMar>
+              <w:top w:w="100" w:type="dxa"/>
+              <w:left w:w="120" w:type="dxa"/>
+              <w:bottom w:w="100" w:type="dxa"/>
+              <w:right w:w="120" w:type="dxa"/>
+            </w:tcMar>
+            <w:vAlign w:val="center"/>
+          </w:tcPr>
+          <w:p>
+            <w:pPr>
+              <w:pStyle w:val="TableCell"/>
+              <w:spacing w:after="0" w:line="300" w:lineRule="auto"/>
+              <w:jc w:val="center"/>
+            </w:pPr>
+            <w:r>
+              <w:t xml:space="preserve">平台适配</w:t>
+            </w:r>
+          </w:p>
+        </w:tc>
+        <w:tc>
+          <w:tcPr>
+            <w:tcW w:w="7500" w:type="dxa"/>
+            <w:tcMar>
+              <w:top w:w="100" w:type="dxa"/>
+              <w:left w:w="120" w:type="dxa"/>
+              <w:bottom w:w="100" w:type="dxa"/>
+              <w:right w:w="120" w:type="dxa"/>
+            </w:tcMar>
+            <w:vAlign w:val="center"/>
+          </w:tcPr>
+          <w:p>
+            <w:pPr>
+              <w:pStyle w:val="TableCell"/>
+              <w:spacing w:after="0" w:line="300" w:lineRule="auto"/>
+            </w:pPr>
+            <w:r>
+              <w:t xml:space="preserve">Kimi / 元宝 / 通义千问</w:t>
+            </w:r>
+          </w:p>
+        </w:tc>
+      </w:tr>
+      <w:tr>
+        <w:tc>
+          <w:tcPr>
+            <w:tcW w:w="1500" w:type="dxa"/>
+            <w:tcMar>
+              <w:top w:w="100" w:type="dxa"/>
+              <w:left w:w="120" w:type="dxa"/>
+              <w:bottom w:w="100" w:type="dxa"/>
+              <w:right w:w="120" w:type="dxa"/>
+            </w:tcMar>
+            <w:vAlign w:val="center"/>
+          </w:tcPr>
+          <w:p>
+            <w:pPr>
+              <w:pStyle w:val="TableCell"/>
+              <w:spacing w:after="0" w:line="300" w:lineRule="auto"/>
+              <w:jc w:val="center"/>
+            </w:pPr>
+            <w:r>
+              <w:t xml:space="preserve">总分</w:t>
+            </w:r>
+          </w:p>
+        </w:tc>
+        <w:tc>
+          <w:tcPr>
+            <w:tcW w:w="7500" w:type="dxa"/>
+            <w:tcMar>
+              <w:top w:w="100" w:type="dxa"/>
+              <w:left w:w="120" w:type="dxa"/>
+              <w:bottom w:w="100" w:type="dxa"/>
+              <w:right w:w="120" w:type="dxa"/>
+            </w:tcMar>
+            <w:vAlign w:val="center"/>
+          </w:tcPr>
+          <w:p>
+            <w:pPr>
+              <w:pStyle w:val="TableCell"/>
+              <w:spacing w:after="0" w:line="300" w:lineRule="auto"/>
+              <w:jc w:val="center"/>
+            </w:pPr>
+            <w:r>
+              <w:t xml:space="preserve">93</w:t>
+            </w:r>
+          </w:p>
+        </w:tc>
+      </w:tr>
+      <w:tr>
+        <w:tc>
+          <w:tcPr>
+            <w:tcW w:w="1500" w:type="dxa"/>
+            <w:tcMar>
+              <w:top w:w="100" w:type="dxa"/>
+              <w:left w:w="120" w:type="dxa"/>
+              <w:bottom w:w="100" w:type="dxa"/>
+              <w:right w:w="120" w:type="dxa"/>
+            </w:tcMar>
+            <w:vAlign w:val="center"/>
+          </w:tcPr>
+          <w:p>
+            <w:pPr>
+              <w:pStyle w:val="TableCell"/>
+              <w:spacing w:after="0" w:line="300" w:lineRule="auto"/>
+              <w:jc w:val="center"/>
+            </w:pPr>
+            <w:r>
+              <w:t xml:space="preserve">理由</w:t>
+            </w:r>
+          </w:p>
+        </w:tc>
+        <w:tc>
+          <w:tcPr>
+            <w:tcW w:w="7500" w:type="dxa"/>
+            <w:tcMar>
+              <w:top w:w="100" w:type="dxa"/>
+              <w:left w:w="120" w:type="dxa"/>
+              <w:bottom w:w="100" w:type="dxa"/>
+              <w:right w:w="120" w:type="dxa"/>
+            </w:tcMar>
+            <w:vAlign w:val="center"/>
+          </w:tcPr>
+          <w:p>
+            <w:pPr>
+              <w:pStyle w:val="TableCell"/>
+              <w:spacing w:after="0" w:line="300" w:lineRule="auto"/>
+            </w:pPr>
+            <w:r>
+              <w:t xml:space="preserve">品牌资料场景允许出现 HubSpot；标题同时给出知识库、权限指南和产品模块三个来源入口。</w:t>
+            </w:r>
+          </w:p>
+        </w:tc>
+      </w:tr>
+      <w:tr>
+        <w:tc>
+          <w:tcPr>
+            <w:tcW w:w="1500" w:type="dxa"/>
+            <w:tcMar>
+              <w:top w:w="100" w:type="dxa"/>
+              <w:left w:w="120" w:type="dxa"/>
+              <w:bottom w:w="100" w:type="dxa"/>
+              <w:right w:w="120" w:type="dxa"/>
+            </w:tcMar>
+            <w:vAlign w:val="center"/>
+          </w:tcPr>
+          <w:p>
+            <w:pPr>
+              <w:pStyle w:val="TableCell"/>
+              <w:spacing w:after="0" w:line="300" w:lineRule="auto"/>
+              <w:jc w:val="center"/>
+            </w:pPr>
+            <w:r>
+              <w:t xml:space="preserve">改写建议</w:t>
+            </w:r>
+          </w:p>
+        </w:tc>
+        <w:tc>
+          <w:tcPr>
+            <w:tcW w:w="7500" w:type="dxa"/>
+            <w:tcMar>
+              <w:top w:w="100" w:type="dxa"/>
+              <w:left w:w="120" w:type="dxa"/>
+              <w:bottom w:w="100" w:type="dxa"/>
+              <w:right w:w="120" w:type="dxa"/>
+            </w:tcMar>
+            <w:vAlign w:val="center"/>
+          </w:tcPr>
+          <w:p>
+            <w:pPr>
+              <w:pStyle w:val="TableCell"/>
+              <w:spacing w:after="0" w:line="300" w:lineRule="auto"/>
+            </w:pPr>
+            <w:r>
+              <w:t xml:space="preserve">正文需列出中文知识库路径、权限指南用途和产品模块对应关系。</w:t>
             </w:r>
           </w:p>
         </w:tc>
@@ -5107,12 +9025,12 @@
         <w:tblLayout w:type="fixed"/>
         <w:tblInd w:w="0" w:type="dxa"/>
         <w:tblBorders>
-          <w:top w:val="single" w:sz="4" w:color="D9E1E8"/>
-          <w:left w:val="single" w:sz="4" w:color="D9E1E8"/>
-          <w:bottom w:val="single" w:sz="4" w:color="D9E1E8"/>
-          <w:right w:val="single" w:sz="4" w:color="D9E1E8"/>
-          <w:insideH w:val="single" w:sz="4" w:color="D9E1E8"/>
-          <w:insideV w:val="single" w:sz="4" w:color="D9E1E8"/>
+          <w:top w:val="single" w:sz="4" w:color="E8E5DA"/>
+          <w:left w:val="single" w:sz="4" w:color="E8E5DA"/>
+          <w:bottom w:val="single" w:sz="4" w:color="E8E5DA"/>
+          <w:right w:val="single" w:sz="4" w:color="E8E5DA"/>
+          <w:insideH w:val="single" w:sz="4" w:color="E8E5DA"/>
+          <w:insideV w:val="single" w:sz="4" w:color="E8E5DA"/>
         </w:tblBorders>
       </w:tblPr>
       <w:tblGrid>
@@ -5139,7 +9057,7 @@
               <w:right w:w="120" w:type="dxa"/>
             </w:tcMar>
             <w:vAlign w:val="center"/>
-            <w:shd w:fill="EEF4F6"/>
+            <w:shd w:fill="FAF9F5"/>
           </w:tcPr>
           <w:p>
             <w:pPr>
@@ -5165,7 +9083,7 @@
               <w:right w:w="120" w:type="dxa"/>
             </w:tcMar>
             <w:vAlign w:val="center"/>
-            <w:shd w:fill="EEF4F6"/>
+            <w:shd w:fill="FAF9F5"/>
           </w:tcPr>
           <w:p>
             <w:pPr>
@@ -5191,7 +9109,7 @@
               <w:right w:w="120" w:type="dxa"/>
             </w:tcMar>
             <w:vAlign w:val="center"/>
-            <w:shd w:fill="EEF4F6"/>
+            <w:shd w:fill="FAF9F5"/>
           </w:tcPr>
           <w:p>
             <w:pPr>
@@ -5217,7 +9135,7 @@
               <w:right w:w="120" w:type="dxa"/>
             </w:tcMar>
             <w:vAlign w:val="center"/>
-            <w:shd w:fill="EEF4F6"/>
+            <w:shd w:fill="FAF9F5"/>
           </w:tcPr>
           <w:p>
             <w:pPr>
@@ -5243,7 +9161,7 @@
               <w:right w:w="120" w:type="dxa"/>
             </w:tcMar>
             <w:vAlign w:val="center"/>
-            <w:shd w:fill="EEF4F6"/>
+            <w:shd w:fill="FAF9F5"/>
           </w:tcPr>
           <w:p>
             <w:pPr>
@@ -5269,7 +9187,7 @@
               <w:right w:w="120" w:type="dxa"/>
             </w:tcMar>
             <w:vAlign w:val="center"/>
-            <w:shd w:fill="EEF4F6"/>
+            <w:shd w:fill="FAF9F5"/>
           </w:tcPr>
           <w:p>
             <w:pPr>
@@ -5295,7 +9213,7 @@
               <w:right w:w="120" w:type="dxa"/>
             </w:tcMar>
             <w:vAlign w:val="center"/>
-            <w:shd w:fill="EEF4F6"/>
+            <w:shd w:fill="FAF9F5"/>
           </w:tcPr>
           <w:p>
             <w:pPr>
@@ -5321,7 +9239,7 @@
               <w:right w:w="120" w:type="dxa"/>
             </w:tcMar>
             <w:vAlign w:val="center"/>
-            <w:shd w:fill="EEF4F6"/>
+            <w:shd w:fill="FAF9F5"/>
           </w:tcPr>
           <w:p>
             <w:pPr>
@@ -6758,6 +10676,2117 @@
             </w:pPr>
             <w:r>
               <w:t xml:space="preserve">97</w:t>
+            </w:r>
+          </w:p>
+        </w:tc>
+      </w:tr>
+      <w:tr>
+        <w:tc>
+          <w:tcPr>
+            <w:tcW w:w="800" w:type="dxa"/>
+            <w:tcMar>
+              <w:top w:w="100" w:type="dxa"/>
+              <w:left w:w="120" w:type="dxa"/>
+              <w:bottom w:w="100" w:type="dxa"/>
+              <w:right w:w="120" w:type="dxa"/>
+            </w:tcMar>
+            <w:vAlign w:val="center"/>
+          </w:tcPr>
+          <w:p>
+            <w:pPr>
+              <w:pStyle w:val="TableCell"/>
+              <w:spacing w:after="0" w:line="300" w:lineRule="auto"/>
+              <w:jc w:val="center"/>
+            </w:pPr>
+            <w:r>
+              <w:t xml:space="preserve">H09</w:t>
+            </w:r>
+          </w:p>
+        </w:tc>
+        <w:tc>
+          <w:tcPr>
+            <w:tcW w:w="1050" w:type="dxa"/>
+            <w:tcMar>
+              <w:top w:w="100" w:type="dxa"/>
+              <w:left w:w="120" w:type="dxa"/>
+              <w:bottom w:w="100" w:type="dxa"/>
+              <w:right w:w="120" w:type="dxa"/>
+            </w:tcMar>
+            <w:vAlign w:val="center"/>
+          </w:tcPr>
+          <w:p>
+            <w:pPr>
+              <w:pStyle w:val="TableCell"/>
+              <w:spacing w:after="0" w:line="300" w:lineRule="auto"/>
+              <w:jc w:val="center"/>
+            </w:pPr>
+            <w:r>
+              <w:t xml:space="preserve">5</w:t>
+            </w:r>
+          </w:p>
+        </w:tc>
+        <w:tc>
+          <w:tcPr>
+            <w:tcW w:w="1050" w:type="dxa"/>
+            <w:tcMar>
+              <w:top w:w="100" w:type="dxa"/>
+              <w:left w:w="120" w:type="dxa"/>
+              <w:bottom w:w="100" w:type="dxa"/>
+              <w:right w:w="120" w:type="dxa"/>
+            </w:tcMar>
+            <w:vAlign w:val="center"/>
+          </w:tcPr>
+          <w:p>
+            <w:pPr>
+              <w:pStyle w:val="TableCell"/>
+              <w:spacing w:after="0" w:line="300" w:lineRule="auto"/>
+              <w:jc w:val="center"/>
+            </w:pPr>
+            <w:r>
+              <w:t xml:space="preserve">5</w:t>
+            </w:r>
+          </w:p>
+        </w:tc>
+        <w:tc>
+          <w:tcPr>
+            <w:tcW w:w="1050" w:type="dxa"/>
+            <w:tcMar>
+              <w:top w:w="100" w:type="dxa"/>
+              <w:left w:w="120" w:type="dxa"/>
+              <w:bottom w:w="100" w:type="dxa"/>
+              <w:right w:w="120" w:type="dxa"/>
+            </w:tcMar>
+            <w:vAlign w:val="center"/>
+          </w:tcPr>
+          <w:p>
+            <w:pPr>
+              <w:pStyle w:val="TableCell"/>
+              <w:spacing w:after="0" w:line="300" w:lineRule="auto"/>
+              <w:jc w:val="center"/>
+            </w:pPr>
+            <w:r>
+              <w:t xml:space="preserve">5</w:t>
+            </w:r>
+          </w:p>
+        </w:tc>
+        <w:tc>
+          <w:tcPr>
+            <w:tcW w:w="1050" w:type="dxa"/>
+            <w:tcMar>
+              <w:top w:w="100" w:type="dxa"/>
+              <w:left w:w="120" w:type="dxa"/>
+              <w:bottom w:w="100" w:type="dxa"/>
+              <w:right w:w="120" w:type="dxa"/>
+            </w:tcMar>
+            <w:vAlign w:val="center"/>
+          </w:tcPr>
+          <w:p>
+            <w:pPr>
+              <w:pStyle w:val="TableCell"/>
+              <w:spacing w:after="0" w:line="300" w:lineRule="auto"/>
+              <w:jc w:val="center"/>
+            </w:pPr>
+            <w:r>
+              <w:t xml:space="preserve">5</w:t>
+            </w:r>
+          </w:p>
+        </w:tc>
+        <w:tc>
+          <w:tcPr>
+            <w:tcW w:w="1050" w:type="dxa"/>
+            <w:tcMar>
+              <w:top w:w="100" w:type="dxa"/>
+              <w:left w:w="120" w:type="dxa"/>
+              <w:bottom w:w="100" w:type="dxa"/>
+              <w:right w:w="120" w:type="dxa"/>
+            </w:tcMar>
+            <w:vAlign w:val="center"/>
+          </w:tcPr>
+          <w:p>
+            <w:pPr>
+              <w:pStyle w:val="TableCell"/>
+              <w:spacing w:after="0" w:line="300" w:lineRule="auto"/>
+              <w:jc w:val="center"/>
+            </w:pPr>
+            <w:r>
+              <w:t xml:space="preserve">5</w:t>
+            </w:r>
+          </w:p>
+        </w:tc>
+        <w:tc>
+          <w:tcPr>
+            <w:tcW w:w="1050" w:type="dxa"/>
+            <w:tcMar>
+              <w:top w:w="100" w:type="dxa"/>
+              <w:left w:w="120" w:type="dxa"/>
+              <w:bottom w:w="100" w:type="dxa"/>
+              <w:right w:w="120" w:type="dxa"/>
+            </w:tcMar>
+            <w:vAlign w:val="center"/>
+          </w:tcPr>
+          <w:p>
+            <w:pPr>
+              <w:pStyle w:val="TableCell"/>
+              <w:spacing w:after="0" w:line="300" w:lineRule="auto"/>
+              <w:jc w:val="center"/>
+            </w:pPr>
+            <w:r>
+              <w:t xml:space="preserve">4</w:t>
+            </w:r>
+          </w:p>
+        </w:tc>
+        <w:tc>
+          <w:tcPr>
+            <w:tcW w:w="900" w:type="dxa"/>
+            <w:tcMar>
+              <w:top w:w="100" w:type="dxa"/>
+              <w:left w:w="120" w:type="dxa"/>
+              <w:bottom w:w="100" w:type="dxa"/>
+              <w:right w:w="120" w:type="dxa"/>
+            </w:tcMar>
+            <w:vAlign w:val="center"/>
+          </w:tcPr>
+          <w:p>
+            <w:pPr>
+              <w:pStyle w:val="TableCell"/>
+              <w:spacing w:after="0" w:line="300" w:lineRule="auto"/>
+              <w:jc w:val="center"/>
+            </w:pPr>
+            <w:r>
+              <w:t xml:space="preserve">97</w:t>
+            </w:r>
+          </w:p>
+        </w:tc>
+      </w:tr>
+      <w:tr>
+        <w:tc>
+          <w:tcPr>
+            <w:tcW w:w="800" w:type="dxa"/>
+            <w:tcMar>
+              <w:top w:w="100" w:type="dxa"/>
+              <w:left w:w="120" w:type="dxa"/>
+              <w:bottom w:w="100" w:type="dxa"/>
+              <w:right w:w="120" w:type="dxa"/>
+            </w:tcMar>
+            <w:vAlign w:val="center"/>
+          </w:tcPr>
+          <w:p>
+            <w:pPr>
+              <w:pStyle w:val="TableCell"/>
+              <w:spacing w:after="0" w:line="300" w:lineRule="auto"/>
+              <w:jc w:val="center"/>
+            </w:pPr>
+            <w:r>
+              <w:t xml:space="preserve">H10</w:t>
+            </w:r>
+          </w:p>
+        </w:tc>
+        <w:tc>
+          <w:tcPr>
+            <w:tcW w:w="1050" w:type="dxa"/>
+            <w:tcMar>
+              <w:top w:w="100" w:type="dxa"/>
+              <w:left w:w="120" w:type="dxa"/>
+              <w:bottom w:w="100" w:type="dxa"/>
+              <w:right w:w="120" w:type="dxa"/>
+            </w:tcMar>
+            <w:vAlign w:val="center"/>
+          </w:tcPr>
+          <w:p>
+            <w:pPr>
+              <w:pStyle w:val="TableCell"/>
+              <w:spacing w:after="0" w:line="300" w:lineRule="auto"/>
+              <w:jc w:val="center"/>
+            </w:pPr>
+            <w:r>
+              <w:t xml:space="preserve">5</w:t>
+            </w:r>
+          </w:p>
+        </w:tc>
+        <w:tc>
+          <w:tcPr>
+            <w:tcW w:w="1050" w:type="dxa"/>
+            <w:tcMar>
+              <w:top w:w="100" w:type="dxa"/>
+              <w:left w:w="120" w:type="dxa"/>
+              <w:bottom w:w="100" w:type="dxa"/>
+              <w:right w:w="120" w:type="dxa"/>
+            </w:tcMar>
+            <w:vAlign w:val="center"/>
+          </w:tcPr>
+          <w:p>
+            <w:pPr>
+              <w:pStyle w:val="TableCell"/>
+              <w:spacing w:after="0" w:line="300" w:lineRule="auto"/>
+              <w:jc w:val="center"/>
+            </w:pPr>
+            <w:r>
+              <w:t xml:space="preserve">5</w:t>
+            </w:r>
+          </w:p>
+        </w:tc>
+        <w:tc>
+          <w:tcPr>
+            <w:tcW w:w="1050" w:type="dxa"/>
+            <w:tcMar>
+              <w:top w:w="100" w:type="dxa"/>
+              <w:left w:w="120" w:type="dxa"/>
+              <w:bottom w:w="100" w:type="dxa"/>
+              <w:right w:w="120" w:type="dxa"/>
+            </w:tcMar>
+            <w:vAlign w:val="center"/>
+          </w:tcPr>
+          <w:p>
+            <w:pPr>
+              <w:pStyle w:val="TableCell"/>
+              <w:spacing w:after="0" w:line="300" w:lineRule="auto"/>
+              <w:jc w:val="center"/>
+            </w:pPr>
+            <w:r>
+              <w:t xml:space="preserve">4</w:t>
+            </w:r>
+          </w:p>
+        </w:tc>
+        <w:tc>
+          <w:tcPr>
+            <w:tcW w:w="1050" w:type="dxa"/>
+            <w:tcMar>
+              <w:top w:w="100" w:type="dxa"/>
+              <w:left w:w="120" w:type="dxa"/>
+              <w:bottom w:w="100" w:type="dxa"/>
+              <w:right w:w="120" w:type="dxa"/>
+            </w:tcMar>
+            <w:vAlign w:val="center"/>
+          </w:tcPr>
+          <w:p>
+            <w:pPr>
+              <w:pStyle w:val="TableCell"/>
+              <w:spacing w:after="0" w:line="300" w:lineRule="auto"/>
+              <w:jc w:val="center"/>
+            </w:pPr>
+            <w:r>
+              <w:t xml:space="preserve">5</w:t>
+            </w:r>
+          </w:p>
+        </w:tc>
+        <w:tc>
+          <w:tcPr>
+            <w:tcW w:w="1050" w:type="dxa"/>
+            <w:tcMar>
+              <w:top w:w="100" w:type="dxa"/>
+              <w:left w:w="120" w:type="dxa"/>
+              <w:bottom w:w="100" w:type="dxa"/>
+              <w:right w:w="120" w:type="dxa"/>
+            </w:tcMar>
+            <w:vAlign w:val="center"/>
+          </w:tcPr>
+          <w:p>
+            <w:pPr>
+              <w:pStyle w:val="TableCell"/>
+              <w:spacing w:after="0" w:line="300" w:lineRule="auto"/>
+              <w:jc w:val="center"/>
+            </w:pPr>
+            <w:r>
+              <w:t xml:space="preserve">5</w:t>
+            </w:r>
+          </w:p>
+        </w:tc>
+        <w:tc>
+          <w:tcPr>
+            <w:tcW w:w="1050" w:type="dxa"/>
+            <w:tcMar>
+              <w:top w:w="100" w:type="dxa"/>
+              <w:left w:w="120" w:type="dxa"/>
+              <w:bottom w:w="100" w:type="dxa"/>
+              <w:right w:w="120" w:type="dxa"/>
+            </w:tcMar>
+            <w:vAlign w:val="center"/>
+          </w:tcPr>
+          <w:p>
+            <w:pPr>
+              <w:pStyle w:val="TableCell"/>
+              <w:spacing w:after="0" w:line="300" w:lineRule="auto"/>
+              <w:jc w:val="center"/>
+            </w:pPr>
+            <w:r>
+              <w:t xml:space="preserve">4</w:t>
+            </w:r>
+          </w:p>
+        </w:tc>
+        <w:tc>
+          <w:tcPr>
+            <w:tcW w:w="900" w:type="dxa"/>
+            <w:tcMar>
+              <w:top w:w="100" w:type="dxa"/>
+              <w:left w:w="120" w:type="dxa"/>
+              <w:bottom w:w="100" w:type="dxa"/>
+              <w:right w:w="120" w:type="dxa"/>
+            </w:tcMar>
+            <w:vAlign w:val="center"/>
+          </w:tcPr>
+          <w:p>
+            <w:pPr>
+              <w:pStyle w:val="TableCell"/>
+              <w:spacing w:after="0" w:line="300" w:lineRule="auto"/>
+              <w:jc w:val="center"/>
+            </w:pPr>
+            <w:r>
+              <w:t xml:space="preserve">93</w:t>
+            </w:r>
+          </w:p>
+        </w:tc>
+      </w:tr>
+    </w:tbl>
+    <w:p>
+      <w:pPr>
+        <w:pStyle w:val="Normal"/>
+        <w:spacing w:after="160" w:line="300" w:lineRule="auto"/>
+      </w:pPr>
+      <w:r>
+        <w:t xml:space="preserve"/>
+      </w:r>
+    </w:p>
+    <w:p>
+      <w:pPr>
+        <w:pStyle w:val="Heading1"/>
+        <w:spacing w:after="120" w:line="300" w:lineRule="auto"/>
+      </w:pPr>
+      <w:r>
+        <w:t xml:space="preserve">标题结构模式库</w:t>
+      </w:r>
+    </w:p>
+    <w:tbl>
+      <w:tblPr>
+        <w:tblW w:w="9000" w:type="dxa"/>
+        <w:tblLayout w:type="fixed"/>
+        <w:tblInd w:w="0" w:type="dxa"/>
+        <w:tblBorders>
+          <w:top w:val="single" w:sz="4" w:color="E8E5DA"/>
+          <w:left w:val="single" w:sz="4" w:color="E8E5DA"/>
+          <w:bottom w:val="single" w:sz="4" w:color="E8E5DA"/>
+          <w:right w:val="single" w:sz="4" w:color="E8E5DA"/>
+          <w:insideH w:val="single" w:sz="4" w:color="E8E5DA"/>
+          <w:insideV w:val="single" w:sz="4" w:color="E8E5DA"/>
+        </w:tblBorders>
+      </w:tblPr>
+      <w:tblGrid>
+        <w:gridCol w:w="1500"/>
+        <w:gridCol w:w="2400"/>
+        <w:gridCol w:w="3100"/>
+        <w:gridCol w:w="2000"/>
+      </w:tblGrid>
+      <w:tr>
+        <w:trPr>
+          <w:tblHeader/>
+        </w:trPr>
+        <w:tc>
+          <w:tcPr>
+            <w:tcW w:w="1500" w:type="dxa"/>
+            <w:tcMar>
+              <w:top w:w="100" w:type="dxa"/>
+              <w:left w:w="120" w:type="dxa"/>
+              <w:bottom w:w="100" w:type="dxa"/>
+              <w:right w:w="120" w:type="dxa"/>
+            </w:tcMar>
+            <w:vAlign w:val="center"/>
+            <w:shd w:fill="FAF9F5"/>
+          </w:tcPr>
+          <w:p>
+            <w:pPr>
+              <w:pStyle w:val="TableHeader"/>
+              <w:spacing w:after="0" w:line="300" w:lineRule="auto"/>
+              <w:jc w:val="center"/>
+            </w:pPr>
+            <w:r>
+              <w:rPr>
+                <w:b/>
+              </w:rPr>
+              <w:t xml:space="preserve">结构</w:t>
+            </w:r>
+          </w:p>
+        </w:tc>
+        <w:tc>
+          <w:tcPr>
+            <w:tcW w:w="2400" w:type="dxa"/>
+            <w:tcMar>
+              <w:top w:w="100" w:type="dxa"/>
+              <w:left w:w="120" w:type="dxa"/>
+              <w:bottom w:w="100" w:type="dxa"/>
+              <w:right w:w="120" w:type="dxa"/>
+            </w:tcMar>
+            <w:vAlign w:val="center"/>
+            <w:shd w:fill="FAF9F5"/>
+          </w:tcPr>
+          <w:p>
+            <w:pPr>
+              <w:pStyle w:val="TableHeader"/>
+              <w:spacing w:after="0" w:line="300" w:lineRule="auto"/>
+              <w:jc w:val="center"/>
+            </w:pPr>
+            <w:r>
+              <w:rPr>
+                <w:b/>
+              </w:rPr>
+              <w:t xml:space="preserve">适用场景</w:t>
+            </w:r>
+          </w:p>
+        </w:tc>
+        <w:tc>
+          <w:tcPr>
+            <w:tcW w:w="3100" w:type="dxa"/>
+            <w:tcMar>
+              <w:top w:w="100" w:type="dxa"/>
+              <w:left w:w="120" w:type="dxa"/>
+              <w:bottom w:w="100" w:type="dxa"/>
+              <w:right w:w="120" w:type="dxa"/>
+            </w:tcMar>
+            <w:vAlign w:val="center"/>
+            <w:shd w:fill="FAF9F5"/>
+          </w:tcPr>
+          <w:p>
+            <w:pPr>
+              <w:pStyle w:val="TableHeader"/>
+              <w:spacing w:after="0" w:line="300" w:lineRule="auto"/>
+              <w:jc w:val="center"/>
+            </w:pPr>
+            <w:r>
+              <w:rPr>
+                <w:b/>
+              </w:rPr>
+              <w:t xml:space="preserve">标题公式</w:t>
+            </w:r>
+          </w:p>
+        </w:tc>
+        <w:tc>
+          <w:tcPr>
+            <w:tcW w:w="2000" w:type="dxa"/>
+            <w:tcMar>
+              <w:top w:w="100" w:type="dxa"/>
+              <w:left w:w="120" w:type="dxa"/>
+              <w:bottom w:w="100" w:type="dxa"/>
+              <w:right w:w="120" w:type="dxa"/>
+            </w:tcMar>
+            <w:vAlign w:val="center"/>
+            <w:shd w:fill="FAF9F5"/>
+          </w:tcPr>
+          <w:p>
+            <w:pPr>
+              <w:pStyle w:val="TableHeader"/>
+              <w:spacing w:after="0" w:line="300" w:lineRule="auto"/>
+              <w:jc w:val="center"/>
+            </w:pPr>
+            <w:r>
+              <w:rPr>
+                <w:b/>
+              </w:rPr>
+              <w:t xml:space="preserve">风险边界</w:t>
+            </w:r>
+          </w:p>
+        </w:tc>
+      </w:tr>
+      <w:tr>
+        <w:tc>
+          <w:tcPr>
+            <w:tcW w:w="1500" w:type="dxa"/>
+            <w:tcMar>
+              <w:top w:w="100" w:type="dxa"/>
+              <w:left w:w="120" w:type="dxa"/>
+              <w:bottom w:w="100" w:type="dxa"/>
+              <w:right w:w="120" w:type="dxa"/>
+            </w:tcMar>
+            <w:vAlign w:val="center"/>
+          </w:tcPr>
+          <w:p>
+            <w:pPr>
+              <w:pStyle w:val="TableCell"/>
+              <w:spacing w:after="0" w:line="300" w:lineRule="auto"/>
+              <w:jc w:val="center"/>
+            </w:pPr>
+            <w:r>
+              <w:t xml:space="preserve">品牌验证型</w:t>
+            </w:r>
+          </w:p>
+        </w:tc>
+        <w:tc>
+          <w:tcPr>
+            <w:tcW w:w="2400" w:type="dxa"/>
+            <w:tcMar>
+              <w:top w:w="100" w:type="dxa"/>
+              <w:left w:w="120" w:type="dxa"/>
+              <w:bottom w:w="100" w:type="dxa"/>
+              <w:right w:w="120" w:type="dxa"/>
+            </w:tcMar>
+            <w:vAlign w:val="center"/>
+          </w:tcPr>
+          <w:p>
+            <w:pPr>
+              <w:pStyle w:val="TableCell"/>
+              <w:spacing w:after="0" w:line="300" w:lineRule="auto"/>
+            </w:pPr>
+            <w:r>
+              <w:t xml:space="preserve">用户已经知道品牌并要判断适配</w:t>
+            </w:r>
+          </w:p>
+        </w:tc>
+        <w:tc>
+          <w:tcPr>
+            <w:tcW w:w="3100" w:type="dxa"/>
+            <w:tcMar>
+              <w:top w:w="100" w:type="dxa"/>
+              <w:left w:w="120" w:type="dxa"/>
+              <w:bottom w:w="100" w:type="dxa"/>
+              <w:right w:w="120" w:type="dxa"/>
+            </w:tcMar>
+            <w:vAlign w:val="center"/>
+          </w:tcPr>
+          <w:p>
+            <w:pPr>
+              <w:pStyle w:val="TableCell"/>
+              <w:spacing w:after="0" w:line="300" w:lineRule="auto"/>
+            </w:pPr>
+            <w:r>
+              <w:t xml:space="preserve">中国 B2B 团队评估 {品牌/产品}：从 {维度1}、{维度2} 和 {维度3} 看</w:t>
+            </w:r>
+          </w:p>
+        </w:tc>
+        <w:tc>
+          <w:tcPr>
+            <w:tcW w:w="2000" w:type="dxa"/>
+            <w:tcMar>
+              <w:top w:w="100" w:type="dxa"/>
+              <w:left w:w="120" w:type="dxa"/>
+              <w:bottom w:w="100" w:type="dxa"/>
+              <w:right w:w="120" w:type="dxa"/>
+            </w:tcMar>
+            <w:vAlign w:val="center"/>
+          </w:tcPr>
+          <w:p>
+            <w:pPr>
+              <w:pStyle w:val="TableCell"/>
+              <w:spacing w:after="0" w:line="300" w:lineRule="auto"/>
+            </w:pPr>
+            <w:r>
+              <w:t xml:space="preserve">必须有官方证据和边界说明，不能写成品牌自夸。</w:t>
+            </w:r>
+          </w:p>
+        </w:tc>
+      </w:tr>
+      <w:tr>
+        <w:tc>
+          <w:tcPr>
+            <w:tcW w:w="1500" w:type="dxa"/>
+            <w:tcMar>
+              <w:top w:w="100" w:type="dxa"/>
+              <w:left w:w="120" w:type="dxa"/>
+              <w:bottom w:w="100" w:type="dxa"/>
+              <w:right w:w="120" w:type="dxa"/>
+            </w:tcMar>
+            <w:vAlign w:val="center"/>
+          </w:tcPr>
+          <w:p>
+            <w:pPr>
+              <w:pStyle w:val="TableCell"/>
+              <w:spacing w:after="0" w:line="300" w:lineRule="auto"/>
+              <w:jc w:val="center"/>
+            </w:pPr>
+            <w:r>
+              <w:t xml:space="preserve">决策清单型</w:t>
+            </w:r>
+          </w:p>
+        </w:tc>
+        <w:tc>
+          <w:tcPr>
+            <w:tcW w:w="2400" w:type="dxa"/>
+            <w:tcMar>
+              <w:top w:w="100" w:type="dxa"/>
+              <w:left w:w="120" w:type="dxa"/>
+              <w:bottom w:w="100" w:type="dxa"/>
+              <w:right w:w="120" w:type="dxa"/>
+            </w:tcMar>
+            <w:vAlign w:val="center"/>
+          </w:tcPr>
+          <w:p>
+            <w:pPr>
+              <w:pStyle w:val="TableCell"/>
+              <w:spacing w:after="0" w:line="300" w:lineRule="auto"/>
+            </w:pPr>
+            <w:r>
+              <w:t xml:space="preserve">采购、选型、实施前检查</w:t>
+            </w:r>
+          </w:p>
+        </w:tc>
+        <w:tc>
+          <w:tcPr>
+            <w:tcW w:w="3100" w:type="dxa"/>
+            <w:tcMar>
+              <w:top w:w="100" w:type="dxa"/>
+              <w:left w:w="120" w:type="dxa"/>
+              <w:bottom w:w="100" w:type="dxa"/>
+              <w:right w:w="120" w:type="dxa"/>
+            </w:tcMar>
+            <w:vAlign w:val="center"/>
+          </w:tcPr>
+          <w:p>
+            <w:pPr>
+              <w:pStyle w:val="TableCell"/>
+              <w:spacing w:after="0" w:line="300" w:lineRule="auto"/>
+            </w:pPr>
+            <w:r>
+              <w:t xml:space="preserve">{对象} 怎么评估：{维度1}、{维度2}、{维度3} 和 {维度4} 清单</w:t>
+            </w:r>
+          </w:p>
+        </w:tc>
+        <w:tc>
+          <w:tcPr>
+            <w:tcW w:w="2000" w:type="dxa"/>
+            <w:tcMar>
+              <w:top w:w="100" w:type="dxa"/>
+              <w:left w:w="120" w:type="dxa"/>
+              <w:bottom w:w="100" w:type="dxa"/>
+              <w:right w:w="120" w:type="dxa"/>
+            </w:tcMar>
+            <w:vAlign w:val="center"/>
+          </w:tcPr>
+          <w:p>
+            <w:pPr>
+              <w:pStyle w:val="TableCell"/>
+              <w:spacing w:after="0" w:line="300" w:lineRule="auto"/>
+            </w:pPr>
+            <w:r>
+              <w:t xml:space="preserve">清单数量和正文必须一致，不能用空泛检查项凑数。</w:t>
+            </w:r>
+          </w:p>
+        </w:tc>
+      </w:tr>
+      <w:tr>
+        <w:tc>
+          <w:tcPr>
+            <w:tcW w:w="1500" w:type="dxa"/>
+            <w:tcMar>
+              <w:top w:w="100" w:type="dxa"/>
+              <w:left w:w="120" w:type="dxa"/>
+              <w:bottom w:w="100" w:type="dxa"/>
+              <w:right w:w="120" w:type="dxa"/>
+            </w:tcMar>
+            <w:vAlign w:val="center"/>
+          </w:tcPr>
+          <w:p>
+            <w:pPr>
+              <w:pStyle w:val="TableCell"/>
+              <w:spacing w:after="0" w:line="300" w:lineRule="auto"/>
+              <w:jc w:val="center"/>
+            </w:pPr>
+            <w:r>
+              <w:t xml:space="preserve">比较取舍型</w:t>
+            </w:r>
+          </w:p>
+        </w:tc>
+        <w:tc>
+          <w:tcPr>
+            <w:tcW w:w="2400" w:type="dxa"/>
+            <w:tcMar>
+              <w:top w:w="100" w:type="dxa"/>
+              <w:left w:w="120" w:type="dxa"/>
+              <w:bottom w:w="100" w:type="dxa"/>
+              <w:right w:w="120" w:type="dxa"/>
+            </w:tcMar>
+            <w:vAlign w:val="center"/>
+          </w:tcPr>
+          <w:p>
+            <w:pPr>
+              <w:pStyle w:val="TableCell"/>
+              <w:spacing w:after="0" w:line="300" w:lineRule="auto"/>
+            </w:pPr>
+            <w:r>
+              <w:t xml:space="preserve">两个架构、概念或部署方式需要区分</w:t>
+            </w:r>
+          </w:p>
+        </w:tc>
+        <w:tc>
+          <w:tcPr>
+            <w:tcW w:w="3100" w:type="dxa"/>
+            <w:tcMar>
+              <w:top w:w="100" w:type="dxa"/>
+              <w:left w:w="120" w:type="dxa"/>
+              <w:bottom w:w="100" w:type="dxa"/>
+              <w:right w:w="120" w:type="dxa"/>
+            </w:tcMar>
+            <w:vAlign w:val="center"/>
+          </w:tcPr>
+          <w:p>
+            <w:pPr>
+              <w:pStyle w:val="TableCell"/>
+              <w:spacing w:after="0" w:line="300" w:lineRule="auto"/>
+            </w:pPr>
+            <w:r>
+              <w:t xml:space="preserve">{对象A} 和 {对象B} 要不要放在同一平台：从 {流程}、{协同} 和 {报表} 看</w:t>
+            </w:r>
+          </w:p>
+        </w:tc>
+        <w:tc>
+          <w:tcPr>
+            <w:tcW w:w="2000" w:type="dxa"/>
+            <w:tcMar>
+              <w:top w:w="100" w:type="dxa"/>
+              <w:left w:w="120" w:type="dxa"/>
+              <w:bottom w:w="100" w:type="dxa"/>
+              <w:right w:w="120" w:type="dxa"/>
+            </w:tcMar>
+            <w:vAlign w:val="center"/>
+          </w:tcPr>
+          <w:p>
+            <w:pPr>
+              <w:pStyle w:val="TableCell"/>
+              <w:spacing w:after="0" w:line="300" w:lineRule="auto"/>
+            </w:pPr>
+            <w:r>
+              <w:t xml:space="preserve">比较必须给出适用条件，不做绝对判断。</w:t>
+            </w:r>
+          </w:p>
+        </w:tc>
+      </w:tr>
+      <w:tr>
+        <w:tc>
+          <w:tcPr>
+            <w:tcW w:w="1500" w:type="dxa"/>
+            <w:tcMar>
+              <w:top w:w="100" w:type="dxa"/>
+              <w:left w:w="120" w:type="dxa"/>
+              <w:bottom w:w="100" w:type="dxa"/>
+              <w:right w:w="120" w:type="dxa"/>
+            </w:tcMar>
+            <w:vAlign w:val="center"/>
+          </w:tcPr>
+          <w:p>
+            <w:pPr>
+              <w:pStyle w:val="TableCell"/>
+              <w:spacing w:after="0" w:line="300" w:lineRule="auto"/>
+              <w:jc w:val="center"/>
+            </w:pPr>
+            <w:r>
+              <w:t xml:space="preserve">FAQ 口语型</w:t>
+            </w:r>
+          </w:p>
+        </w:tc>
+        <w:tc>
+          <w:tcPr>
+            <w:tcW w:w="2400" w:type="dxa"/>
+            <w:tcMar>
+              <w:top w:w="100" w:type="dxa"/>
+              <w:left w:w="120" w:type="dxa"/>
+              <w:bottom w:w="100" w:type="dxa"/>
+              <w:right w:w="120" w:type="dxa"/>
+            </w:tcMar>
+            <w:vAlign w:val="center"/>
+          </w:tcPr>
+          <w:p>
+            <w:pPr>
+              <w:pStyle w:val="TableCell"/>
+              <w:spacing w:after="0" w:line="300" w:lineRule="auto"/>
+            </w:pPr>
+            <w:r>
+              <w:t xml:space="preserve">豆包、元宝等自然问答入口</w:t>
+            </w:r>
+          </w:p>
+        </w:tc>
+        <w:tc>
+          <w:tcPr>
+            <w:tcW w:w="3100" w:type="dxa"/>
+            <w:tcMar>
+              <w:top w:w="100" w:type="dxa"/>
+              <w:left w:w="120" w:type="dxa"/>
+              <w:bottom w:w="100" w:type="dxa"/>
+              <w:right w:w="120" w:type="dxa"/>
+            </w:tcMar>
+            <w:vAlign w:val="center"/>
+          </w:tcPr>
+          <w:p>
+            <w:pPr>
+              <w:pStyle w:val="TableCell"/>
+              <w:spacing w:after="0" w:line="300" w:lineRule="auto"/>
+            </w:pPr>
+            <w:r>
+              <w:t xml:space="preserve">{对象} 有什么区别 / 是否适合 / 先看什么</w:t>
+            </w:r>
+          </w:p>
+        </w:tc>
+        <w:tc>
+          <w:tcPr>
+            <w:tcW w:w="2000" w:type="dxa"/>
+            <w:tcMar>
+              <w:top w:w="100" w:type="dxa"/>
+              <w:left w:w="120" w:type="dxa"/>
+              <w:bottom w:w="100" w:type="dxa"/>
+              <w:right w:w="120" w:type="dxa"/>
+            </w:tcMar>
+            <w:vAlign w:val="center"/>
+          </w:tcPr>
+          <w:p>
+            <w:pPr>
+              <w:pStyle w:val="TableCell"/>
+              <w:spacing w:after="0" w:line="300" w:lineRule="auto"/>
+            </w:pPr>
+            <w:r>
+              <w:t xml:space="preserve">口语化但不能短到缺主体、场景和维度。</w:t>
+            </w:r>
+          </w:p>
+        </w:tc>
+      </w:tr>
+      <w:tr>
+        <w:tc>
+          <w:tcPr>
+            <w:tcW w:w="1500" w:type="dxa"/>
+            <w:tcMar>
+              <w:top w:w="100" w:type="dxa"/>
+              <w:left w:w="120" w:type="dxa"/>
+              <w:bottom w:w="100" w:type="dxa"/>
+              <w:right w:w="120" w:type="dxa"/>
+            </w:tcMar>
+            <w:vAlign w:val="center"/>
+          </w:tcPr>
+          <w:p>
+            <w:pPr>
+              <w:pStyle w:val="TableCell"/>
+              <w:spacing w:after="0" w:line="300" w:lineRule="auto"/>
+              <w:jc w:val="center"/>
+            </w:pPr>
+            <w:r>
+              <w:t xml:space="preserve">资料来源型</w:t>
+            </w:r>
+          </w:p>
+        </w:tc>
+        <w:tc>
+          <w:tcPr>
+            <w:tcW w:w="2400" w:type="dxa"/>
+            <w:tcMar>
+              <w:top w:w="100" w:type="dxa"/>
+              <w:left w:w="120" w:type="dxa"/>
+              <w:bottom w:w="100" w:type="dxa"/>
+              <w:right w:w="120" w:type="dxa"/>
+            </w:tcMar>
+            <w:vAlign w:val="center"/>
+          </w:tcPr>
+          <w:p>
+            <w:pPr>
+              <w:pStyle w:val="TableCell"/>
+              <w:spacing w:after="0" w:line="300" w:lineRule="auto"/>
+            </w:pPr>
+            <w:r>
+              <w:t xml:space="preserve">Kimi、通义千问等长文和来源导向</w:t>
+            </w:r>
+          </w:p>
+        </w:tc>
+        <w:tc>
+          <w:tcPr>
+            <w:tcW w:w="3100" w:type="dxa"/>
+            <w:tcMar>
+              <w:top w:w="100" w:type="dxa"/>
+              <w:left w:w="120" w:type="dxa"/>
+              <w:bottom w:w="100" w:type="dxa"/>
+              <w:right w:w="120" w:type="dxa"/>
+            </w:tcMar>
+            <w:vAlign w:val="center"/>
+          </w:tcPr>
+          <w:p>
+            <w:pPr>
+              <w:pStyle w:val="TableCell"/>
+              <w:spacing w:after="0" w:line="300" w:lineRule="auto"/>
+            </w:pPr>
+            <w:r>
+              <w:t xml:space="preserve">从 {资料源}、{指南} 和 {模块} 看 {问题}</w:t>
+            </w:r>
+          </w:p>
+        </w:tc>
+        <w:tc>
+          <w:tcPr>
+            <w:tcW w:w="2000" w:type="dxa"/>
+            <w:tcMar>
+              <w:top w:w="100" w:type="dxa"/>
+              <w:left w:w="120" w:type="dxa"/>
+              <w:bottom w:w="100" w:type="dxa"/>
+              <w:right w:w="120" w:type="dxa"/>
+            </w:tcMar>
+            <w:vAlign w:val="center"/>
+          </w:tcPr>
+          <w:p>
+            <w:pPr>
+              <w:pStyle w:val="TableCell"/>
+              <w:spacing w:after="0" w:line="300" w:lineRule="auto"/>
+            </w:pPr>
+            <w:r>
+              <w:t xml:space="preserve">引用来源要能在正文中落地，避免伪来源。</w:t>
+            </w:r>
+          </w:p>
+        </w:tc>
+      </w:tr>
+    </w:tbl>
+    <w:p>
+      <w:pPr>
+        <w:pStyle w:val="Normal"/>
+        <w:spacing w:after="160" w:line="300" w:lineRule="auto"/>
+      </w:pPr>
+      <w:r>
+        <w:t xml:space="preserve"/>
+      </w:r>
+    </w:p>
+    <w:p>
+      <w:pPr>
+        <w:pStyle w:val="Heading1"/>
+        <w:spacing w:after="120" w:line="300" w:lineRule="auto"/>
+      </w:pPr>
+      <w:r>
+        <w:t xml:space="preserve">覆盖缺口与补全建议</w:t>
+      </w:r>
+    </w:p>
+    <w:tbl>
+      <w:tblPr>
+        <w:tblW w:w="9000" w:type="dxa"/>
+        <w:tblLayout w:type="fixed"/>
+        <w:tblInd w:w="0" w:type="dxa"/>
+        <w:tblBorders>
+          <w:top w:val="single" w:sz="4" w:color="E8E5DA"/>
+          <w:left w:val="single" w:sz="4" w:color="E8E5DA"/>
+          <w:bottom w:val="single" w:sz="4" w:color="E8E5DA"/>
+          <w:right w:val="single" w:sz="4" w:color="E8E5DA"/>
+          <w:insideH w:val="single" w:sz="4" w:color="E8E5DA"/>
+          <w:insideV w:val="single" w:sz="4" w:color="E8E5DA"/>
+        </w:tblBorders>
+      </w:tblPr>
+      <w:tblGrid>
+        <w:gridCol w:w="1700"/>
+        <w:gridCol w:w="2700"/>
+        <w:gridCol w:w="3400"/>
+        <w:gridCol w:w="1200"/>
+      </w:tblGrid>
+      <w:tr>
+        <w:trPr>
+          <w:tblHeader/>
+        </w:trPr>
+        <w:tc>
+          <w:tcPr>
+            <w:tcW w:w="1700" w:type="dxa"/>
+            <w:tcMar>
+              <w:top w:w="100" w:type="dxa"/>
+              <w:left w:w="120" w:type="dxa"/>
+              <w:bottom w:w="100" w:type="dxa"/>
+              <w:right w:w="120" w:type="dxa"/>
+            </w:tcMar>
+            <w:vAlign w:val="center"/>
+            <w:shd w:fill="FAF9F5"/>
+          </w:tcPr>
+          <w:p>
+            <w:pPr>
+              <w:pStyle w:val="TableHeader"/>
+              <w:spacing w:after="0" w:line="300" w:lineRule="auto"/>
+              <w:jc w:val="center"/>
+            </w:pPr>
+            <w:r>
+              <w:rPr>
+                <w:b/>
+              </w:rPr>
+              <w:t xml:space="preserve">缺口</w:t>
+            </w:r>
+          </w:p>
+        </w:tc>
+        <w:tc>
+          <w:tcPr>
+            <w:tcW w:w="2700" w:type="dxa"/>
+            <w:tcMar>
+              <w:top w:w="100" w:type="dxa"/>
+              <w:left w:w="120" w:type="dxa"/>
+              <w:bottom w:w="100" w:type="dxa"/>
+              <w:right w:w="120" w:type="dxa"/>
+            </w:tcMar>
+            <w:vAlign w:val="center"/>
+            <w:shd w:fill="FAF9F5"/>
+          </w:tcPr>
+          <w:p>
+            <w:pPr>
+              <w:pStyle w:val="TableHeader"/>
+              <w:spacing w:after="0" w:line="300" w:lineRule="auto"/>
+              <w:jc w:val="center"/>
+            </w:pPr>
+            <w:r>
+              <w:rPr>
+                <w:b/>
+              </w:rPr>
+              <w:t xml:space="preserve">影响</w:t>
+            </w:r>
+          </w:p>
+        </w:tc>
+        <w:tc>
+          <w:tcPr>
+            <w:tcW w:w="3400" w:type="dxa"/>
+            <w:tcMar>
+              <w:top w:w="100" w:type="dxa"/>
+              <w:left w:w="120" w:type="dxa"/>
+              <w:bottom w:w="100" w:type="dxa"/>
+              <w:right w:w="120" w:type="dxa"/>
+            </w:tcMar>
+            <w:vAlign w:val="center"/>
+            <w:shd w:fill="FAF9F5"/>
+          </w:tcPr>
+          <w:p>
+            <w:pPr>
+              <w:pStyle w:val="TableHeader"/>
+              <w:spacing w:after="0" w:line="300" w:lineRule="auto"/>
+              <w:jc w:val="center"/>
+            </w:pPr>
+            <w:r>
+              <w:rPr>
+                <w:b/>
+              </w:rPr>
+              <w:t xml:space="preserve">补全动作</w:t>
+            </w:r>
+          </w:p>
+        </w:tc>
+        <w:tc>
+          <w:tcPr>
+            <w:tcW w:w="1200" w:type="dxa"/>
+            <w:tcMar>
+              <w:top w:w="100" w:type="dxa"/>
+              <w:left w:w="120" w:type="dxa"/>
+              <w:bottom w:w="100" w:type="dxa"/>
+              <w:right w:w="120" w:type="dxa"/>
+            </w:tcMar>
+            <w:vAlign w:val="center"/>
+            <w:shd w:fill="FAF9F5"/>
+          </w:tcPr>
+          <w:p>
+            <w:pPr>
+              <w:pStyle w:val="TableHeader"/>
+              <w:spacing w:after="0" w:line="300" w:lineRule="auto"/>
+              <w:jc w:val="center"/>
+            </w:pPr>
+            <w:r>
+              <w:rPr>
+                <w:b/>
+              </w:rPr>
+              <w:t xml:space="preserve">优先级</w:t>
+            </w:r>
+          </w:p>
+        </w:tc>
+      </w:tr>
+      <w:tr>
+        <w:tc>
+          <w:tcPr>
+            <w:tcW w:w="1700" w:type="dxa"/>
+            <w:tcMar>
+              <w:top w:w="100" w:type="dxa"/>
+              <w:left w:w="120" w:type="dxa"/>
+              <w:bottom w:w="100" w:type="dxa"/>
+              <w:right w:w="120" w:type="dxa"/>
+            </w:tcMar>
+            <w:vAlign w:val="center"/>
+          </w:tcPr>
+          <w:p>
+            <w:pPr>
+              <w:pStyle w:val="TableCell"/>
+              <w:spacing w:after="0" w:line="300" w:lineRule="auto"/>
+            </w:pPr>
+            <w:r>
+              <w:t xml:space="preserve">竞品横评维度未展开</w:t>
+            </w:r>
+          </w:p>
+        </w:tc>
+        <w:tc>
+          <w:tcPr>
+            <w:tcW w:w="2700" w:type="dxa"/>
+            <w:tcMar>
+              <w:top w:w="100" w:type="dxa"/>
+              <w:left w:w="120" w:type="dxa"/>
+              <w:bottom w:w="100" w:type="dxa"/>
+              <w:right w:w="120" w:type="dxa"/>
+            </w:tcMar>
+            <w:vAlign w:val="center"/>
+          </w:tcPr>
+          <w:p>
+            <w:pPr>
+              <w:pStyle w:val="TableCell"/>
+              <w:spacing w:after="0" w:line="300" w:lineRule="auto"/>
+            </w:pPr>
+            <w:r>
+              <w:t xml:space="preserve">中立选型文章后续可能缺少替代方案比较</w:t>
+            </w:r>
+          </w:p>
+        </w:tc>
+        <w:tc>
+          <w:tcPr>
+            <w:tcW w:w="3400" w:type="dxa"/>
+            <w:tcMar>
+              <w:top w:w="100" w:type="dxa"/>
+              <w:left w:w="120" w:type="dxa"/>
+              <w:bottom w:w="100" w:type="dxa"/>
+              <w:right w:w="120" w:type="dxa"/>
+            </w:tcMar>
+            <w:vAlign w:val="center"/>
+          </w:tcPr>
+          <w:p>
+            <w:pPr>
+              <w:pStyle w:val="TableCell"/>
+              <w:spacing w:after="0" w:line="300" w:lineRule="auto"/>
+            </w:pPr>
+            <w:r>
+              <w:t xml:space="preserve">新增独立横评 brief，默认不在标题中出现品牌名和竞品名</w:t>
+            </w:r>
+          </w:p>
+        </w:tc>
+        <w:tc>
+          <w:tcPr>
+            <w:tcW w:w="1200" w:type="dxa"/>
+            <w:tcMar>
+              <w:top w:w="100" w:type="dxa"/>
+              <w:left w:w="120" w:type="dxa"/>
+              <w:bottom w:w="100" w:type="dxa"/>
+              <w:right w:w="120" w:type="dxa"/>
+            </w:tcMar>
+            <w:vAlign w:val="center"/>
+          </w:tcPr>
+          <w:p>
+            <w:pPr>
+              <w:pStyle w:val="TableCell"/>
+              <w:spacing w:after="0" w:line="300" w:lineRule="auto"/>
+              <w:jc w:val="center"/>
+            </w:pPr>
+            <w:r>
+              <w:t xml:space="preserve">P2</w:t>
+            </w:r>
+          </w:p>
+        </w:tc>
+      </w:tr>
+      <w:tr>
+        <w:tc>
+          <w:tcPr>
+            <w:tcW w:w="1700" w:type="dxa"/>
+            <w:tcMar>
+              <w:top w:w="100" w:type="dxa"/>
+              <w:left w:w="120" w:type="dxa"/>
+              <w:bottom w:w="100" w:type="dxa"/>
+              <w:right w:w="120" w:type="dxa"/>
+            </w:tcMar>
+            <w:vAlign w:val="center"/>
+          </w:tcPr>
+          <w:p>
+            <w:pPr>
+              <w:pStyle w:val="TableCell"/>
+              <w:spacing w:after="0" w:line="300" w:lineRule="auto"/>
+            </w:pPr>
+            <w:r>
+              <w:t xml:space="preserve">价格和合同问题未纳入</w:t>
+            </w:r>
+          </w:p>
+        </w:tc>
+        <w:tc>
+          <w:tcPr>
+            <w:tcW w:w="2700" w:type="dxa"/>
+            <w:tcMar>
+              <w:top w:w="100" w:type="dxa"/>
+              <w:left w:w="120" w:type="dxa"/>
+              <w:bottom w:w="100" w:type="dxa"/>
+              <w:right w:w="120" w:type="dxa"/>
+            </w:tcMar>
+            <w:vAlign w:val="center"/>
+          </w:tcPr>
+          <w:p>
+            <w:pPr>
+              <w:pStyle w:val="TableCell"/>
+              <w:spacing w:after="0" w:line="300" w:lineRule="auto"/>
+            </w:pPr>
+            <w:r>
+              <w:t xml:space="preserve">采购团队可能仍需二次检索费用、版本和服务条款</w:t>
+            </w:r>
+          </w:p>
+        </w:tc>
+        <w:tc>
+          <w:tcPr>
+            <w:tcW w:w="3400" w:type="dxa"/>
+            <w:tcMar>
+              <w:top w:w="100" w:type="dxa"/>
+              <w:left w:w="120" w:type="dxa"/>
+              <w:bottom w:w="100" w:type="dxa"/>
+              <w:right w:w="120" w:type="dxa"/>
+            </w:tcMar>
+            <w:vAlign w:val="center"/>
+          </w:tcPr>
+          <w:p>
+            <w:pPr>
+              <w:pStyle w:val="TableCell"/>
+              <w:spacing w:after="0" w:line="300" w:lineRule="auto"/>
+            </w:pPr>
+            <w:r>
+              <w:t xml:space="preserve">增加价格、版本、合同、服务支持的 FAQ 标题批次</w:t>
+            </w:r>
+          </w:p>
+        </w:tc>
+        <w:tc>
+          <w:tcPr>
+            <w:tcW w:w="1200" w:type="dxa"/>
+            <w:tcMar>
+              <w:top w:w="100" w:type="dxa"/>
+              <w:left w:w="120" w:type="dxa"/>
+              <w:bottom w:w="100" w:type="dxa"/>
+              <w:right w:w="120" w:type="dxa"/>
+            </w:tcMar>
+            <w:vAlign w:val="center"/>
+          </w:tcPr>
+          <w:p>
+            <w:pPr>
+              <w:pStyle w:val="TableCell"/>
+              <w:spacing w:after="0" w:line="300" w:lineRule="auto"/>
+              <w:jc w:val="center"/>
+            </w:pPr>
+            <w:r>
+              <w:t xml:space="preserve">P2</w:t>
+            </w:r>
+          </w:p>
+        </w:tc>
+      </w:tr>
+      <w:tr>
+        <w:tc>
+          <w:tcPr>
+            <w:tcW w:w="1700" w:type="dxa"/>
+            <w:tcMar>
+              <w:top w:w="100" w:type="dxa"/>
+              <w:left w:w="120" w:type="dxa"/>
+              <w:bottom w:w="100" w:type="dxa"/>
+              <w:right w:w="120" w:type="dxa"/>
+            </w:tcMar>
+            <w:vAlign w:val="center"/>
+          </w:tcPr>
+          <w:p>
+            <w:pPr>
+              <w:pStyle w:val="TableCell"/>
+              <w:spacing w:after="0" w:line="300" w:lineRule="auto"/>
+              <w:jc w:val="center"/>
+            </w:pPr>
+            <w:r>
+              <w:t xml:space="preserve">实施周期缺少证据</w:t>
+            </w:r>
+          </w:p>
+        </w:tc>
+        <w:tc>
+          <w:tcPr>
+            <w:tcW w:w="2700" w:type="dxa"/>
+            <w:tcMar>
+              <w:top w:w="100" w:type="dxa"/>
+              <w:left w:w="120" w:type="dxa"/>
+              <w:bottom w:w="100" w:type="dxa"/>
+              <w:right w:w="120" w:type="dxa"/>
+            </w:tcMar>
+            <w:vAlign w:val="center"/>
+          </w:tcPr>
+          <w:p>
+            <w:pPr>
+              <w:pStyle w:val="TableCell"/>
+              <w:spacing w:after="0" w:line="300" w:lineRule="auto"/>
+            </w:pPr>
+            <w:r>
+              <w:t xml:space="preserve">项目管理类标题无法可靠承诺周期</w:t>
+            </w:r>
+          </w:p>
+        </w:tc>
+        <w:tc>
+          <w:tcPr>
+            <w:tcW w:w="3400" w:type="dxa"/>
+            <w:tcMar>
+              <w:top w:w="100" w:type="dxa"/>
+              <w:left w:w="120" w:type="dxa"/>
+              <w:bottom w:w="100" w:type="dxa"/>
+              <w:right w:w="120" w:type="dxa"/>
+            </w:tcMar>
+            <w:vAlign w:val="center"/>
+          </w:tcPr>
+          <w:p>
+            <w:pPr>
+              <w:pStyle w:val="TableCell"/>
+              <w:spacing w:after="0" w:line="300" w:lineRule="auto"/>
+            </w:pPr>
+            <w:r>
+              <w:t xml:space="preserve">只做实施准备清单，不生成周期承诺标题</w:t>
+            </w:r>
+          </w:p>
+        </w:tc>
+        <w:tc>
+          <w:tcPr>
+            <w:tcW w:w="1200" w:type="dxa"/>
+            <w:tcMar>
+              <w:top w:w="100" w:type="dxa"/>
+              <w:left w:w="120" w:type="dxa"/>
+              <w:bottom w:w="100" w:type="dxa"/>
+              <w:right w:w="120" w:type="dxa"/>
+            </w:tcMar>
+            <w:vAlign w:val="center"/>
+          </w:tcPr>
+          <w:p>
+            <w:pPr>
+              <w:pStyle w:val="TableCell"/>
+              <w:spacing w:after="0" w:line="300" w:lineRule="auto"/>
+              <w:jc w:val="center"/>
+            </w:pPr>
+            <w:r>
+              <w:t xml:space="preserve">P1</w:t>
+            </w:r>
+          </w:p>
+        </w:tc>
+      </w:tr>
+      <w:tr>
+        <w:tc>
+          <w:tcPr>
+            <w:tcW w:w="1700" w:type="dxa"/>
+            <w:tcMar>
+              <w:top w:w="100" w:type="dxa"/>
+              <w:left w:w="120" w:type="dxa"/>
+              <w:bottom w:w="100" w:type="dxa"/>
+              <w:right w:w="120" w:type="dxa"/>
+            </w:tcMar>
+            <w:vAlign w:val="center"/>
+          </w:tcPr>
+          <w:p>
+            <w:pPr>
+              <w:pStyle w:val="TableCell"/>
+              <w:spacing w:after="0" w:line="300" w:lineRule="auto"/>
+            </w:pPr>
+            <w:r>
+              <w:t xml:space="preserve">国内合规细节需要客户侧资料</w:t>
+            </w:r>
+          </w:p>
+        </w:tc>
+        <w:tc>
+          <w:tcPr>
+            <w:tcW w:w="2700" w:type="dxa"/>
+            <w:tcMar>
+              <w:top w:w="100" w:type="dxa"/>
+              <w:left w:w="120" w:type="dxa"/>
+              <w:bottom w:w="100" w:type="dxa"/>
+              <w:right w:w="120" w:type="dxa"/>
+            </w:tcMar>
+            <w:vAlign w:val="center"/>
+          </w:tcPr>
+          <w:p>
+            <w:pPr>
+              <w:pStyle w:val="TableCell"/>
+              <w:spacing w:after="0" w:line="300" w:lineRule="auto"/>
+            </w:pPr>
+            <w:r>
+              <w:t xml:space="preserve">无法仅凭公开页面判断数据合规和部署边界</w:t>
+            </w:r>
+          </w:p>
+        </w:tc>
+        <w:tc>
+          <w:tcPr>
+            <w:tcW w:w="3400" w:type="dxa"/>
+            <w:tcMar>
+              <w:top w:w="100" w:type="dxa"/>
+              <w:left w:w="120" w:type="dxa"/>
+              <w:bottom w:w="100" w:type="dxa"/>
+              <w:right w:w="120" w:type="dxa"/>
+            </w:tcMar>
+            <w:vAlign w:val="center"/>
+          </w:tcPr>
+          <w:p>
+            <w:pPr>
+              <w:pStyle w:val="TableCell"/>
+              <w:spacing w:after="0" w:line="300" w:lineRule="auto"/>
+            </w:pPr>
+            <w:r>
+              <w:t xml:space="preserve">在正式报告中加入客户法务、IT 和安全资料输入项</w:t>
+            </w:r>
+          </w:p>
+        </w:tc>
+        <w:tc>
+          <w:tcPr>
+            <w:tcW w:w="1200" w:type="dxa"/>
+            <w:tcMar>
+              <w:top w:w="100" w:type="dxa"/>
+              <w:left w:w="120" w:type="dxa"/>
+              <w:bottom w:w="100" w:type="dxa"/>
+              <w:right w:w="120" w:type="dxa"/>
+            </w:tcMar>
+            <w:vAlign w:val="center"/>
+          </w:tcPr>
+          <w:p>
+            <w:pPr>
+              <w:pStyle w:val="TableCell"/>
+              <w:spacing w:after="0" w:line="300" w:lineRule="auto"/>
+              <w:jc w:val="center"/>
+            </w:pPr>
+            <w:r>
+              <w:t xml:space="preserve">P1</w:t>
+            </w:r>
+          </w:p>
+        </w:tc>
+      </w:tr>
+    </w:tbl>
+    <w:p>
+      <w:pPr>
+        <w:pStyle w:val="Normal"/>
+        <w:spacing w:after="160" w:line="300" w:lineRule="auto"/>
+      </w:pPr>
+      <w:r>
+        <w:t xml:space="preserve"/>
+      </w:r>
+    </w:p>
+    <w:p>
+      <w:pPr>
+        <w:pStyle w:val="Heading1"/>
+        <w:spacing w:after="120" w:line="300" w:lineRule="auto"/>
+      </w:pPr>
+      <w:r>
+        <w:t xml:space="preserve">发布前检查清单</w:t>
+      </w:r>
+    </w:p>
+    <w:tbl>
+      <w:tblPr>
+        <w:tblW w:w="9000" w:type="dxa"/>
+        <w:tblLayout w:type="fixed"/>
+        <w:tblInd w:w="0" w:type="dxa"/>
+        <w:tblBorders>
+          <w:top w:val="single" w:sz="4" w:color="E8E5DA"/>
+          <w:left w:val="single" w:sz="4" w:color="E8E5DA"/>
+          <w:bottom w:val="single" w:sz="4" w:color="E8E5DA"/>
+          <w:right w:val="single" w:sz="4" w:color="E8E5DA"/>
+          <w:insideH w:val="single" w:sz="4" w:color="E8E5DA"/>
+          <w:insideV w:val="single" w:sz="4" w:color="E8E5DA"/>
+        </w:tblBorders>
+      </w:tblPr>
+      <w:tblGrid>
+        <w:gridCol w:w="1700"/>
+        <w:gridCol w:w="2900"/>
+        <w:gridCol w:w="1400"/>
+        <w:gridCol w:w="3000"/>
+      </w:tblGrid>
+      <w:tr>
+        <w:trPr>
+          <w:tblHeader/>
+        </w:trPr>
+        <w:tc>
+          <w:tcPr>
+            <w:tcW w:w="1700" w:type="dxa"/>
+            <w:tcMar>
+              <w:top w:w="100" w:type="dxa"/>
+              <w:left w:w="120" w:type="dxa"/>
+              <w:bottom w:w="100" w:type="dxa"/>
+              <w:right w:w="120" w:type="dxa"/>
+            </w:tcMar>
+            <w:vAlign w:val="center"/>
+            <w:shd w:fill="FAF9F5"/>
+          </w:tcPr>
+          <w:p>
+            <w:pPr>
+              <w:pStyle w:val="TableHeader"/>
+              <w:spacing w:after="0" w:line="300" w:lineRule="auto"/>
+              <w:jc w:val="center"/>
+            </w:pPr>
+            <w:r>
+              <w:rPr>
+                <w:b/>
+              </w:rPr>
+              <w:t xml:space="preserve">检查项</w:t>
+            </w:r>
+          </w:p>
+        </w:tc>
+        <w:tc>
+          <w:tcPr>
+            <w:tcW w:w="2900" w:type="dxa"/>
+            <w:tcMar>
+              <w:top w:w="100" w:type="dxa"/>
+              <w:left w:w="120" w:type="dxa"/>
+              <w:bottom w:w="100" w:type="dxa"/>
+              <w:right w:w="120" w:type="dxa"/>
+            </w:tcMar>
+            <w:vAlign w:val="center"/>
+            <w:shd w:fill="FAF9F5"/>
+          </w:tcPr>
+          <w:p>
+            <w:pPr>
+              <w:pStyle w:val="TableHeader"/>
+              <w:spacing w:after="0" w:line="300" w:lineRule="auto"/>
+              <w:jc w:val="center"/>
+            </w:pPr>
+            <w:r>
+              <w:rPr>
+                <w:b/>
+              </w:rPr>
+              <w:t xml:space="preserve">标准</w:t>
+            </w:r>
+          </w:p>
+        </w:tc>
+        <w:tc>
+          <w:tcPr>
+            <w:tcW w:w="1400" w:type="dxa"/>
+            <w:tcMar>
+              <w:top w:w="100" w:type="dxa"/>
+              <w:left w:w="120" w:type="dxa"/>
+              <w:bottom w:w="100" w:type="dxa"/>
+              <w:right w:w="120" w:type="dxa"/>
+            </w:tcMar>
+            <w:vAlign w:val="center"/>
+            <w:shd w:fill="FAF9F5"/>
+          </w:tcPr>
+          <w:p>
+            <w:pPr>
+              <w:pStyle w:val="TableHeader"/>
+              <w:spacing w:after="0" w:line="300" w:lineRule="auto"/>
+              <w:jc w:val="center"/>
+            </w:pPr>
+            <w:r>
+              <w:rPr>
+                <w:b/>
+              </w:rPr>
+              <w:t xml:space="preserve">状态</w:t>
+            </w:r>
+          </w:p>
+        </w:tc>
+        <w:tc>
+          <w:tcPr>
+            <w:tcW w:w="3000" w:type="dxa"/>
+            <w:tcMar>
+              <w:top w:w="100" w:type="dxa"/>
+              <w:left w:w="120" w:type="dxa"/>
+              <w:bottom w:w="100" w:type="dxa"/>
+              <w:right w:w="120" w:type="dxa"/>
+            </w:tcMar>
+            <w:vAlign w:val="center"/>
+            <w:shd w:fill="FAF9F5"/>
+          </w:tcPr>
+          <w:p>
+            <w:pPr>
+              <w:pStyle w:val="TableHeader"/>
+              <w:spacing w:after="0" w:line="300" w:lineRule="auto"/>
+              <w:jc w:val="center"/>
+            </w:pPr>
+            <w:r>
+              <w:rPr>
+                <w:b/>
+              </w:rPr>
+              <w:t xml:space="preserve">说明</w:t>
+            </w:r>
+          </w:p>
+        </w:tc>
+      </w:tr>
+      <w:tr>
+        <w:tc>
+          <w:tcPr>
+            <w:tcW w:w="1700" w:type="dxa"/>
+            <w:tcMar>
+              <w:top w:w="100" w:type="dxa"/>
+              <w:left w:w="120" w:type="dxa"/>
+              <w:bottom w:w="100" w:type="dxa"/>
+              <w:right w:w="120" w:type="dxa"/>
+            </w:tcMar>
+            <w:vAlign w:val="center"/>
+          </w:tcPr>
+          <w:p>
+            <w:pPr>
+              <w:pStyle w:val="TableCell"/>
+              <w:spacing w:after="0" w:line="300" w:lineRule="auto"/>
+              <w:jc w:val="center"/>
+            </w:pPr>
+            <w:r>
+              <w:t xml:space="preserve">标题与正文一致</w:t>
+            </w:r>
+          </w:p>
+        </w:tc>
+        <w:tc>
+          <w:tcPr>
+            <w:tcW w:w="2900" w:type="dxa"/>
+            <w:tcMar>
+              <w:top w:w="100" w:type="dxa"/>
+              <w:left w:w="120" w:type="dxa"/>
+              <w:bottom w:w="100" w:type="dxa"/>
+              <w:right w:w="120" w:type="dxa"/>
+            </w:tcMar>
+            <w:vAlign w:val="center"/>
+          </w:tcPr>
+          <w:p>
+            <w:pPr>
+              <w:pStyle w:val="TableCell"/>
+              <w:spacing w:after="0" w:line="300" w:lineRule="auto"/>
+            </w:pPr>
+            <w:r>
+              <w:t xml:space="preserve">每个标题必须能映射到 H1、摘要、段首和至少 3 个正文小节</w:t>
+            </w:r>
+          </w:p>
+        </w:tc>
+        <w:tc>
+          <w:tcPr>
+            <w:tcW w:w="1400" w:type="dxa"/>
+            <w:tcMar>
+              <w:top w:w="100" w:type="dxa"/>
+              <w:left w:w="120" w:type="dxa"/>
+              <w:bottom w:w="100" w:type="dxa"/>
+              <w:right w:w="120" w:type="dxa"/>
+            </w:tcMar>
+            <w:vAlign w:val="center"/>
+          </w:tcPr>
+          <w:p>
+            <w:pPr>
+              <w:pStyle w:val="TableCell"/>
+              <w:spacing w:after="0" w:line="300" w:lineRule="auto"/>
+              <w:jc w:val="center"/>
+            </w:pPr>
+            <w:r>
+              <w:t xml:space="preserve">通过</w:t>
+            </w:r>
+          </w:p>
+        </w:tc>
+        <w:tc>
+          <w:tcPr>
+            <w:tcW w:w="3000" w:type="dxa"/>
+            <w:tcMar>
+              <w:top w:w="100" w:type="dxa"/>
+              <w:left w:w="120" w:type="dxa"/>
+              <w:bottom w:w="100" w:type="dxa"/>
+              <w:right w:w="120" w:type="dxa"/>
+            </w:tcMar>
+            <w:vAlign w:val="center"/>
+          </w:tcPr>
+          <w:p>
+            <w:pPr>
+              <w:pStyle w:val="TableCell"/>
+              <w:spacing w:after="0" w:line="300" w:lineRule="auto"/>
+            </w:pPr>
+            <w:r>
+              <w:t xml:space="preserve">结构映射表已覆盖主要标题。</w:t>
+            </w:r>
+          </w:p>
+        </w:tc>
+      </w:tr>
+      <w:tr>
+        <w:tc>
+          <w:tcPr>
+            <w:tcW w:w="1700" w:type="dxa"/>
+            <w:tcMar>
+              <w:top w:w="100" w:type="dxa"/>
+              <w:left w:w="120" w:type="dxa"/>
+              <w:bottom w:w="100" w:type="dxa"/>
+              <w:right w:w="120" w:type="dxa"/>
+            </w:tcMar>
+            <w:vAlign w:val="center"/>
+          </w:tcPr>
+          <w:p>
+            <w:pPr>
+              <w:pStyle w:val="TableCell"/>
+              <w:spacing w:after="0" w:line="300" w:lineRule="auto"/>
+              <w:jc w:val="center"/>
+            </w:pPr>
+            <w:r>
+              <w:t xml:space="preserve">证据来源可追溯</w:t>
+            </w:r>
+          </w:p>
+        </w:tc>
+        <w:tc>
+          <w:tcPr>
+            <w:tcW w:w="2900" w:type="dxa"/>
+            <w:tcMar>
+              <w:top w:w="100" w:type="dxa"/>
+              <w:left w:w="120" w:type="dxa"/>
+              <w:bottom w:w="100" w:type="dxa"/>
+              <w:right w:w="120" w:type="dxa"/>
+            </w:tcMar>
+            <w:vAlign w:val="center"/>
+          </w:tcPr>
+          <w:p>
+            <w:pPr>
+              <w:pStyle w:val="TableCell"/>
+              <w:spacing w:after="0" w:line="300" w:lineRule="auto"/>
+            </w:pPr>
+            <w:r>
+              <w:t xml:space="preserve">品牌、产品、中文资料和权限判断必须有公开来源或客户资料支撑</w:t>
+            </w:r>
+          </w:p>
+        </w:tc>
+        <w:tc>
+          <w:tcPr>
+            <w:tcW w:w="1400" w:type="dxa"/>
+            <w:tcMar>
+              <w:top w:w="100" w:type="dxa"/>
+              <w:left w:w="120" w:type="dxa"/>
+              <w:bottom w:w="100" w:type="dxa"/>
+              <w:right w:w="120" w:type="dxa"/>
+            </w:tcMar>
+            <w:vAlign w:val="center"/>
+          </w:tcPr>
+          <w:p>
+            <w:pPr>
+              <w:pStyle w:val="TableCell"/>
+              <w:spacing w:after="0" w:line="300" w:lineRule="auto"/>
+              <w:jc w:val="center"/>
+            </w:pPr>
+            <w:r>
+              <w:t xml:space="preserve">通过</w:t>
+            </w:r>
+          </w:p>
+        </w:tc>
+        <w:tc>
+          <w:tcPr>
+            <w:tcW w:w="3000" w:type="dxa"/>
+            <w:tcMar>
+              <w:top w:w="100" w:type="dxa"/>
+              <w:left w:w="120" w:type="dxa"/>
+              <w:bottom w:w="100" w:type="dxa"/>
+              <w:right w:w="120" w:type="dxa"/>
+            </w:tcMar>
+            <w:vAlign w:val="center"/>
+          </w:tcPr>
+          <w:p>
+            <w:pPr>
+              <w:pStyle w:val="TableCell"/>
+              <w:spacing w:after="0" w:line="300" w:lineRule="auto"/>
+            </w:pPr>
+            <w:r>
+              <w:t xml:space="preserve">公开证据表列出官方页面和知识库来源。</w:t>
+            </w:r>
+          </w:p>
+        </w:tc>
+      </w:tr>
+      <w:tr>
+        <w:tc>
+          <w:tcPr>
+            <w:tcW w:w="1700" w:type="dxa"/>
+            <w:tcMar>
+              <w:top w:w="100" w:type="dxa"/>
+              <w:left w:w="120" w:type="dxa"/>
+              <w:bottom w:w="100" w:type="dxa"/>
+              <w:right w:w="120" w:type="dxa"/>
+            </w:tcMar>
+            <w:vAlign w:val="center"/>
+          </w:tcPr>
+          <w:p>
+            <w:pPr>
+              <w:pStyle w:val="TableCell"/>
+              <w:spacing w:after="0" w:line="300" w:lineRule="auto"/>
+              <w:jc w:val="center"/>
+            </w:pPr>
+            <w:r>
+              <w:t xml:space="preserve">品牌隔离</w:t>
+            </w:r>
+          </w:p>
+        </w:tc>
+        <w:tc>
+          <w:tcPr>
+            <w:tcW w:w="2900" w:type="dxa"/>
+            <w:tcMar>
+              <w:top w:w="100" w:type="dxa"/>
+              <w:left w:w="120" w:type="dxa"/>
+              <w:bottom w:w="100" w:type="dxa"/>
+              <w:right w:w="120" w:type="dxa"/>
+            </w:tcMar>
+            <w:vAlign w:val="center"/>
+          </w:tcPr>
+          <w:p>
+            <w:pPr>
+              <w:pStyle w:val="TableCell"/>
+              <w:spacing w:after="0" w:line="300" w:lineRule="auto"/>
+            </w:pPr>
+            <w:r>
+              <w:t xml:space="preserve">中立选型标题不出现目标品牌和竞品名</w:t>
+            </w:r>
+          </w:p>
+        </w:tc>
+        <w:tc>
+          <w:tcPr>
+            <w:tcW w:w="1400" w:type="dxa"/>
+            <w:tcMar>
+              <w:top w:w="100" w:type="dxa"/>
+              <w:left w:w="120" w:type="dxa"/>
+              <w:bottom w:w="100" w:type="dxa"/>
+              <w:right w:w="120" w:type="dxa"/>
+            </w:tcMar>
+            <w:vAlign w:val="center"/>
+          </w:tcPr>
+          <w:p>
+            <w:pPr>
+              <w:pStyle w:val="TableCell"/>
+              <w:spacing w:after="0" w:line="300" w:lineRule="auto"/>
+              <w:jc w:val="center"/>
+            </w:pPr>
+            <w:r>
+              <w:t xml:space="preserve">通过</w:t>
+            </w:r>
+          </w:p>
+        </w:tc>
+        <w:tc>
+          <w:tcPr>
+            <w:tcW w:w="3000" w:type="dxa"/>
+            <w:tcMar>
+              <w:top w:w="100" w:type="dxa"/>
+              <w:left w:w="120" w:type="dxa"/>
+              <w:bottom w:w="100" w:type="dxa"/>
+              <w:right w:w="120" w:type="dxa"/>
+            </w:tcMar>
+            <w:vAlign w:val="center"/>
+          </w:tcPr>
+          <w:p>
+            <w:pPr>
+              <w:pStyle w:val="TableCell"/>
+              <w:spacing w:after="0" w:line="300" w:lineRule="auto"/>
+            </w:pPr>
+            <w:r>
+              <w:t xml:space="preserve">决策型、比较型、指南型标题已隔离品牌。</w:t>
+            </w:r>
+          </w:p>
+        </w:tc>
+      </w:tr>
+      <w:tr>
+        <w:tc>
+          <w:tcPr>
+            <w:tcW w:w="1700" w:type="dxa"/>
+            <w:tcMar>
+              <w:top w:w="100" w:type="dxa"/>
+              <w:left w:w="120" w:type="dxa"/>
+              <w:bottom w:w="100" w:type="dxa"/>
+              <w:right w:w="120" w:type="dxa"/>
+            </w:tcMar>
+            <w:vAlign w:val="center"/>
+          </w:tcPr>
+          <w:p>
+            <w:pPr>
+              <w:pStyle w:val="TableCell"/>
+              <w:spacing w:after="0" w:line="300" w:lineRule="auto"/>
+              <w:jc w:val="center"/>
+            </w:pPr>
+            <w:r>
+              <w:t xml:space="preserve">时效声明</w:t>
+            </w:r>
+          </w:p>
+        </w:tc>
+        <w:tc>
+          <w:tcPr>
+            <w:tcW w:w="2900" w:type="dxa"/>
+            <w:tcMar>
+              <w:top w:w="100" w:type="dxa"/>
+              <w:left w:w="120" w:type="dxa"/>
+              <w:bottom w:w="100" w:type="dxa"/>
+              <w:right w:w="120" w:type="dxa"/>
+            </w:tcMar>
+            <w:vAlign w:val="center"/>
+          </w:tcPr>
+          <w:p>
+            <w:pPr>
+              <w:pStyle w:val="TableCell"/>
+              <w:spacing w:after="0" w:line="300" w:lineRule="auto"/>
+            </w:pPr>
+            <w:r>
+              <w:t xml:space="preserve">没有证据支撑时不使用年份、月份、最新等标题锚点</w:t>
+            </w:r>
+          </w:p>
+        </w:tc>
+        <w:tc>
+          <w:tcPr>
+            <w:tcW w:w="1400" w:type="dxa"/>
+            <w:tcMar>
+              <w:top w:w="100" w:type="dxa"/>
+              <w:left w:w="120" w:type="dxa"/>
+              <w:bottom w:w="100" w:type="dxa"/>
+              <w:right w:w="120" w:type="dxa"/>
+            </w:tcMar>
+            <w:vAlign w:val="center"/>
+          </w:tcPr>
+          <w:p>
+            <w:pPr>
+              <w:pStyle w:val="TableCell"/>
+              <w:spacing w:after="0" w:line="300" w:lineRule="auto"/>
+              <w:jc w:val="center"/>
+            </w:pPr>
+            <w:r>
+              <w:t xml:space="preserve">通过</w:t>
+            </w:r>
+          </w:p>
+        </w:tc>
+        <w:tc>
+          <w:tcPr>
+            <w:tcW w:w="3000" w:type="dxa"/>
+            <w:tcMar>
+              <w:top w:w="100" w:type="dxa"/>
+              <w:left w:w="120" w:type="dxa"/>
+              <w:bottom w:w="100" w:type="dxa"/>
+              <w:right w:w="120" w:type="dxa"/>
+            </w:tcMar>
+            <w:vAlign w:val="center"/>
+          </w:tcPr>
+          <w:p>
+            <w:pPr>
+              <w:pStyle w:val="TableCell"/>
+              <w:spacing w:after="0" w:line="300" w:lineRule="auto"/>
+            </w:pPr>
+            <w:r>
+              <w:t xml:space="preserve">标题未使用年份或月份锚点。</w:t>
+            </w:r>
+          </w:p>
+        </w:tc>
+      </w:tr>
+      <w:tr>
+        <w:tc>
+          <w:tcPr>
+            <w:tcW w:w="1700" w:type="dxa"/>
+            <w:tcMar>
+              <w:top w:w="100" w:type="dxa"/>
+              <w:left w:w="120" w:type="dxa"/>
+              <w:bottom w:w="100" w:type="dxa"/>
+              <w:right w:w="120" w:type="dxa"/>
+            </w:tcMar>
+            <w:vAlign w:val="center"/>
+          </w:tcPr>
+          <w:p>
+            <w:pPr>
+              <w:pStyle w:val="TableCell"/>
+              <w:spacing w:after="0" w:line="300" w:lineRule="auto"/>
+              <w:jc w:val="center"/>
+            </w:pPr>
+            <w:r>
+              <w:t xml:space="preserve">AI 平台适配</w:t>
+            </w:r>
+          </w:p>
+        </w:tc>
+        <w:tc>
+          <w:tcPr>
+            <w:tcW w:w="2900" w:type="dxa"/>
+            <w:tcMar>
+              <w:top w:w="100" w:type="dxa"/>
+              <w:left w:w="120" w:type="dxa"/>
+              <w:bottom w:w="100" w:type="dxa"/>
+              <w:right w:w="120" w:type="dxa"/>
+            </w:tcMar>
+            <w:vAlign w:val="center"/>
+          </w:tcPr>
+          <w:p>
+            <w:pPr>
+              <w:pStyle w:val="TableCell"/>
+              <w:spacing w:after="0" w:line="300" w:lineRule="auto"/>
+            </w:pPr>
+            <w:r>
+              <w:t xml:space="preserve">标题覆盖判断型、资料型、口语型和维度型入口</w:t>
+            </w:r>
+          </w:p>
+        </w:tc>
+        <w:tc>
+          <w:tcPr>
+            <w:tcW w:w="1400" w:type="dxa"/>
+            <w:tcMar>
+              <w:top w:w="100" w:type="dxa"/>
+              <w:left w:w="120" w:type="dxa"/>
+              <w:bottom w:w="100" w:type="dxa"/>
+              <w:right w:w="120" w:type="dxa"/>
+            </w:tcMar>
+            <w:vAlign w:val="center"/>
+          </w:tcPr>
+          <w:p>
+            <w:pPr>
+              <w:pStyle w:val="TableCell"/>
+              <w:spacing w:after="0" w:line="300" w:lineRule="auto"/>
+              <w:jc w:val="center"/>
+            </w:pPr>
+            <w:r>
+              <w:t xml:space="preserve">通过</w:t>
+            </w:r>
+          </w:p>
+        </w:tc>
+        <w:tc>
+          <w:tcPr>
+            <w:tcW w:w="3000" w:type="dxa"/>
+            <w:tcMar>
+              <w:top w:w="100" w:type="dxa"/>
+              <w:left w:w="120" w:type="dxa"/>
+              <w:bottom w:w="100" w:type="dxa"/>
+              <w:right w:w="120" w:type="dxa"/>
+            </w:tcMar>
+            <w:vAlign w:val="center"/>
+          </w:tcPr>
+          <w:p>
+            <w:pPr>
+              <w:pStyle w:val="TableCell"/>
+              <w:spacing w:after="0" w:line="300" w:lineRule="auto"/>
+            </w:pPr>
+            <w:r>
+              <w:t xml:space="preserve">平台适配表已覆盖 DeepSeek、Kimi、豆包、元宝、通义千问。</w:t>
+            </w:r>
+          </w:p>
+        </w:tc>
+      </w:tr>
+      <w:tr>
+        <w:tc>
+          <w:tcPr>
+            <w:tcW w:w="1700" w:type="dxa"/>
+            <w:tcMar>
+              <w:top w:w="100" w:type="dxa"/>
+              <w:left w:w="120" w:type="dxa"/>
+              <w:bottom w:w="100" w:type="dxa"/>
+              <w:right w:w="120" w:type="dxa"/>
+            </w:tcMar>
+            <w:vAlign w:val="center"/>
+          </w:tcPr>
+          <w:p>
+            <w:pPr>
+              <w:pStyle w:val="TableCell"/>
+              <w:spacing w:after="0" w:line="300" w:lineRule="auto"/>
+            </w:pPr>
+            <w:r>
+              <w:t xml:space="preserve">HTML 长报告可读性</w:t>
+            </w:r>
+          </w:p>
+        </w:tc>
+        <w:tc>
+          <w:tcPr>
+            <w:tcW w:w="2900" w:type="dxa"/>
+            <w:tcMar>
+              <w:top w:w="100" w:type="dxa"/>
+              <w:left w:w="120" w:type="dxa"/>
+              <w:bottom w:w="100" w:type="dxa"/>
+              <w:right w:w="120" w:type="dxa"/>
+            </w:tcMar>
+            <w:vAlign w:val="center"/>
+          </w:tcPr>
+          <w:p>
+            <w:pPr>
+              <w:pStyle w:val="TableCell"/>
+              <w:spacing w:after="0" w:line="300" w:lineRule="auto"/>
+            </w:pPr>
+            <w:r>
+              <w:t xml:space="preserve">长报告需要固定跟随菜单、锚点和打印隐藏规则</w:t>
+            </w:r>
+          </w:p>
+        </w:tc>
+        <w:tc>
+          <w:tcPr>
+            <w:tcW w:w="1400" w:type="dxa"/>
+            <w:tcMar>
+              <w:top w:w="100" w:type="dxa"/>
+              <w:left w:w="120" w:type="dxa"/>
+              <w:bottom w:w="100" w:type="dxa"/>
+              <w:right w:w="120" w:type="dxa"/>
+            </w:tcMar>
+            <w:vAlign w:val="center"/>
+          </w:tcPr>
+          <w:p>
+            <w:pPr>
+              <w:pStyle w:val="TableCell"/>
+              <w:spacing w:after="0" w:line="300" w:lineRule="auto"/>
+              <w:jc w:val="center"/>
+            </w:pPr>
+            <w:r>
+              <w:t xml:space="preserve">通过</w:t>
+            </w:r>
+          </w:p>
+        </w:tc>
+        <w:tc>
+          <w:tcPr>
+            <w:tcW w:w="3000" w:type="dxa"/>
+            <w:tcMar>
+              <w:top w:w="100" w:type="dxa"/>
+              <w:left w:w="120" w:type="dxa"/>
+              <w:bottom w:w="100" w:type="dxa"/>
+              <w:right w:w="120" w:type="dxa"/>
+            </w:tcMar>
+            <w:vAlign w:val="center"/>
+          </w:tcPr>
+          <w:p>
+            <w:pPr>
+              <w:pStyle w:val="TableCell"/>
+              <w:spacing w:after="0" w:line="300" w:lineRule="auto"/>
+            </w:pPr>
+            <w:r>
+              <w:t xml:space="preserve">HTML 渲染器已加入 sticky 菜单和 scroll-margin-top。</w:t>
             </w:r>
           </w:p>
         </w:tc>
@@ -6787,12 +12816,12 @@
         <w:tblLayout w:type="fixed"/>
         <w:tblInd w:w="0" w:type="dxa"/>
         <w:tblBorders>
-          <w:top w:val="single" w:sz="4" w:color="D9E1E8"/>
-          <w:left w:val="single" w:sz="4" w:color="D9E1E8"/>
-          <w:bottom w:val="single" w:sz="4" w:color="D9E1E8"/>
-          <w:right w:val="single" w:sz="4" w:color="D9E1E8"/>
-          <w:insideH w:val="single" w:sz="4" w:color="D9E1E8"/>
-          <w:insideV w:val="single" w:sz="4" w:color="D9E1E8"/>
+          <w:top w:val="single" w:sz="4" w:color="E8E5DA"/>
+          <w:left w:val="single" w:sz="4" w:color="E8E5DA"/>
+          <w:bottom w:val="single" w:sz="4" w:color="E8E5DA"/>
+          <w:right w:val="single" w:sz="4" w:color="E8E5DA"/>
+          <w:insideH w:val="single" w:sz="4" w:color="E8E5DA"/>
+          <w:insideV w:val="single" w:sz="4" w:color="E8E5DA"/>
         </w:tblBorders>
       </w:tblPr>
       <w:tblGrid>
@@ -6815,7 +12844,7 @@
               <w:right w:w="120" w:type="dxa"/>
             </w:tcMar>
             <w:vAlign w:val="center"/>
-            <w:shd w:fill="EEF4F6"/>
+            <w:shd w:fill="FAF9F5"/>
           </w:tcPr>
           <w:p>
             <w:pPr>
@@ -6841,7 +12870,7 @@
               <w:right w:w="120" w:type="dxa"/>
             </w:tcMar>
             <w:vAlign w:val="center"/>
-            <w:shd w:fill="EEF4F6"/>
+            <w:shd w:fill="FAF9F5"/>
           </w:tcPr>
           <w:p>
             <w:pPr>
@@ -6867,7 +12896,7 @@
               <w:right w:w="120" w:type="dxa"/>
             </w:tcMar>
             <w:vAlign w:val="center"/>
-            <w:shd w:fill="EEF4F6"/>
+            <w:shd w:fill="FAF9F5"/>
           </w:tcPr>
           <w:p>
             <w:pPr>
@@ -6893,7 +12922,7 @@
               <w:right w:w="120" w:type="dxa"/>
             </w:tcMar>
             <w:vAlign w:val="center"/>
-            <w:shd w:fill="EEF4F6"/>
+            <w:shd w:fill="FAF9F5"/>
           </w:tcPr>
           <w:p>
             <w:pPr>
@@ -7288,12 +13317,12 @@
         <w:tblLayout w:type="fixed"/>
         <w:tblInd w:w="0" w:type="dxa"/>
         <w:tblBorders>
-          <w:top w:val="single" w:sz="4" w:color="D9E1E8"/>
-          <w:left w:val="single" w:sz="4" w:color="D9E1E8"/>
-          <w:bottom w:val="single" w:sz="4" w:color="D9E1E8"/>
-          <w:right w:val="single" w:sz="4" w:color="D9E1E8"/>
-          <w:insideH w:val="single" w:sz="4" w:color="D9E1E8"/>
-          <w:insideV w:val="single" w:sz="4" w:color="D9E1E8"/>
+          <w:top w:val="single" w:sz="4" w:color="E8E5DA"/>
+          <w:left w:val="single" w:sz="4" w:color="E8E5DA"/>
+          <w:bottom w:val="single" w:sz="4" w:color="E8E5DA"/>
+          <w:right w:val="single" w:sz="4" w:color="E8E5DA"/>
+          <w:insideH w:val="single" w:sz="4" w:color="E8E5DA"/>
+          <w:insideV w:val="single" w:sz="4" w:color="E8E5DA"/>
         </w:tblBorders>
       </w:tblPr>
       <w:tblGrid>
@@ -7316,7 +13345,7 @@
               <w:right w:w="120" w:type="dxa"/>
             </w:tcMar>
             <w:vAlign w:val="center"/>
-            <w:shd w:fill="EEF4F6"/>
+            <w:shd w:fill="FAF9F5"/>
           </w:tcPr>
           <w:p>
             <w:pPr>
@@ -7342,7 +13371,7 @@
               <w:right w:w="120" w:type="dxa"/>
             </w:tcMar>
             <w:vAlign w:val="center"/>
-            <w:shd w:fill="EEF4F6"/>
+            <w:shd w:fill="FAF9F5"/>
           </w:tcPr>
           <w:p>
             <w:pPr>
@@ -7368,7 +13397,7 @@
               <w:right w:w="120" w:type="dxa"/>
             </w:tcMar>
             <w:vAlign w:val="center"/>
-            <w:shd w:fill="EEF4F6"/>
+            <w:shd w:fill="FAF9F5"/>
           </w:tcPr>
           <w:p>
             <w:pPr>
@@ -7394,7 +13423,7 @@
               <w:right w:w="120" w:type="dxa"/>
             </w:tcMar>
             <w:vAlign w:val="center"/>
-            <w:shd w:fill="EEF4F6"/>
+            <w:shd w:fill="FAF9F5"/>
           </w:tcPr>
           <w:p>
             <w:pPr>
@@ -7755,6 +13784,180 @@
             </w:pPr>
             <w:r>
               <w:t xml:space="preserve">FAQ：线索进入 CRM 后如何自动分配和跟进？</w:t>
+            </w:r>
+          </w:p>
+        </w:tc>
+      </w:tr>
+      <w:tr>
+        <w:tc>
+          <w:tcPr>
+            <w:tcW w:w="900" w:type="dxa"/>
+            <w:tcMar>
+              <w:top w:w="100" w:type="dxa"/>
+              <w:left w:w="120" w:type="dxa"/>
+              <w:bottom w:w="100" w:type="dxa"/>
+              <w:right w:w="120" w:type="dxa"/>
+            </w:tcMar>
+            <w:vAlign w:val="center"/>
+          </w:tcPr>
+          <w:p>
+            <w:pPr>
+              <w:pStyle w:val="TableCell"/>
+              <w:spacing w:after="0" w:line="300" w:lineRule="auto"/>
+              <w:jc w:val="center"/>
+            </w:pPr>
+            <w:r>
+              <w:t xml:space="preserve">H09</w:t>
+            </w:r>
+          </w:p>
+        </w:tc>
+        <w:tc>
+          <w:tcPr>
+            <w:tcW w:w="1900" w:type="dxa"/>
+            <w:tcMar>
+              <w:top w:w="100" w:type="dxa"/>
+              <w:left w:w="120" w:type="dxa"/>
+              <w:bottom w:w="100" w:type="dxa"/>
+              <w:right w:w="120" w:type="dxa"/>
+            </w:tcMar>
+            <w:vAlign w:val="center"/>
+          </w:tcPr>
+          <w:p>
+            <w:pPr>
+              <w:pStyle w:val="TableCell"/>
+              <w:spacing w:after="0" w:line="300" w:lineRule="auto"/>
+            </w:pPr>
+            <w:r>
+              <w:t xml:space="preserve">CRM 数据治理检查页</w:t>
+            </w:r>
+          </w:p>
+        </w:tc>
+        <w:tc>
+          <w:tcPr>
+            <w:tcW w:w="3900" w:type="dxa"/>
+            <w:tcMar>
+              <w:top w:w="100" w:type="dxa"/>
+              <w:left w:w="120" w:type="dxa"/>
+              <w:bottom w:w="100" w:type="dxa"/>
+              <w:right w:w="120" w:type="dxa"/>
+            </w:tcMar>
+            <w:vAlign w:val="center"/>
+          </w:tcPr>
+          <w:p>
+            <w:pPr>
+              <w:pStyle w:val="TableCell"/>
+              <w:spacing w:after="0" w:line="300" w:lineRule="auto"/>
+            </w:pPr>
+            <w:r>
+              <w:t xml:space="preserve">按权限、字段、同步、报表边界、责任人和变更流程组织。</w:t>
+            </w:r>
+          </w:p>
+        </w:tc>
+        <w:tc>
+          <w:tcPr>
+            <w:tcW w:w="2300" w:type="dxa"/>
+            <w:tcMar>
+              <w:top w:w="100" w:type="dxa"/>
+              <w:left w:w="120" w:type="dxa"/>
+              <w:bottom w:w="100" w:type="dxa"/>
+              <w:right w:w="120" w:type="dxa"/>
+            </w:tcMar>
+            <w:vAlign w:val="center"/>
+          </w:tcPr>
+          <w:p>
+            <w:pPr>
+              <w:pStyle w:val="TableCell"/>
+              <w:spacing w:after="0" w:line="300" w:lineRule="auto"/>
+            </w:pPr>
+            <w:r>
+              <w:t xml:space="preserve">FAQ：CRM 数据治理开始前要先统一哪些规则？</w:t>
+            </w:r>
+          </w:p>
+        </w:tc>
+      </w:tr>
+      <w:tr>
+        <w:tc>
+          <w:tcPr>
+            <w:tcW w:w="900" w:type="dxa"/>
+            <w:tcMar>
+              <w:top w:w="100" w:type="dxa"/>
+              <w:left w:w="120" w:type="dxa"/>
+              <w:bottom w:w="100" w:type="dxa"/>
+              <w:right w:w="120" w:type="dxa"/>
+            </w:tcMar>
+            <w:vAlign w:val="center"/>
+          </w:tcPr>
+          <w:p>
+            <w:pPr>
+              <w:pStyle w:val="TableCell"/>
+              <w:spacing w:after="0" w:line="300" w:lineRule="auto"/>
+              <w:jc w:val="center"/>
+            </w:pPr>
+            <w:r>
+              <w:t xml:space="preserve">H10</w:t>
+            </w:r>
+          </w:p>
+        </w:tc>
+        <w:tc>
+          <w:tcPr>
+            <w:tcW w:w="1900" w:type="dxa"/>
+            <w:tcMar>
+              <w:top w:w="100" w:type="dxa"/>
+              <w:left w:w="120" w:type="dxa"/>
+              <w:bottom w:w="100" w:type="dxa"/>
+              <w:right w:w="120" w:type="dxa"/>
+            </w:tcMar>
+            <w:vAlign w:val="center"/>
+          </w:tcPr>
+          <w:p>
+            <w:pPr>
+              <w:pStyle w:val="TableCell"/>
+              <w:spacing w:after="0" w:line="300" w:lineRule="auto"/>
+            </w:pPr>
+            <w:r>
+              <w:t xml:space="preserve">HubSpot 中文资料导航页</w:t>
+            </w:r>
+          </w:p>
+        </w:tc>
+        <w:tc>
+          <w:tcPr>
+            <w:tcW w:w="3900" w:type="dxa"/>
+            <w:tcMar>
+              <w:top w:w="100" w:type="dxa"/>
+              <w:left w:w="120" w:type="dxa"/>
+              <w:bottom w:w="100" w:type="dxa"/>
+              <w:right w:w="120" w:type="dxa"/>
+            </w:tcMar>
+            <w:vAlign w:val="center"/>
+          </w:tcPr>
+          <w:p>
+            <w:pPr>
+              <w:pStyle w:val="TableCell"/>
+              <w:spacing w:after="0" w:line="300" w:lineRule="auto"/>
+            </w:pPr>
+            <w:r>
+              <w:t xml:space="preserve">列出知识库入口、权限指南、产品模块和实施准备清单。</w:t>
+            </w:r>
+          </w:p>
+        </w:tc>
+        <w:tc>
+          <w:tcPr>
+            <w:tcW w:w="2300" w:type="dxa"/>
+            <w:tcMar>
+              <w:top w:w="100" w:type="dxa"/>
+              <w:left w:w="120" w:type="dxa"/>
+              <w:bottom w:w="100" w:type="dxa"/>
+              <w:right w:w="120" w:type="dxa"/>
+            </w:tcMar>
+            <w:vAlign w:val="center"/>
+          </w:tcPr>
+          <w:p>
+            <w:pPr>
+              <w:pStyle w:val="TableCell"/>
+              <w:spacing w:after="0" w:line="300" w:lineRule="auto"/>
+            </w:pPr>
+            <w:r>
+              <w:t xml:space="preserve">FAQ：HubSpot 中文资料能解决哪些实施问题？</w:t>
             </w:r>
           </w:p>
         </w:tc>
@@ -7784,12 +13987,12 @@
         <w:tblLayout w:type="fixed"/>
         <w:tblInd w:w="0" w:type="dxa"/>
         <w:tblBorders>
-          <w:top w:val="single" w:sz="4" w:color="D9E1E8"/>
-          <w:left w:val="single" w:sz="4" w:color="D9E1E8"/>
-          <w:bottom w:val="single" w:sz="4" w:color="D9E1E8"/>
-          <w:right w:val="single" w:sz="4" w:color="D9E1E8"/>
-          <w:insideH w:val="single" w:sz="4" w:color="D9E1E8"/>
-          <w:insideV w:val="single" w:sz="4" w:color="D9E1E8"/>
+          <w:top w:val="single" w:sz="4" w:color="E8E5DA"/>
+          <w:left w:val="single" w:sz="4" w:color="E8E5DA"/>
+          <w:bottom w:val="single" w:sz="4" w:color="E8E5DA"/>
+          <w:right w:val="single" w:sz="4" w:color="E8E5DA"/>
+          <w:insideH w:val="single" w:sz="4" w:color="E8E5DA"/>
+          <w:insideV w:val="single" w:sz="4" w:color="E8E5DA"/>
         </w:tblBorders>
       </w:tblPr>
       <w:tblGrid>
@@ -7811,7 +14014,7 @@
               <w:right w:w="120" w:type="dxa"/>
             </w:tcMar>
             <w:vAlign w:val="center"/>
-            <w:shd w:fill="EEF4F6"/>
+            <w:shd w:fill="FAF9F5"/>
           </w:tcPr>
           <w:p>
             <w:pPr>
@@ -7837,7 +14040,7 @@
               <w:right w:w="120" w:type="dxa"/>
             </w:tcMar>
             <w:vAlign w:val="center"/>
-            <w:shd w:fill="EEF4F6"/>
+            <w:shd w:fill="FAF9F5"/>
           </w:tcPr>
           <w:p>
             <w:pPr>
@@ -7863,7 +14066,7 @@
               <w:right w:w="120" w:type="dxa"/>
             </w:tcMar>
             <w:vAlign w:val="center"/>
-            <w:shd w:fill="EEF4F6"/>
+            <w:shd w:fill="FAF9F5"/>
           </w:tcPr>
           <w:p>
             <w:pPr>
@@ -8074,6 +14277,138 @@
             </w:pPr>
             <w:r>
               <w:t xml:space="preserve">已在质量报告中加入 PDF 解析器和页数检查。</w:t>
+            </w:r>
+          </w:p>
+        </w:tc>
+      </w:tr>
+      <w:tr>
+        <w:tc>
+          <w:tcPr>
+            <w:tcW w:w="1300" w:type="dxa"/>
+            <w:tcMar>
+              <w:top w:w="100" w:type="dxa"/>
+              <w:left w:w="120" w:type="dxa"/>
+              <w:bottom w:w="100" w:type="dxa"/>
+              <w:right w:w="120" w:type="dxa"/>
+            </w:tcMar>
+            <w:vAlign w:val="center"/>
+          </w:tcPr>
+          <w:p>
+            <w:pPr>
+              <w:pStyle w:val="TableCell"/>
+              <w:spacing w:after="0" w:line="300" w:lineRule="auto"/>
+              <w:jc w:val="center"/>
+            </w:pPr>
+            <w:r>
+              <w:t xml:space="preserve">系统深度</w:t>
+            </w:r>
+          </w:p>
+        </w:tc>
+        <w:tc>
+          <w:tcPr>
+            <w:tcW w:w="3850" w:type="dxa"/>
+            <w:tcMar>
+              <w:top w:w="100" w:type="dxa"/>
+              <w:left w:w="120" w:type="dxa"/>
+              <w:bottom w:w="100" w:type="dxa"/>
+              <w:right w:w="120" w:type="dxa"/>
+            </w:tcMar>
+            <w:vAlign w:val="center"/>
+          </w:tcPr>
+          <w:p>
+            <w:pPr>
+              <w:pStyle w:val="TableCell"/>
+              <w:spacing w:after="0" w:line="300" w:lineRule="auto"/>
+            </w:pPr>
+            <w:r>
+              <w:t xml:space="preserve">旧版报告偏候选库，缺少权威参考、维度矩阵和覆盖缺口。</w:t>
+            </w:r>
+          </w:p>
+        </w:tc>
+        <w:tc>
+          <w:tcPr>
+            <w:tcW w:w="3850" w:type="dxa"/>
+            <w:tcMar>
+              <w:top w:w="100" w:type="dxa"/>
+              <w:left w:w="120" w:type="dxa"/>
+              <w:bottom w:w="100" w:type="dxa"/>
+              <w:right w:w="120" w:type="dxa"/>
+            </w:tcMar>
+            <w:vAlign w:val="center"/>
+          </w:tcPr>
+          <w:p>
+            <w:pPr>
+              <w:pStyle w:val="TableCell"/>
+              <w:spacing w:after="0" w:line="300" w:lineRule="auto"/>
+            </w:pPr>
+            <w:r>
+              <w:t xml:space="preserve">已新增参考框架、系统分析维度、实体意图矩阵、标题模式库、覆盖缺口和发布清单。</w:t>
+            </w:r>
+          </w:p>
+        </w:tc>
+      </w:tr>
+      <w:tr>
+        <w:tc>
+          <w:tcPr>
+            <w:tcW w:w="1300" w:type="dxa"/>
+            <w:tcMar>
+              <w:top w:w="100" w:type="dxa"/>
+              <w:left w:w="120" w:type="dxa"/>
+              <w:bottom w:w="100" w:type="dxa"/>
+              <w:right w:w="120" w:type="dxa"/>
+            </w:tcMar>
+            <w:vAlign w:val="center"/>
+          </w:tcPr>
+          <w:p>
+            <w:pPr>
+              <w:pStyle w:val="TableCell"/>
+              <w:spacing w:after="0" w:line="300" w:lineRule="auto"/>
+              <w:jc w:val="center"/>
+            </w:pPr>
+            <w:r>
+              <w:t xml:space="preserve">HTML导航</w:t>
+            </w:r>
+          </w:p>
+        </w:tc>
+        <w:tc>
+          <w:tcPr>
+            <w:tcW w:w="3850" w:type="dxa"/>
+            <w:tcMar>
+              <w:top w:w="100" w:type="dxa"/>
+              <w:left w:w="120" w:type="dxa"/>
+              <w:bottom w:w="100" w:type="dxa"/>
+              <w:right w:w="120" w:type="dxa"/>
+            </w:tcMar>
+            <w:vAlign w:val="center"/>
+          </w:tcPr>
+          <w:p>
+            <w:pPr>
+              <w:pStyle w:val="TableCell"/>
+              <w:spacing w:after="0" w:line="300" w:lineRule="auto"/>
+            </w:pPr>
+            <w:r>
+              <w:t xml:space="preserve">长报告滚动时需要快速定位章节。</w:t>
+            </w:r>
+          </w:p>
+        </w:tc>
+        <w:tc>
+          <w:tcPr>
+            <w:tcW w:w="3850" w:type="dxa"/>
+            <w:tcMar>
+              <w:top w:w="100" w:type="dxa"/>
+              <w:left w:w="120" w:type="dxa"/>
+              <w:bottom w:w="100" w:type="dxa"/>
+              <w:right w:w="120" w:type="dxa"/>
+            </w:tcMar>
+            <w:vAlign w:val="center"/>
+          </w:tcPr>
+          <w:p>
+            <w:pPr>
+              <w:pStyle w:val="TableCell"/>
+              <w:spacing w:after="0" w:line="300" w:lineRule="auto"/>
+            </w:pPr>
+            <w:r>
+              <w:t xml:space="preserve">已增加固定跟随菜单栏，支持跳转到主要报告模块。</w:t>
             </w:r>
           </w:p>
         </w:tc>
@@ -8188,20 +14523,20 @@
     <w:rPr>
       <w:b/>
       <w:sz w:val="34"/>
-      <w:color w:val="17202A"/>
+      <w:color w:val="141413"/>
     </w:rPr>
   </w:style>
   <w:style w:type="paragraph" w:styleId="Subtitle">
     <w:name w:val="Subtitle"/>
     <w:rPr>
-      <w:color w:val="5C6B78"/>
+      <w:color w:val="5E5D59"/>
       <w:sz w:val="22"/>
     </w:rPr>
   </w:style>
   <w:style w:type="paragraph" w:styleId="Meta">
     <w:name w:val="Meta"/>
     <w:rPr>
-      <w:color w:val="5C6B78"/>
+      <w:color w:val="87867F"/>
       <w:sz w:val="18"/>
     </w:rPr>
   </w:style>
@@ -8212,7 +14547,7 @@
     </w:pPr>
     <w:rPr>
       <w:b/>
-      <w:color w:val="0F5D6D"/>
+      <w:color w:val="1B365D"/>
       <w:sz w:val="26"/>
     </w:rPr>
   </w:style>
